--- a/Giao thức truyền của Lidar.docx
+++ b/Giao thức truyền của Lidar.docx
@@ -1,6 +1,6 @@
 
 <file path=word/document.xml><?xml version="1.0" encoding="utf-8"?>
-<w:document xmlns:wpc="http://schemas.microsoft.com/office/word/2010/wordprocessingCanvas" xmlns:cx="http://schemas.microsoft.com/office/drawing/2014/chartex" xmlns:cx1="http://schemas.microsoft.com/office/drawing/2015/9/8/chartex" xmlns:cx2="http://schemas.microsoft.com/office/drawing/2015/10/21/chartex" xmlns:cx3="http://schemas.microsoft.com/office/drawing/2016/5/9/chartex" xmlns:cx4="http://schemas.microsoft.com/office/drawing/2016/5/10/chartex" xmlns:cx5="http://schemas.microsoft.com/office/drawing/2016/5/11/chartex" xmlns:cx6="http://schemas.microsoft.com/office/drawing/2016/5/12/chartex" xmlns:cx7="http://schemas.microsoft.com/office/drawing/2016/5/13/chartex" xmlns:cx8="http://schemas.microsoft.com/office/drawing/2016/5/14/chartex" xmlns:mc="http://schemas.openxmlformats.org/markup-compatibility/2006" xmlns:aink="http://schemas.microsoft.com/office/drawing/2016/ink" xmlns:am3d="http://schemas.microsoft.com/office/drawing/2017/model3d" xmlns:o="urn:schemas-microsoft-com:office:office" xmlns:oel="http://schemas.microsoft.com/office/2019/extlst" xmlns:r="http://schemas.openxmlformats.org/officeDocument/2006/relationships" xmlns:m="http://schemas.openxmlformats.org/officeDocument/2006/math" xmlns:v="urn:schemas-microsoft-com:vml" xmlns:wp14="http://schemas.microsoft.com/office/word/2010/wordprocessingDrawing" xmlns:wp="http://schemas.openxmlformats.org/drawingml/2006/wordprocessingDrawing" xmlns:w10="urn:schemas-microsoft-com:office:word" xmlns:w="http://schemas.openxmlformats.org/wordprocessingml/2006/main" xmlns:w14="http://schemas.microsoft.com/office/word/2010/wordml" xmlns:w15="http://schemas.microsoft.com/office/word/2012/wordml" xmlns:w16cex="http://schemas.microsoft.com/office/word/2018/wordml/cex" xmlns:w16cid="http://schemas.microsoft.com/office/word/2016/wordml/cid" xmlns:w16="http://schemas.microsoft.com/office/word/2018/wordml" xmlns:w16sdtdh="http://schemas.microsoft.com/office/word/2020/wordml/sdtdatahash" xmlns:w16se="http://schemas.microsoft.com/office/word/2015/wordml/symex" xmlns:wpg="http://schemas.microsoft.com/office/word/2010/wordprocessingGroup" xmlns:wpi="http://schemas.microsoft.com/office/word/2010/wordprocessingInk" xmlns:wne="http://schemas.microsoft.com/office/word/2006/wordml" xmlns:wps="http://schemas.microsoft.com/office/word/2010/wordprocessingShape" mc:Ignorable="w14 w15 w16se w16cid w16 w16cex w16sdtdh wp14">
+<w:document xmlns:wpc="http://schemas.microsoft.com/office/word/2010/wordprocessingCanvas" xmlns:mc="http://schemas.openxmlformats.org/markup-compatibility/2006" xmlns:o="urn:schemas-microsoft-com:office:office" xmlns:r="http://schemas.openxmlformats.org/officeDocument/2006/relationships" xmlns:m="http://schemas.openxmlformats.org/officeDocument/2006/math" xmlns:v="urn:schemas-microsoft-com:vml" xmlns:wp14="http://schemas.microsoft.com/office/word/2010/wordprocessingDrawing" xmlns:wp="http://schemas.openxmlformats.org/drawingml/2006/wordprocessingDrawing" xmlns:w10="urn:schemas-microsoft-com:office:word" xmlns:w="http://schemas.openxmlformats.org/wordprocessingml/2006/main" xmlns:w14="http://schemas.microsoft.com/office/word/2010/wordml" xmlns:w15="http://schemas.microsoft.com/office/word/2012/wordml" xmlns:wpg="http://schemas.microsoft.com/office/word/2010/wordprocessingGroup" xmlns:wpi="http://schemas.microsoft.com/office/word/2010/wordprocessingInk" xmlns:wne="http://schemas.microsoft.com/office/word/2006/wordml" xmlns:wps="http://schemas.microsoft.com/office/word/2010/wordprocessingShape" mc:Ignorable="w14 w15 wp14">
   <w:body>
     <w:p>
       <w:pPr>
@@ -13,6 +13,8 @@
           <w:rFonts w:ascii="Times New Roman" w:hAnsi="Times New Roman" w:cs="Times New Roman"/>
           <w:b/>
           <w:bCs/>
+          <w:sz w:val="26"/>
+          <w:szCs w:val="26"/>
         </w:rPr>
       </w:pPr>
       <w:r>
@@ -20,6 +22,8 @@
           <w:rFonts w:ascii="Times New Roman" w:hAnsi="Times New Roman" w:cs="Times New Roman"/>
           <w:b/>
           <w:bCs/>
+          <w:sz w:val="26"/>
+          <w:szCs w:val="26"/>
         </w:rPr>
         <w:t>Giao thức truyền của Lidar</w:t>
       </w:r>
@@ -30,19 +34,17 @@
         <w:jc w:val="both"/>
         <w:rPr>
           <w:rFonts w:ascii="Times New Roman" w:hAnsi="Times New Roman" w:cs="Times New Roman"/>
+          <w:sz w:val="26"/>
+          <w:szCs w:val="26"/>
         </w:rPr>
       </w:pPr>
       <w:r>
         <w:rPr>
           <w:rFonts w:ascii="Times New Roman" w:hAnsi="Times New Roman" w:cs="Times New Roman"/>
-        </w:rPr>
-        <w:t xml:space="preserve">Một vòng tròn mà Lidar quét được là 360 độ sẽ được chia thành 16 phần, bao gồm các phần (độ): 0, </w:t>
-      </w:r>
-      <w:r>
-        <w:rPr>
-          <w:rFonts w:ascii="Times New Roman" w:hAnsi="Times New Roman" w:cs="Times New Roman"/>
-        </w:rPr>
-        <w:t>22.5, 45.0, 67.5, 90.0, 112.5, 135.0, 157.5, 180.0, 202.5, 225.0, 247.5, 270.0, 292.5, 315.0, 337.5, 360.0</w:t>
+          <w:sz w:val="26"/>
+          <w:szCs w:val="26"/>
+        </w:rPr>
+        <w:t>Một vòng tròn mà Lidar quét được là 360 độ sẽ được chia thành 16 phần, bao gồm các phần (độ): 0, 22.5, 45.0, 67.5, 90.0, 112.5, 135.0, 157.5, 180.0, 202.5, 225.0, 247.5, 270.0, 292.5, 315.0, 337.5, 360.0</w:t>
       </w:r>
     </w:p>
     <w:p>
@@ -51,23 +53,31 @@
         <w:jc w:val="both"/>
         <w:rPr>
           <w:rFonts w:ascii="Times New Roman" w:hAnsi="Times New Roman" w:cs="Times New Roman"/>
+          <w:sz w:val="26"/>
+          <w:szCs w:val="26"/>
         </w:rPr>
       </w:pPr>
       <w:r>
         <w:rPr>
           <w:rFonts w:ascii="Times New Roman" w:hAnsi="Times New Roman" w:cs="Times New Roman"/>
+          <w:sz w:val="26"/>
+          <w:szCs w:val="26"/>
         </w:rPr>
         <w:t>Mỗi phần như vậy sẽ tương ứng với một khung truyền, để có thể đọc được một bản dữ liệu hoàn chỉnh, ta cần xử lí 16 khung truyền, ti</w:t>
       </w:r>
       <w:r>
         <w:rPr>
           <w:rFonts w:ascii="Times New Roman" w:hAnsi="Times New Roman" w:cs="Times New Roman"/>
+          <w:sz w:val="26"/>
+          <w:szCs w:val="26"/>
         </w:rPr>
         <w:t>ế</w:t>
       </w:r>
       <w:r>
         <w:rPr>
           <w:rFonts w:ascii="Times New Roman" w:hAnsi="Times New Roman" w:cs="Times New Roman"/>
+          <w:sz w:val="26"/>
+          <w:szCs w:val="26"/>
         </w:rPr>
         <w:t>n hành ghép chúng lại và tạo ra khung dữ hoàn chỉnh tương ứng với 360 độ.</w:t>
       </w:r>
@@ -78,29 +88,39 @@
         <w:jc w:val="both"/>
         <w:rPr>
           <w:rFonts w:ascii="Times New Roman" w:hAnsi="Times New Roman" w:cs="Times New Roman"/>
+          <w:sz w:val="26"/>
+          <w:szCs w:val="26"/>
         </w:rPr>
       </w:pPr>
       <w:r>
         <w:rPr>
           <w:rFonts w:ascii="Times New Roman" w:hAnsi="Times New Roman" w:cs="Times New Roman"/>
+          <w:sz w:val="26"/>
+          <w:szCs w:val="26"/>
         </w:rPr>
         <w:t>Tổng số điểm mà Lidar trả về sẽ là 16*(tổng số điểm ứng với mỗi phần)</w:t>
       </w:r>
       <w:r>
         <w:rPr>
           <w:rFonts w:ascii="Times New Roman" w:hAnsi="Times New Roman" w:cs="Times New Roman"/>
+          <w:sz w:val="26"/>
+          <w:szCs w:val="26"/>
         </w:rPr>
         <w:t>, t</w:t>
       </w:r>
       <w:r>
         <w:rPr>
           <w:rFonts w:ascii="Times New Roman" w:hAnsi="Times New Roman" w:cs="Times New Roman"/>
+          <w:sz w:val="26"/>
+          <w:szCs w:val="26"/>
         </w:rPr>
         <w:t>rong đó mỗi điểm sẽ tương ứng với khoảng cách từ Lidar tới vật thể</w:t>
       </w:r>
       <w:r>
         <w:rPr>
           <w:rFonts w:ascii="Times New Roman" w:hAnsi="Times New Roman" w:cs="Times New Roman"/>
+          <w:sz w:val="26"/>
+          <w:szCs w:val="26"/>
         </w:rPr>
         <w:t>.</w:t>
       </w:r>
@@ -116,6 +136,8 @@
           <w:rFonts w:ascii="Times New Roman" w:hAnsi="Times New Roman" w:cs="Times New Roman"/>
           <w:b/>
           <w:bCs/>
+          <w:sz w:val="26"/>
+          <w:szCs w:val="26"/>
         </w:rPr>
       </w:pPr>
       <w:r>
@@ -123,6 +145,8 @@
           <w:rFonts w:ascii="Times New Roman" w:hAnsi="Times New Roman" w:cs="Times New Roman"/>
           <w:b/>
           <w:bCs/>
+          <w:sz w:val="26"/>
+          <w:szCs w:val="26"/>
         </w:rPr>
         <w:t>Cấu trúc khung truyền</w:t>
       </w:r>
@@ -134,6 +158,8 @@
           <w:rFonts w:ascii="Times New Roman" w:hAnsi="Times New Roman" w:cs="Times New Roman"/>
           <w:b/>
           <w:bCs/>
+          <w:sz w:val="26"/>
+          <w:szCs w:val="26"/>
         </w:rPr>
       </w:pPr>
       <w:r>
@@ -141,6 +167,9 @@
           <w:rFonts w:ascii="Times New Roman" w:hAnsi="Times New Roman" w:cs="Times New Roman"/>
           <w:b/>
           <w:bCs/>
+          <w:noProof/>
+          <w:sz w:val="26"/>
+          <w:szCs w:val="26"/>
         </w:rPr>
         <w:drawing>
           <wp:inline distT="0" distB="0" distL="0" distR="0" wp14:anchorId="4AE87D57" wp14:editId="4AB37F89">
@@ -183,6 +212,8 @@
       <w:pPr>
         <w:rPr>
           <w:rFonts w:ascii="Times New Roman" w:hAnsi="Times New Roman" w:cs="Times New Roman"/>
+          <w:sz w:val="26"/>
+          <w:szCs w:val="26"/>
         </w:rPr>
       </w:pPr>
     </w:p>
@@ -193,6 +224,8 @@
           <w:rFonts w:ascii="Times New Roman" w:hAnsi="Times New Roman" w:cs="Times New Roman"/>
           <w:i/>
           <w:iCs/>
+          <w:sz w:val="26"/>
+          <w:szCs w:val="26"/>
         </w:rPr>
       </w:pPr>
       <w:r>
@@ -200,6 +233,8 @@
           <w:rFonts w:ascii="Times New Roman" w:hAnsi="Times New Roman" w:cs="Times New Roman"/>
           <w:i/>
           <w:iCs/>
+          <w:sz w:val="26"/>
+          <w:szCs w:val="26"/>
         </w:rPr>
         <w:t>Hình ảnh cấu trúc khung truyền</w:t>
       </w:r>
@@ -209,29 +244,39 @@
         <w:ind w:firstLine="567"/>
         <w:rPr>
           <w:rFonts w:ascii="Times New Roman" w:hAnsi="Times New Roman" w:cs="Times New Roman"/>
+          <w:sz w:val="26"/>
+          <w:szCs w:val="26"/>
         </w:rPr>
       </w:pPr>
       <w:r>
         <w:rPr>
           <w:rFonts w:ascii="Times New Roman" w:hAnsi="Times New Roman" w:cs="Times New Roman"/>
+          <w:sz w:val="26"/>
+          <w:szCs w:val="26"/>
         </w:rPr>
         <w:t>Một</w:t>
       </w:r>
       <w:r>
         <w:rPr>
           <w:rFonts w:ascii="Times New Roman" w:hAnsi="Times New Roman" w:cs="Times New Roman"/>
+          <w:sz w:val="26"/>
+          <w:szCs w:val="26"/>
         </w:rPr>
         <w:t xml:space="preserve"> khung truyền ứng với </w:t>
       </w:r>
       <w:r>
         <w:rPr>
           <w:rFonts w:ascii="Times New Roman" w:hAnsi="Times New Roman" w:cs="Times New Roman"/>
+          <w:sz w:val="26"/>
+          <w:szCs w:val="26"/>
         </w:rPr>
         <w:t>1</w:t>
       </w:r>
       <w:r>
         <w:rPr>
           <w:rFonts w:ascii="Times New Roman" w:hAnsi="Times New Roman" w:cs="Times New Roman"/>
+          <w:sz w:val="26"/>
+          <w:szCs w:val="26"/>
         </w:rPr>
         <w:t xml:space="preserve"> phần trong 16 phần được chia thành 8 phần nhỏ hơn bao gồm trình tự như trên. </w:t>
       </w:r>
@@ -241,6 +286,8 @@
         <w:ind w:firstLine="567"/>
         <w:rPr>
           <w:rFonts w:ascii="Times New Roman" w:hAnsi="Times New Roman" w:cs="Times New Roman"/>
+          <w:sz w:val="26"/>
+          <w:szCs w:val="26"/>
         </w:rPr>
       </w:pPr>
     </w:p>
@@ -251,6 +298,8 @@
           <w:rFonts w:ascii="Times New Roman" w:hAnsi="Times New Roman" w:cs="Times New Roman"/>
           <w:b/>
           <w:bCs/>
+          <w:sz w:val="26"/>
+          <w:szCs w:val="26"/>
         </w:rPr>
       </w:pPr>
       <w:r>
@@ -258,6 +307,8 @@
           <w:rFonts w:ascii="Times New Roman" w:hAnsi="Times New Roman" w:cs="Times New Roman"/>
           <w:b/>
           <w:bCs/>
+          <w:sz w:val="26"/>
+          <w:szCs w:val="26"/>
         </w:rPr>
         <w:t>Ví dụ một khung truyền mẫu được lấy ra bằng cách đọc cảm biến</w:t>
       </w:r>
@@ -267,18 +318,25 @@
         <w:ind w:firstLine="567"/>
         <w:rPr>
           <w:rFonts w:ascii="Times New Roman" w:hAnsi="Times New Roman" w:cs="Times New Roman"/>
-        </w:rPr>
-      </w:pPr>
-    </w:p>
-    <w:p>
-      <w:pPr>
-        <w:rPr>
-          <w:rFonts w:ascii="Times New Roman" w:hAnsi="Times New Roman" w:cs="Times New Roman"/>
+          <w:sz w:val="26"/>
+          <w:szCs w:val="26"/>
+        </w:rPr>
+      </w:pPr>
+    </w:p>
+    <w:p>
+      <w:pPr>
+        <w:rPr>
+          <w:rFonts w:ascii="Times New Roman" w:hAnsi="Times New Roman" w:cs="Times New Roman"/>
+          <w:sz w:val="26"/>
+          <w:szCs w:val="26"/>
         </w:rPr>
       </w:pPr>
       <w:r>
         <w:rPr>
           <w:rFonts w:ascii="Times New Roman" w:hAnsi="Times New Roman" w:cs="Times New Roman"/>
+          <w:noProof/>
+          <w:sz w:val="26"/>
+          <w:szCs w:val="26"/>
         </w:rPr>
         <w:drawing>
           <wp:inline distT="0" distB="0" distL="0" distR="0" wp14:anchorId="406D3BF7" wp14:editId="5F149F0C">
@@ -324,6 +382,8 @@
           <w:rFonts w:ascii="Times New Roman" w:hAnsi="Times New Roman" w:cs="Times New Roman"/>
           <w:i/>
           <w:iCs/>
+          <w:sz w:val="26"/>
+          <w:szCs w:val="26"/>
         </w:rPr>
       </w:pPr>
       <w:r>
@@ -331,6 +391,8 @@
           <w:rFonts w:ascii="Times New Roman" w:hAnsi="Times New Roman" w:cs="Times New Roman"/>
           <w:i/>
           <w:iCs/>
+          <w:sz w:val="26"/>
+          <w:szCs w:val="26"/>
         </w:rPr>
         <w:t>Khung truyền mẫu trong thực tế</w:t>
       </w:r>
@@ -342,6 +404,8 @@
           <w:rFonts w:ascii="Times New Roman" w:hAnsi="Times New Roman" w:cs="Times New Roman"/>
           <w:i/>
           <w:iCs/>
+          <w:sz w:val="26"/>
+          <w:szCs w:val="26"/>
         </w:rPr>
       </w:pPr>
     </w:p>
@@ -352,6 +416,8 @@
           <w:rFonts w:ascii="Times New Roman" w:hAnsi="Times New Roman" w:cs="Times New Roman"/>
           <w:b/>
           <w:bCs/>
+          <w:sz w:val="26"/>
+          <w:szCs w:val="26"/>
         </w:rPr>
       </w:pPr>
       <w:r>
@@ -359,6 +425,8 @@
           <w:rFonts w:ascii="Times New Roman" w:hAnsi="Times New Roman" w:cs="Times New Roman"/>
           <w:b/>
           <w:bCs/>
+          <w:sz w:val="26"/>
+          <w:szCs w:val="26"/>
           <w:u w:val="single"/>
         </w:rPr>
         <w:t>Chú ý:</w:t>
@@ -368,32 +436,73 @@
           <w:rFonts w:ascii="Times New Roman" w:hAnsi="Times New Roman" w:cs="Times New Roman"/>
           <w:b/>
           <w:bCs/>
-        </w:rPr>
-        <w:t xml:space="preserve"> Đây là một khung truyền thông báo lỗi, nó không cho biết vị trí và khoảng cách các điểm. Khung truyền thực tế sẽ lớn hơn rất nhiều. Có khi lên đến hàng trăm bytes, em sử dụng khung truyền này để dễ hiểu ví dụ thực tế. Nếu lấy 1 khung truyền hoàn chỉnh có đầy đủ dữ liệu sẽ rất lớn. Về bản chất cấu trúc chung sẽ đều như thế này. Riêng chỗ PARAMETER sẽ thay đổi không cố định tuỳ vào số lượng các điểm mà độ dài của nó sẽ ít hay nhiều. Các phần còn lại sẽ luôn cố định như thông tin phân tích bên dưới.</w:t>
+          <w:sz w:val="26"/>
+          <w:szCs w:val="26"/>
+        </w:rPr>
+        <w:t xml:space="preserve"> Đây là một khung truyền thông báo lỗi, nó không cho biết vị trí và khoảng cách các điểm. Khung truyền thực tế sẽ lớn hơn rất nhiều. Có khi lên đến hàng trăm bytes, em sử dụng khung truyền này để dễ hiểu ví dụ thực tế. Nếu lấy 1 khung truyền hoàn chỉnh có đầy đủ dữ liệu sẽ rất lớn. Về bản chất cấu trúc </w:t>
       </w:r>
-    </w:p>
-    <w:p>
-      <w:pPr>
+      <w:proofErr w:type="gramStart"/>
+      <w:r>
         <w:rPr>
           <w:rFonts w:ascii="Times New Roman" w:hAnsi="Times New Roman" w:cs="Times New Roman"/>
           <w:b/>
           <w:bCs/>
-        </w:rPr>
-      </w:pPr>
-    </w:p>
-    <w:p>
-      <w:pPr>
+          <w:sz w:val="26"/>
+          <w:szCs w:val="26"/>
+        </w:rPr>
+        <w:t>chung</w:t>
+      </w:r>
+      <w:proofErr w:type="gramEnd"/>
+      <w:r>
         <w:rPr>
           <w:rFonts w:ascii="Times New Roman" w:hAnsi="Times New Roman" w:cs="Times New Roman"/>
           <w:b/>
           <w:bCs/>
-        </w:rPr>
-      </w:pPr>
-    </w:p>
-    <w:p>
-      <w:pPr>
-        <w:rPr>
-          <w:rFonts w:ascii="Times New Roman" w:hAnsi="Times New Roman" w:cs="Times New Roman"/>
+          <w:sz w:val="26"/>
+          <w:szCs w:val="26"/>
+        </w:rPr>
+        <w:t xml:space="preserve"> sẽ đều như thế </w:t>
+      </w:r>
+      <w:r>
+        <w:rPr>
+          <w:rFonts w:ascii="Times New Roman" w:hAnsi="Times New Roman" w:cs="Times New Roman"/>
+          <w:b/>
+          <w:bCs/>
+          <w:sz w:val="26"/>
+          <w:szCs w:val="26"/>
+        </w:rPr>
+        <w:lastRenderedPageBreak/>
+        <w:t>này. Riêng chỗ PARAMETER sẽ thay đổi không cố định tuỳ vào số lượng các điểm mà độ dài của nó sẽ ít hay nhiều. Các phần còn lại sẽ luôn cố định như thông tin phân tích bên dưới.</w:t>
+      </w:r>
+    </w:p>
+    <w:p>
+      <w:pPr>
+        <w:rPr>
+          <w:rFonts w:ascii="Times New Roman" w:hAnsi="Times New Roman" w:cs="Times New Roman"/>
+          <w:b/>
+          <w:bCs/>
+          <w:sz w:val="26"/>
+          <w:szCs w:val="26"/>
+        </w:rPr>
+      </w:pPr>
+    </w:p>
+    <w:p>
+      <w:pPr>
+        <w:rPr>
+          <w:rFonts w:ascii="Times New Roman" w:hAnsi="Times New Roman" w:cs="Times New Roman"/>
+          <w:b/>
+          <w:bCs/>
+          <w:sz w:val="26"/>
+          <w:szCs w:val="26"/>
+        </w:rPr>
+      </w:pPr>
+    </w:p>
+    <w:p>
+      <w:pPr>
+        <w:rPr>
+          <w:rFonts w:ascii="Times New Roman" w:hAnsi="Times New Roman" w:cs="Times New Roman"/>
+          <w:sz w:val="26"/>
+          <w:szCs w:val="26"/>
         </w:rPr>
       </w:pPr>
     </w:p>
@@ -418,6 +527,8 @@
                 <w:rFonts w:ascii="Times New Roman" w:hAnsi="Times New Roman" w:cs="Times New Roman"/>
                 <w:b/>
                 <w:bCs/>
+                <w:sz w:val="26"/>
+                <w:szCs w:val="26"/>
               </w:rPr>
             </w:pPr>
             <w:r>
@@ -425,6 +536,8 @@
                 <w:rFonts w:ascii="Times New Roman" w:hAnsi="Times New Roman" w:cs="Times New Roman"/>
                 <w:b/>
                 <w:bCs/>
+                <w:sz w:val="26"/>
+                <w:szCs w:val="26"/>
               </w:rPr>
               <w:t>FRAME HEADER</w:t>
             </w:r>
@@ -438,35 +551,47 @@
             <w:pPr>
               <w:rPr>
                 <w:rFonts w:ascii="Times New Roman" w:hAnsi="Times New Roman" w:cs="Times New Roman"/>
-              </w:rPr>
-            </w:pPr>
-            <w:r>
-              <w:rPr>
-                <w:rFonts w:ascii="Times New Roman" w:hAnsi="Times New Roman" w:cs="Times New Roman"/>
+                <w:sz w:val="26"/>
+                <w:szCs w:val="26"/>
+              </w:rPr>
+            </w:pPr>
+            <w:r>
+              <w:rPr>
+                <w:rFonts w:ascii="Times New Roman" w:hAnsi="Times New Roman" w:cs="Times New Roman"/>
+                <w:sz w:val="26"/>
+                <w:szCs w:val="26"/>
               </w:rPr>
               <w:t>1 byte thông tin</w:t>
             </w:r>
             <w:r>
               <w:rPr>
                 <w:rFonts w:ascii="Times New Roman" w:hAnsi="Times New Roman" w:cs="Times New Roman"/>
+                <w:sz w:val="26"/>
+                <w:szCs w:val="26"/>
               </w:rPr>
               <w:t xml:space="preserve"> bắt đầu khung truyền, để xác định khung truyền bắt đầu như thế nào ta dùng </w:t>
             </w:r>
             <w:r>
               <w:rPr>
                 <w:rFonts w:ascii="Times New Roman" w:hAnsi="Times New Roman" w:cs="Times New Roman"/>
+                <w:sz w:val="26"/>
+                <w:szCs w:val="26"/>
               </w:rPr>
               <w:t xml:space="preserve">1 byte </w:t>
             </w:r>
             <w:r>
               <w:rPr>
                 <w:rFonts w:ascii="Times New Roman" w:hAnsi="Times New Roman" w:cs="Times New Roman"/>
+                <w:sz w:val="26"/>
+                <w:szCs w:val="26"/>
               </w:rPr>
               <w:t>này để xác định, giá trị của nó luôn là 0xAA như ví dụ</w:t>
             </w:r>
             <w:r>
               <w:rPr>
                 <w:rFonts w:ascii="Times New Roman" w:hAnsi="Times New Roman" w:cs="Times New Roman"/>
+                <w:sz w:val="26"/>
+                <w:szCs w:val="26"/>
               </w:rPr>
               <w:t>.</w:t>
             </w:r>
@@ -484,6 +609,8 @@
                 <w:rFonts w:ascii="Times New Roman" w:hAnsi="Times New Roman" w:cs="Times New Roman"/>
                 <w:b/>
                 <w:bCs/>
+                <w:sz w:val="26"/>
+                <w:szCs w:val="26"/>
               </w:rPr>
             </w:pPr>
             <w:r>
@@ -491,6 +618,8 @@
                 <w:rFonts w:ascii="Times New Roman" w:hAnsi="Times New Roman" w:cs="Times New Roman"/>
                 <w:b/>
                 <w:bCs/>
+                <w:sz w:val="26"/>
+                <w:szCs w:val="26"/>
               </w:rPr>
               <w:t>FRAME LENGTH</w:t>
             </w:r>
@@ -504,35 +633,49 @@
             <w:pPr>
               <w:rPr>
                 <w:rFonts w:ascii="Times New Roman" w:hAnsi="Times New Roman" w:cs="Times New Roman"/>
-              </w:rPr>
-            </w:pPr>
-            <w:r>
-              <w:rPr>
-                <w:rFonts w:ascii="Times New Roman" w:hAnsi="Times New Roman" w:cs="Times New Roman"/>
+                <w:sz w:val="26"/>
+                <w:szCs w:val="26"/>
+              </w:rPr>
+            </w:pPr>
+            <w:r>
+              <w:rPr>
+                <w:rFonts w:ascii="Times New Roman" w:hAnsi="Times New Roman" w:cs="Times New Roman"/>
+                <w:sz w:val="26"/>
+                <w:szCs w:val="26"/>
               </w:rPr>
               <w:t xml:space="preserve">Đồ dài khung truyền: Giá trị của nó là 16 bit, giá trị của nó được xác định từ byte đầu tiên của FRAME HEADER, cho đến byte cuối cùng nằm trước CHECK CODE. </w:t>
             </w:r>
-            <w:r>
-              <w:rPr>
-                <w:rFonts w:ascii="Times New Roman" w:hAnsi="Times New Roman" w:cs="Times New Roman"/>
+            <w:proofErr w:type="gramStart"/>
+            <w:r>
+              <w:rPr>
+                <w:rFonts w:ascii="Times New Roman" w:hAnsi="Times New Roman" w:cs="Times New Roman"/>
+                <w:sz w:val="26"/>
+                <w:szCs w:val="26"/>
               </w:rPr>
               <w:t>byte</w:t>
             </w:r>
-            <w:r>
-              <w:rPr>
-                <w:rFonts w:ascii="Times New Roman" w:hAnsi="Times New Roman" w:cs="Times New Roman"/>
+            <w:proofErr w:type="gramEnd"/>
+            <w:r>
+              <w:rPr>
+                <w:rFonts w:ascii="Times New Roman" w:hAnsi="Times New Roman" w:cs="Times New Roman"/>
+                <w:sz w:val="26"/>
+                <w:szCs w:val="26"/>
               </w:rPr>
               <w:t xml:space="preserve"> cao được xác định bên trái, </w:t>
             </w:r>
             <w:r>
               <w:rPr>
                 <w:rFonts w:ascii="Times New Roman" w:hAnsi="Times New Roman" w:cs="Times New Roman"/>
+                <w:sz w:val="26"/>
+                <w:szCs w:val="26"/>
               </w:rPr>
               <w:t>byte</w:t>
             </w:r>
             <w:r>
               <w:rPr>
                 <w:rFonts w:ascii="Times New Roman" w:hAnsi="Times New Roman" w:cs="Times New Roman"/>
+                <w:sz w:val="26"/>
+                <w:szCs w:val="26"/>
               </w:rPr>
               <w:t xml:space="preserve"> thấp được xác định bên phải. Trong ví dụ là 0x0009 = 9 (dec) </w:t>
             </w:r>
@@ -550,6 +693,8 @@
                 <w:rFonts w:ascii="Times New Roman" w:hAnsi="Times New Roman" w:cs="Times New Roman"/>
                 <w:b/>
                 <w:bCs/>
+                <w:sz w:val="26"/>
+                <w:szCs w:val="26"/>
               </w:rPr>
             </w:pPr>
             <w:r>
@@ -557,6 +702,8 @@
                 <w:rFonts w:ascii="Times New Roman" w:hAnsi="Times New Roman" w:cs="Times New Roman"/>
                 <w:b/>
                 <w:bCs/>
+                <w:sz w:val="26"/>
+                <w:szCs w:val="26"/>
               </w:rPr>
               <w:t>PROTOCOL VERSION</w:t>
             </w:r>
@@ -570,11 +717,15 @@
             <w:pPr>
               <w:rPr>
                 <w:rFonts w:ascii="Times New Roman" w:hAnsi="Times New Roman" w:cs="Times New Roman"/>
-              </w:rPr>
-            </w:pPr>
-            <w:r>
-              <w:rPr>
-                <w:rFonts w:ascii="Times New Roman" w:hAnsi="Times New Roman" w:cs="Times New Roman"/>
+                <w:sz w:val="26"/>
+                <w:szCs w:val="26"/>
+              </w:rPr>
+            </w:pPr>
+            <w:r>
+              <w:rPr>
+                <w:rFonts w:ascii="Times New Roman" w:hAnsi="Times New Roman" w:cs="Times New Roman"/>
+                <w:sz w:val="26"/>
+                <w:szCs w:val="26"/>
               </w:rPr>
               <w:t>Giá trị của nó là một byte và cố định ở giá trị 0x01</w:t>
             </w:r>
@@ -592,6 +743,8 @@
                 <w:rFonts w:ascii="Times New Roman" w:hAnsi="Times New Roman" w:cs="Times New Roman"/>
                 <w:b/>
                 <w:bCs/>
+                <w:sz w:val="26"/>
+                <w:szCs w:val="26"/>
               </w:rPr>
             </w:pPr>
             <w:r>
@@ -599,6 +752,8 @@
                 <w:rFonts w:ascii="Times New Roman" w:hAnsi="Times New Roman" w:cs="Times New Roman"/>
                 <w:b/>
                 <w:bCs/>
+                <w:sz w:val="26"/>
+                <w:szCs w:val="26"/>
               </w:rPr>
               <w:t>FRAME TYPE</w:t>
             </w:r>
@@ -612,11 +767,15 @@
             <w:pPr>
               <w:rPr>
                 <w:rFonts w:ascii="Times New Roman" w:hAnsi="Times New Roman" w:cs="Times New Roman"/>
-              </w:rPr>
-            </w:pPr>
-            <w:r>
-              <w:rPr>
-                <w:rFonts w:ascii="Times New Roman" w:hAnsi="Times New Roman" w:cs="Times New Roman"/>
+                <w:sz w:val="26"/>
+                <w:szCs w:val="26"/>
+              </w:rPr>
+            </w:pPr>
+            <w:r>
+              <w:rPr>
+                <w:rFonts w:ascii="Times New Roman" w:hAnsi="Times New Roman" w:cs="Times New Roman"/>
+                <w:sz w:val="26"/>
+                <w:szCs w:val="26"/>
               </w:rPr>
               <w:t>Tương tự như PROTOCOL VERSION giá trị của nó là 1 byte và cố định ở giá trị 0x61</w:t>
             </w:r>
@@ -634,6 +793,8 @@
                 <w:rFonts w:ascii="Times New Roman" w:hAnsi="Times New Roman" w:cs="Times New Roman"/>
                 <w:b/>
                 <w:bCs/>
+                <w:sz w:val="26"/>
+                <w:szCs w:val="26"/>
               </w:rPr>
             </w:pPr>
             <w:r>
@@ -641,6 +802,8 @@
                 <w:rFonts w:ascii="Times New Roman" w:hAnsi="Times New Roman" w:cs="Times New Roman"/>
                 <w:b/>
                 <w:bCs/>
+                <w:sz w:val="26"/>
+                <w:szCs w:val="26"/>
               </w:rPr>
               <w:t>COMMAND WORD</w:t>
             </w:r>
@@ -654,11 +817,15 @@
             <w:pPr>
               <w:rPr>
                 <w:rFonts w:ascii="Times New Roman" w:hAnsi="Times New Roman" w:cs="Times New Roman"/>
-              </w:rPr>
-            </w:pPr>
-            <w:r>
-              <w:rPr>
-                <w:rFonts w:ascii="Times New Roman" w:hAnsi="Times New Roman" w:cs="Times New Roman"/>
+                <w:sz w:val="26"/>
+                <w:szCs w:val="26"/>
+              </w:rPr>
+            </w:pPr>
+            <w:r>
+              <w:rPr>
+                <w:rFonts w:ascii="Times New Roman" w:hAnsi="Times New Roman" w:cs="Times New Roman"/>
+                <w:sz w:val="26"/>
+                <w:szCs w:val="26"/>
               </w:rPr>
               <w:t>Giá trị là 1 byte dùng để đọc lệnh, chi tiết ở bảng sau</w:t>
             </w:r>
@@ -676,6 +843,8 @@
                 <w:rFonts w:ascii="Times New Roman" w:hAnsi="Times New Roman" w:cs="Times New Roman"/>
                 <w:b/>
                 <w:bCs/>
+                <w:sz w:val="26"/>
+                <w:szCs w:val="26"/>
               </w:rPr>
             </w:pPr>
             <w:r>
@@ -683,6 +852,8 @@
                 <w:rFonts w:ascii="Times New Roman" w:hAnsi="Times New Roman" w:cs="Times New Roman"/>
                 <w:b/>
                 <w:bCs/>
+                <w:sz w:val="26"/>
+                <w:szCs w:val="26"/>
               </w:rPr>
               <w:t>PARAMETER LENGTH</w:t>
             </w:r>
@@ -696,35 +867,47 @@
             <w:pPr>
               <w:rPr>
                 <w:rFonts w:ascii="Times New Roman" w:hAnsi="Times New Roman" w:cs="Times New Roman"/>
-              </w:rPr>
-            </w:pPr>
-            <w:r>
-              <w:rPr>
-                <w:rFonts w:ascii="Times New Roman" w:hAnsi="Times New Roman" w:cs="Times New Roman"/>
+                <w:sz w:val="26"/>
+                <w:szCs w:val="26"/>
+              </w:rPr>
+            </w:pPr>
+            <w:r>
+              <w:rPr>
+                <w:rFonts w:ascii="Times New Roman" w:hAnsi="Times New Roman" w:cs="Times New Roman"/>
+                <w:sz w:val="26"/>
+                <w:szCs w:val="26"/>
               </w:rPr>
               <w:t xml:space="preserve">Độ dài của dữ liệu trong khung truyền </w:t>
             </w:r>
             <w:r>
               <w:rPr>
                 <w:rFonts w:ascii="Times New Roman" w:hAnsi="Times New Roman" w:cs="Times New Roman"/>
+                <w:sz w:val="26"/>
+                <w:szCs w:val="26"/>
               </w:rPr>
               <w:t>byte</w:t>
             </w:r>
             <w:r>
               <w:rPr>
                 <w:rFonts w:ascii="Times New Roman" w:hAnsi="Times New Roman" w:cs="Times New Roman"/>
+                <w:sz w:val="26"/>
+                <w:szCs w:val="26"/>
               </w:rPr>
               <w:t xml:space="preserve"> cao nằm bên trái, </w:t>
             </w:r>
             <w:r>
               <w:rPr>
                 <w:rFonts w:ascii="Times New Roman" w:hAnsi="Times New Roman" w:cs="Times New Roman"/>
+                <w:sz w:val="26"/>
+                <w:szCs w:val="26"/>
               </w:rPr>
               <w:t>byte</w:t>
             </w:r>
             <w:r>
               <w:rPr>
                 <w:rFonts w:ascii="Times New Roman" w:hAnsi="Times New Roman" w:cs="Times New Roman"/>
+                <w:sz w:val="26"/>
+                <w:szCs w:val="26"/>
               </w:rPr>
               <w:t xml:space="preserve"> thấp nằm bên phải. Như ví dụ trên là 0x0001</w:t>
             </w:r>
@@ -742,6 +925,8 @@
                 <w:rFonts w:ascii="Times New Roman" w:hAnsi="Times New Roman" w:cs="Times New Roman"/>
                 <w:b/>
                 <w:bCs/>
+                <w:sz w:val="26"/>
+                <w:szCs w:val="26"/>
               </w:rPr>
             </w:pPr>
             <w:r>
@@ -749,6 +934,8 @@
                 <w:rFonts w:ascii="Times New Roman" w:hAnsi="Times New Roman" w:cs="Times New Roman"/>
                 <w:b/>
                 <w:bCs/>
+                <w:sz w:val="26"/>
+                <w:szCs w:val="26"/>
               </w:rPr>
               <w:t>PARAMETER</w:t>
             </w:r>
@@ -762,23 +949,31 @@
             <w:pPr>
               <w:rPr>
                 <w:rFonts w:ascii="Times New Roman" w:hAnsi="Times New Roman" w:cs="Times New Roman"/>
-              </w:rPr>
-            </w:pPr>
-            <w:r>
-              <w:rPr>
-                <w:rFonts w:ascii="Times New Roman" w:hAnsi="Times New Roman" w:cs="Times New Roman"/>
+                <w:sz w:val="26"/>
+                <w:szCs w:val="26"/>
+              </w:rPr>
+            </w:pPr>
+            <w:r>
+              <w:rPr>
+                <w:rFonts w:ascii="Times New Roman" w:hAnsi="Times New Roman" w:cs="Times New Roman"/>
+                <w:sz w:val="26"/>
+                <w:szCs w:val="26"/>
               </w:rPr>
               <w:t xml:space="preserve">Đây sẽ là dữ liệu chính mà mình cần đọc để lấy dữ liệu, độ dài của nó thay đổi tuỳ môi trường và tuỳ số lượng điểm. Có thể biết chính xác bằng cách đọc </w:t>
             </w:r>
             <w:r>
               <w:rPr>
                 <w:rFonts w:ascii="Times New Roman" w:hAnsi="Times New Roman" w:cs="Times New Roman"/>
+                <w:sz w:val="26"/>
+                <w:szCs w:val="26"/>
               </w:rPr>
               <w:t>2 bytes</w:t>
             </w:r>
             <w:r>
               <w:rPr>
                 <w:rFonts w:ascii="Times New Roman" w:hAnsi="Times New Roman" w:cs="Times New Roman"/>
+                <w:sz w:val="26"/>
+                <w:szCs w:val="26"/>
               </w:rPr>
               <w:t xml:space="preserve"> của PARAMETER LENGTH</w:t>
             </w:r>
@@ -796,6 +991,8 @@
                 <w:rFonts w:ascii="Times New Roman" w:hAnsi="Times New Roman" w:cs="Times New Roman"/>
                 <w:b/>
                 <w:bCs/>
+                <w:sz w:val="26"/>
+                <w:szCs w:val="26"/>
               </w:rPr>
             </w:pPr>
             <w:r>
@@ -803,6 +1000,8 @@
                 <w:rFonts w:ascii="Times New Roman" w:hAnsi="Times New Roman" w:cs="Times New Roman"/>
                 <w:b/>
                 <w:bCs/>
+                <w:sz w:val="26"/>
+                <w:szCs w:val="26"/>
               </w:rPr>
               <w:t>CHECK CODE</w:t>
             </w:r>
@@ -816,11 +1015,15 @@
             <w:pPr>
               <w:rPr>
                 <w:rFonts w:ascii="Times New Roman" w:hAnsi="Times New Roman" w:cs="Times New Roman"/>
-              </w:rPr>
-            </w:pPr>
-            <w:r>
-              <w:rPr>
-                <w:rFonts w:ascii="Times New Roman" w:hAnsi="Times New Roman" w:cs="Times New Roman"/>
+                <w:sz w:val="26"/>
+                <w:szCs w:val="26"/>
+              </w:rPr>
+            </w:pPr>
+            <w:r>
+              <w:rPr>
+                <w:rFonts w:ascii="Times New Roman" w:hAnsi="Times New Roman" w:cs="Times New Roman"/>
+                <w:sz w:val="26"/>
+                <w:szCs w:val="26"/>
               </w:rPr>
               <w:t>2 bytes chủ yếu dùng để kiểm tra tính toàn vẹn của dữ liệu</w:t>
             </w:r>
@@ -832,13 +1035,17 @@
       <w:pPr>
         <w:rPr>
           <w:rFonts w:ascii="Times New Roman" w:hAnsi="Times New Roman" w:cs="Times New Roman"/>
-        </w:rPr>
-      </w:pPr>
-    </w:p>
-    <w:p>
-      <w:pPr>
-        <w:rPr>
-          <w:rFonts w:ascii="Times New Roman" w:hAnsi="Times New Roman" w:cs="Times New Roman"/>
+          <w:sz w:val="26"/>
+          <w:szCs w:val="26"/>
+        </w:rPr>
+      </w:pPr>
+    </w:p>
+    <w:p>
+      <w:pPr>
+        <w:rPr>
+          <w:rFonts w:ascii="Times New Roman" w:hAnsi="Times New Roman" w:cs="Times New Roman"/>
+          <w:sz w:val="26"/>
+          <w:szCs w:val="26"/>
         </w:rPr>
       </w:pPr>
     </w:p>
@@ -848,6 +1055,8 @@
           <w:rFonts w:ascii="Times New Roman" w:hAnsi="Times New Roman" w:cs="Times New Roman"/>
           <w:b/>
           <w:bCs/>
+          <w:sz w:val="26"/>
+          <w:szCs w:val="26"/>
           <w:u w:val="single"/>
         </w:rPr>
       </w:pPr>
@@ -856,6 +1065,8 @@
           <w:rFonts w:ascii="Times New Roman" w:hAnsi="Times New Roman" w:cs="Times New Roman"/>
           <w:b/>
           <w:bCs/>
+          <w:sz w:val="26"/>
+          <w:szCs w:val="26"/>
           <w:u w:val="single"/>
         </w:rPr>
         <w:t>Danh sách các lệnh của Lidar</w:t>
@@ -867,6 +1078,8 @@
           <w:rFonts w:ascii="Times New Roman" w:hAnsi="Times New Roman" w:cs="Times New Roman"/>
           <w:b/>
           <w:bCs/>
+          <w:sz w:val="26"/>
+          <w:szCs w:val="26"/>
         </w:rPr>
       </w:pPr>
     </w:p>
@@ -876,6 +1089,8 @@
           <w:rFonts w:ascii="Times New Roman" w:hAnsi="Times New Roman" w:cs="Times New Roman"/>
           <w:b/>
           <w:bCs/>
+          <w:sz w:val="26"/>
+          <w:szCs w:val="26"/>
         </w:rPr>
       </w:pPr>
       <w:r>
@@ -883,7 +1098,10 @@
           <w:rFonts w:ascii="Times New Roman" w:hAnsi="Times New Roman" w:cs="Times New Roman"/>
           <w:b/>
           <w:bCs/>
-        </w:rPr>
+          <w:sz w:val="26"/>
+          <w:szCs w:val="26"/>
+        </w:rPr>
+        <w:lastRenderedPageBreak/>
         <w:t xml:space="preserve">Chú ý: Ở bên </w:t>
       </w:r>
       <w:r>
@@ -891,6 +1109,8 @@
           <w:rFonts w:ascii="Times New Roman" w:hAnsi="Times New Roman" w:cs="Times New Roman"/>
           <w:b/>
           <w:bCs/>
+          <w:sz w:val="26"/>
+          <w:szCs w:val="26"/>
         </w:rPr>
         <w:t>mục</w:t>
       </w:r>
@@ -899,6 +1119,8 @@
           <w:rFonts w:ascii="Times New Roman" w:hAnsi="Times New Roman" w:cs="Times New Roman"/>
           <w:b/>
           <w:bCs/>
+          <w:sz w:val="26"/>
+          <w:szCs w:val="26"/>
         </w:rPr>
         <w:t xml:space="preserve"> </w:t>
       </w:r>
@@ -907,6 +1129,8 @@
           <w:rFonts w:ascii="Times New Roman" w:hAnsi="Times New Roman" w:cs="Times New Roman"/>
           <w:b/>
           <w:bCs/>
+          <w:sz w:val="26"/>
+          <w:szCs w:val="26"/>
           <w:u w:val="single"/>
         </w:rPr>
         <w:t>mô tả chi tiết thông số</w:t>
@@ -916,6 +1140,8 @@
           <w:rFonts w:ascii="Times New Roman" w:hAnsi="Times New Roman" w:cs="Times New Roman"/>
           <w:b/>
           <w:bCs/>
+          <w:sz w:val="26"/>
+          <w:szCs w:val="26"/>
         </w:rPr>
         <w:t xml:space="preserve">, khi em nói byte đầu tiên, byte thứ 2, byte thứ 3 thì đó là các byte từ dữ liệu trích xuất được PARAMETER, bởi vì đây mới là phần mình cần quan tâm nhất, nó sẽ chứa mọi thông tin mà mình cần để lấy được các thông số như: Tốc độ quay Lidar, góc của Lidar ( góc em muốn nói ở đây là góc trong tổng 16 góc được tách ra bởi Lidar ), khoảng cách từ Lidar đến vật cản,… </w:t>
       </w:r>
@@ -928,6 +1154,8 @@
           <w:rFonts w:ascii="Times New Roman" w:hAnsi="Times New Roman" w:cs="Times New Roman"/>
           <w:b/>
           <w:bCs/>
+          <w:sz w:val="26"/>
+          <w:szCs w:val="26"/>
         </w:rPr>
       </w:pPr>
       <w:r>
@@ -935,17 +1163,22 @@
           <w:rFonts w:ascii="Times New Roman" w:hAnsi="Times New Roman" w:cs="Times New Roman"/>
           <w:b/>
           <w:bCs/>
-        </w:rPr>
-        <w:t>Có thể hiểu đơn giản như sau: Một vòng 360 độ &gt; Chia thành 16 phần &gt; Mỗi phần có 1 khung truyền &gt; Dữ liệu của khung truyền được đọc từ PARAMETER &gt; Đọc đủ 16 khung truyền &gt; Hoàn thành 1 vòng quét của Lidar</w:t>
+          <w:sz w:val="26"/>
+          <w:szCs w:val="26"/>
+        </w:rPr>
+        <w:t>Có thể hiểu đơn giản như sau: Một vòng 360 độ &gt; Chia thành 16 phần &gt; Mỗi phần có 1 khung truyền &gt; Dữ liệu của khung truyền được đọc từ PARAMETER &gt; Đọc đủ 16 khung truyền &gt; Hoàn thành 1 vòng quét của Lidar &gt; Tiếp tục chu kì ta sẽ thu được toàn bộ điểm trong không gian 2D trong thời gian thực.</w:t>
       </w:r>
-      <w:r>
+    </w:p>
+    <w:p>
+      <w:pPr>
         <w:rPr>
           <w:rFonts w:ascii="Times New Roman" w:hAnsi="Times New Roman" w:cs="Times New Roman"/>
           <w:b/>
           <w:bCs/>
-        </w:rPr>
-        <w:t xml:space="preserve"> &gt; Tiếp tục chu kì ta sẽ thu được toàn bộ điểm trong không gian 2D trong thời gian thực.</w:t>
-      </w:r>
+          <w:sz w:val="26"/>
+          <w:szCs w:val="26"/>
+        </w:rPr>
+      </w:pPr>
     </w:p>
     <w:p>
       <w:pPr>
@@ -953,6 +1186,8 @@
           <w:rFonts w:ascii="Times New Roman" w:hAnsi="Times New Roman" w:cs="Times New Roman"/>
           <w:b/>
           <w:bCs/>
+          <w:sz w:val="26"/>
+          <w:szCs w:val="26"/>
         </w:rPr>
       </w:pPr>
     </w:p>
@@ -962,15 +1197,8 @@
           <w:rFonts w:ascii="Times New Roman" w:hAnsi="Times New Roman" w:cs="Times New Roman"/>
           <w:b/>
           <w:bCs/>
-        </w:rPr>
-      </w:pPr>
-    </w:p>
-    <w:p>
-      <w:pPr>
-        <w:rPr>
-          <w:rFonts w:ascii="Times New Roman" w:hAnsi="Times New Roman" w:cs="Times New Roman"/>
-          <w:b/>
-          <w:bCs/>
+          <w:sz w:val="26"/>
+          <w:szCs w:val="26"/>
         </w:rPr>
       </w:pPr>
     </w:p>
@@ -995,13 +1223,16 @@
             <w:pPr>
               <w:rPr>
                 <w:rFonts w:ascii="Times New Roman" w:hAnsi="Times New Roman" w:cs="Times New Roman"/>
-              </w:rPr>
-            </w:pPr>
-            <w:r>
-              <w:rPr>
-                <w:rFonts w:ascii="Times New Roman" w:hAnsi="Times New Roman" w:cs="Times New Roman"/>
-              </w:rPr>
-              <w:lastRenderedPageBreak/>
+                <w:sz w:val="26"/>
+                <w:szCs w:val="26"/>
+              </w:rPr>
+            </w:pPr>
+            <w:r>
+              <w:rPr>
+                <w:rFonts w:ascii="Times New Roman" w:hAnsi="Times New Roman" w:cs="Times New Roman"/>
+                <w:sz w:val="26"/>
+                <w:szCs w:val="26"/>
+              </w:rPr>
               <w:t>Tên lệnh</w:t>
             </w:r>
           </w:p>
@@ -1014,11 +1245,15 @@
             <w:pPr>
               <w:rPr>
                 <w:rFonts w:ascii="Times New Roman" w:hAnsi="Times New Roman" w:cs="Times New Roman"/>
-              </w:rPr>
-            </w:pPr>
-            <w:r>
-              <w:rPr>
-                <w:rFonts w:ascii="Times New Roman" w:hAnsi="Times New Roman" w:cs="Times New Roman"/>
+                <w:sz w:val="26"/>
+                <w:szCs w:val="26"/>
+              </w:rPr>
+            </w:pPr>
+            <w:r>
+              <w:rPr>
+                <w:rFonts w:ascii="Times New Roman" w:hAnsi="Times New Roman" w:cs="Times New Roman"/>
+                <w:sz w:val="26"/>
+                <w:szCs w:val="26"/>
               </w:rPr>
               <w:t>Thông tin lệnh</w:t>
             </w:r>
@@ -1032,17 +1267,23 @@
             <w:pPr>
               <w:rPr>
                 <w:rFonts w:ascii="Times New Roman" w:hAnsi="Times New Roman" w:cs="Times New Roman"/>
-              </w:rPr>
-            </w:pPr>
-            <w:r>
-              <w:rPr>
-                <w:rFonts w:ascii="Times New Roman" w:hAnsi="Times New Roman" w:cs="Times New Roman"/>
+                <w:sz w:val="26"/>
+                <w:szCs w:val="26"/>
+              </w:rPr>
+            </w:pPr>
+            <w:r>
+              <w:rPr>
+                <w:rFonts w:ascii="Times New Roman" w:hAnsi="Times New Roman" w:cs="Times New Roman"/>
+                <w:sz w:val="26"/>
+                <w:szCs w:val="26"/>
               </w:rPr>
               <w:t xml:space="preserve">Độ dài </w:t>
             </w:r>
             <w:r>
               <w:rPr>
                 <w:rFonts w:ascii="Times New Roman" w:hAnsi="Times New Roman" w:cs="Times New Roman"/>
+                <w:sz w:val="26"/>
+                <w:szCs w:val="26"/>
               </w:rPr>
               <w:t>của PARAMETER</w:t>
             </w:r>
@@ -1056,11 +1297,15 @@
             <w:pPr>
               <w:rPr>
                 <w:rFonts w:ascii="Times New Roman" w:hAnsi="Times New Roman" w:cs="Times New Roman"/>
-              </w:rPr>
-            </w:pPr>
-            <w:r>
-              <w:rPr>
-                <w:rFonts w:ascii="Times New Roman" w:hAnsi="Times New Roman" w:cs="Times New Roman"/>
+                <w:sz w:val="26"/>
+                <w:szCs w:val="26"/>
+              </w:rPr>
+            </w:pPr>
+            <w:r>
+              <w:rPr>
+                <w:rFonts w:ascii="Times New Roman" w:hAnsi="Times New Roman" w:cs="Times New Roman"/>
+                <w:sz w:val="26"/>
+                <w:szCs w:val="26"/>
               </w:rPr>
               <w:t>Mô tả chi tiết thông số</w:t>
             </w:r>
@@ -1076,11 +1321,15 @@
             <w:pPr>
               <w:rPr>
                 <w:rFonts w:ascii="Times New Roman" w:hAnsi="Times New Roman" w:cs="Times New Roman"/>
-              </w:rPr>
-            </w:pPr>
-            <w:r>
-              <w:rPr>
-                <w:rFonts w:ascii="Times New Roman" w:hAnsi="Times New Roman" w:cs="Times New Roman"/>
+                <w:sz w:val="26"/>
+                <w:szCs w:val="26"/>
+              </w:rPr>
+            </w:pPr>
+            <w:r>
+              <w:rPr>
+                <w:rFonts w:ascii="Times New Roman" w:hAnsi="Times New Roman" w:cs="Times New Roman"/>
+                <w:sz w:val="26"/>
+                <w:szCs w:val="26"/>
               </w:rPr>
               <w:t>0xAD</w:t>
             </w:r>
@@ -1094,11 +1343,15 @@
             <w:pPr>
               <w:rPr>
                 <w:rFonts w:ascii="Times New Roman" w:hAnsi="Times New Roman" w:cs="Times New Roman"/>
-              </w:rPr>
-            </w:pPr>
-            <w:r>
-              <w:rPr>
-                <w:rFonts w:ascii="Times New Roman" w:hAnsi="Times New Roman" w:cs="Times New Roman"/>
+                <w:sz w:val="26"/>
+                <w:szCs w:val="26"/>
+              </w:rPr>
+            </w:pPr>
+            <w:r>
+              <w:rPr>
+                <w:rFonts w:ascii="Times New Roman" w:hAnsi="Times New Roman" w:cs="Times New Roman"/>
+                <w:sz w:val="26"/>
+                <w:szCs w:val="26"/>
               </w:rPr>
               <w:t>Thông báo kết quả đo được</w:t>
             </w:r>
@@ -1112,11 +1365,15 @@
             <w:pPr>
               <w:rPr>
                 <w:rFonts w:ascii="Times New Roman" w:hAnsi="Times New Roman" w:cs="Times New Roman"/>
-              </w:rPr>
-            </w:pPr>
-            <w:r>
-              <w:rPr>
-                <w:rFonts w:ascii="Times New Roman" w:hAnsi="Times New Roman" w:cs="Times New Roman"/>
+                <w:sz w:val="26"/>
+                <w:szCs w:val="26"/>
+              </w:rPr>
+            </w:pPr>
+            <w:r>
+              <w:rPr>
+                <w:rFonts w:ascii="Times New Roman" w:hAnsi="Times New Roman" w:cs="Times New Roman"/>
+                <w:sz w:val="26"/>
+                <w:szCs w:val="26"/>
               </w:rPr>
               <w:t>(3N + 5) bytes</w:t>
             </w:r>
@@ -1127,6 +1384,8 @@
                 <w:rFonts w:ascii="Times New Roman" w:hAnsi="Times New Roman" w:cs="Times New Roman"/>
                 <w:b/>
                 <w:bCs/>
+                <w:sz w:val="26"/>
+                <w:szCs w:val="26"/>
               </w:rPr>
             </w:pPr>
             <w:r>
@@ -1134,6 +1393,8 @@
                 <w:rFonts w:ascii="Times New Roman" w:hAnsi="Times New Roman" w:cs="Times New Roman"/>
                 <w:b/>
                 <w:bCs/>
+                <w:sz w:val="26"/>
+                <w:szCs w:val="26"/>
               </w:rPr>
               <w:t>Chú ý: N ở đây là số điểm mà Lidar đo được.</w:t>
             </w:r>
@@ -1147,6 +1408,8 @@
             <w:pPr>
               <w:rPr>
                 <w:rFonts w:ascii="Times New Roman" w:hAnsi="Times New Roman" w:cs="Times New Roman"/>
+                <w:sz w:val="26"/>
+                <w:szCs w:val="26"/>
               </w:rPr>
             </w:pPr>
             <w:r>
@@ -1154,6 +1417,8 @@
                 <w:rFonts w:ascii="Times New Roman" w:hAnsi="Times New Roman" w:cs="Times New Roman"/>
                 <w:b/>
                 <w:bCs/>
+                <w:sz w:val="26"/>
+                <w:szCs w:val="26"/>
               </w:rPr>
               <w:t>+ b</w:t>
             </w:r>
@@ -1162,6 +1427,8 @@
                 <w:rFonts w:ascii="Times New Roman" w:hAnsi="Times New Roman" w:cs="Times New Roman"/>
                 <w:b/>
                 <w:bCs/>
+                <w:sz w:val="26"/>
+                <w:szCs w:val="26"/>
               </w:rPr>
               <w:t>yte 0</w:t>
             </w:r>
@@ -1170,6 +1437,8 @@
                 <w:rFonts w:ascii="Times New Roman" w:hAnsi="Times New Roman" w:cs="Times New Roman"/>
                 <w:b/>
                 <w:bCs/>
+                <w:sz w:val="26"/>
+                <w:szCs w:val="26"/>
               </w:rPr>
               <w:t xml:space="preserve"> ( 8 bit ) </w:t>
             </w:r>
@@ -1178,18 +1447,24 @@
                 <w:rFonts w:ascii="Times New Roman" w:hAnsi="Times New Roman" w:cs="Times New Roman"/>
                 <w:b/>
                 <w:bCs/>
+                <w:sz w:val="26"/>
+                <w:szCs w:val="26"/>
               </w:rPr>
               <w:t xml:space="preserve"> ( byte đầu tiên của PARAMETER)</w:t>
             </w:r>
             <w:r>
               <w:rPr>
                 <w:rFonts w:ascii="Times New Roman" w:hAnsi="Times New Roman" w:cs="Times New Roman"/>
+                <w:sz w:val="26"/>
+                <w:szCs w:val="26"/>
               </w:rPr>
               <w:t xml:space="preserve"> cho biết tốc độ quay của Lidar</w:t>
             </w:r>
             <w:r>
               <w:rPr>
                 <w:rFonts w:ascii="Times New Roman" w:hAnsi="Times New Roman" w:cs="Times New Roman"/>
+                <w:sz w:val="26"/>
+                <w:szCs w:val="26"/>
               </w:rPr>
               <w:t>, tính toán bằng cách đọc giá trị của byte này * 0.05 = tốc độ quay Lidar trong thực tế ( rad / s)</w:t>
             </w:r>
@@ -1198,6 +1473,8 @@
             <w:pPr>
               <w:rPr>
                 <w:rFonts w:ascii="Times New Roman" w:hAnsi="Times New Roman" w:cs="Times New Roman"/>
+                <w:sz w:val="26"/>
+                <w:szCs w:val="26"/>
               </w:rPr>
             </w:pPr>
             <w:r>
@@ -1205,6 +1482,59 @@
                 <w:rFonts w:ascii="Times New Roman" w:hAnsi="Times New Roman" w:cs="Times New Roman"/>
                 <w:b/>
                 <w:bCs/>
+                <w:sz w:val="26"/>
+                <w:szCs w:val="26"/>
+              </w:rPr>
+              <w:t xml:space="preserve">+ byte 1 – byte 2 ( 16 bit ) : </w:t>
+            </w:r>
+            <w:r>
+              <w:rPr>
+                <w:rFonts w:ascii="Times New Roman" w:hAnsi="Times New Roman" w:cs="Times New Roman"/>
+                <w:b/>
+                <w:bCs/>
+                <w:sz w:val="26"/>
+                <w:szCs w:val="26"/>
+              </w:rPr>
+              <w:t xml:space="preserve">Offset </w:t>
+            </w:r>
+            <w:r>
+              <w:rPr>
+                <w:rFonts w:ascii="Times New Roman" w:hAnsi="Times New Roman" w:cs="Times New Roman"/>
+                <w:sz w:val="26"/>
+                <w:szCs w:val="26"/>
+              </w:rPr>
+              <w:t xml:space="preserve">Chỉ được sử dụng bởi Lidar, đây là thông tin được Lidar tạo ra trong quá trình điều chỉnh, 2 bytes </w:t>
+            </w:r>
+            <w:r>
+              <w:rPr>
+                <w:rFonts w:ascii="Times New Roman" w:hAnsi="Times New Roman" w:cs="Times New Roman"/>
+                <w:sz w:val="26"/>
+                <w:szCs w:val="26"/>
+              </w:rPr>
+              <w:t xml:space="preserve">này chúng ta </w:t>
+            </w:r>
+            <w:r>
+              <w:rPr>
+                <w:rFonts w:ascii="Times New Roman" w:hAnsi="Times New Roman" w:cs="Times New Roman"/>
+                <w:sz w:val="26"/>
+                <w:szCs w:val="26"/>
+              </w:rPr>
+              <w:t>ko sử dụng</w:t>
+            </w:r>
+          </w:p>
+          <w:p>
+            <w:pPr>
+              <w:rPr>
+                <w:rFonts w:ascii="Times New Roman" w:hAnsi="Times New Roman" w:cs="Times New Roman"/>
+                <w:sz w:val="26"/>
+                <w:szCs w:val="26"/>
+              </w:rPr>
+            </w:pPr>
+            <w:r>
+              <w:rPr>
+                <w:rFonts w:ascii="Times New Roman" w:hAnsi="Times New Roman" w:cs="Times New Roman"/>
+                <w:sz w:val="26"/>
+                <w:szCs w:val="26"/>
               </w:rPr>
               <w:t xml:space="preserve">+ </w:t>
             </w:r>
@@ -1212,23 +1542,295 @@
               <w:rPr>
                 <w:rFonts w:ascii="Times New Roman" w:hAnsi="Times New Roman" w:cs="Times New Roman"/>
                 <w:b/>
-                <w:bCs/>
-              </w:rPr>
-              <w:t>byte 1 – byte 2</w:t>
-            </w:r>
-            <w:r>
-              <w:rPr>
-                <w:rFonts w:ascii="Times New Roman" w:hAnsi="Times New Roman" w:cs="Times New Roman"/>
-                <w:b/>
-                <w:bCs/>
-              </w:rPr>
-              <w:t xml:space="preserve"> ( 16 bit )</w:t>
-            </w:r>
-            <w:r>
-              <w:rPr>
-                <w:rFonts w:ascii="Times New Roman" w:hAnsi="Times New Roman" w:cs="Times New Roman"/>
-                <w:b/>
-                <w:bCs/>
+                <w:sz w:val="26"/>
+                <w:szCs w:val="26"/>
+              </w:rPr>
+              <w:t xml:space="preserve">byte 3 – byte 4 (16 bit): </w:t>
+            </w:r>
+            <w:r>
+              <w:rPr>
+                <w:rFonts w:ascii="Times New Roman" w:hAnsi="Times New Roman" w:cs="Times New Roman"/>
+                <w:sz w:val="26"/>
+                <w:szCs w:val="26"/>
+              </w:rPr>
+              <w:t>Góc bắt đầu của ko truyền, ví dụ với góc 270 thì giá trị của nó là 270, lấy giá trị đọc được * 0.01 sẽ lấy được kết quả.</w:t>
+            </w:r>
+          </w:p>
+          <w:p>
+            <w:pPr>
+              <w:rPr>
+                <w:rFonts w:ascii="Times New Roman" w:hAnsi="Times New Roman" w:cs="Times New Roman"/>
+                <w:sz w:val="26"/>
+                <w:szCs w:val="26"/>
+              </w:rPr>
+            </w:pPr>
+            <w:r>
+              <w:rPr>
+                <w:rFonts w:ascii="Times New Roman" w:hAnsi="Times New Roman" w:cs="Times New Roman"/>
+                <w:sz w:val="26"/>
+                <w:szCs w:val="26"/>
+              </w:rPr>
+              <w:t xml:space="preserve">+ </w:t>
+            </w:r>
+            <w:r>
+              <w:rPr>
+                <w:rFonts w:ascii="Times New Roman" w:hAnsi="Times New Roman" w:cs="Times New Roman"/>
+                <w:b/>
+                <w:sz w:val="26"/>
+                <w:szCs w:val="26"/>
+              </w:rPr>
+              <w:t xml:space="preserve">byte 5: </w:t>
+            </w:r>
+            <w:r>
+              <w:rPr>
+                <w:rFonts w:ascii="Times New Roman" w:hAnsi="Times New Roman" w:cs="Times New Roman"/>
+                <w:sz w:val="26"/>
+                <w:szCs w:val="26"/>
+              </w:rPr>
+              <w:t>Byte bắt đầu của điểm 1, tuy nhiên byte được tạo ra bởi Lidar trong quá trình toán và không có giá trị sử dụng, nên chúng ta ko sử dụng byte này</w:t>
+            </w:r>
+          </w:p>
+          <w:p>
+            <w:pPr>
+              <w:rPr>
+                <w:rFonts w:ascii="Times New Roman" w:hAnsi="Times New Roman" w:cs="Times New Roman"/>
+                <w:sz w:val="26"/>
+                <w:szCs w:val="26"/>
+              </w:rPr>
+            </w:pPr>
+            <w:r>
+              <w:rPr>
+                <w:rFonts w:ascii="Times New Roman" w:hAnsi="Times New Roman" w:cs="Times New Roman"/>
+                <w:sz w:val="26"/>
+                <w:szCs w:val="26"/>
+              </w:rPr>
+              <w:t xml:space="preserve">+ </w:t>
+            </w:r>
+            <w:r>
+              <w:rPr>
+                <w:rFonts w:ascii="Times New Roman" w:hAnsi="Times New Roman" w:cs="Times New Roman"/>
+                <w:b/>
+                <w:sz w:val="26"/>
+                <w:szCs w:val="26"/>
+              </w:rPr>
+              <w:t xml:space="preserve">byte 6 – byte 7: </w:t>
+            </w:r>
+            <w:r>
+              <w:rPr>
+                <w:rFonts w:ascii="Times New Roman" w:hAnsi="Times New Roman" w:cs="Times New Roman"/>
+                <w:sz w:val="26"/>
+                <w:szCs w:val="26"/>
+              </w:rPr>
+              <w:t xml:space="preserve">16 bit, cho biết khoảng cách của điểm 1 ( </w:t>
+            </w:r>
+            <w:r>
+              <w:rPr>
+                <w:rFonts w:ascii="Times New Roman" w:hAnsi="Times New Roman" w:cs="Times New Roman"/>
+                <w:b/>
+                <w:sz w:val="26"/>
+                <w:szCs w:val="26"/>
+              </w:rPr>
+              <w:t xml:space="preserve">rất quan trọng, đây là byte chúng ta cần để xử lí ) </w:t>
+            </w:r>
+            <w:r>
+              <w:rPr>
+                <w:rFonts w:ascii="Times New Roman" w:hAnsi="Times New Roman" w:cs="Times New Roman"/>
+                <w:sz w:val="26"/>
+                <w:szCs w:val="26"/>
+              </w:rPr>
+              <w:t>để tính khoản cách ta lấy giá trị của byte này * 0.025 = khoảng cách ( mm )</w:t>
+            </w:r>
+          </w:p>
+          <w:p>
+            <w:pPr>
+              <w:rPr>
+                <w:rFonts w:ascii="Times New Roman" w:hAnsi="Times New Roman" w:cs="Times New Roman"/>
+                <w:sz w:val="26"/>
+                <w:szCs w:val="26"/>
+              </w:rPr>
+            </w:pPr>
+            <w:r>
+              <w:rPr>
+                <w:rFonts w:ascii="Times New Roman" w:hAnsi="Times New Roman" w:cs="Times New Roman"/>
+                <w:sz w:val="26"/>
+                <w:szCs w:val="26"/>
+              </w:rPr>
+              <w:lastRenderedPageBreak/>
+              <w:t xml:space="preserve">+ </w:t>
+            </w:r>
+            <w:r>
+              <w:rPr>
+                <w:rFonts w:ascii="Times New Roman" w:hAnsi="Times New Roman" w:cs="Times New Roman"/>
+                <w:b/>
+                <w:sz w:val="26"/>
+                <w:szCs w:val="26"/>
+              </w:rPr>
+              <w:t xml:space="preserve">byte 8: </w:t>
+            </w:r>
+            <w:r>
+              <w:rPr>
+                <w:rFonts w:ascii="Times New Roman" w:hAnsi="Times New Roman" w:cs="Times New Roman"/>
+                <w:sz w:val="26"/>
+                <w:szCs w:val="26"/>
+              </w:rPr>
+              <w:t>byte bắt đầu của điểm 2, tương tự như điểm 1, chúng ta ko sử dụng byte này</w:t>
+            </w:r>
+          </w:p>
+          <w:p>
+            <w:pPr>
+              <w:rPr>
+                <w:rFonts w:ascii="Times New Roman" w:hAnsi="Times New Roman" w:cs="Times New Roman"/>
+                <w:sz w:val="26"/>
+                <w:szCs w:val="26"/>
+              </w:rPr>
+            </w:pPr>
+            <w:r>
+              <w:rPr>
+                <w:rFonts w:ascii="Times New Roman" w:hAnsi="Times New Roman" w:cs="Times New Roman"/>
+                <w:sz w:val="26"/>
+                <w:szCs w:val="26"/>
+              </w:rPr>
+              <w:t xml:space="preserve">+ </w:t>
+            </w:r>
+            <w:r>
+              <w:rPr>
+                <w:rFonts w:ascii="Times New Roman" w:hAnsi="Times New Roman" w:cs="Times New Roman"/>
+                <w:b/>
+                <w:sz w:val="26"/>
+                <w:szCs w:val="26"/>
+              </w:rPr>
+              <w:t xml:space="preserve">byte 9 – byte 10: </w:t>
+            </w:r>
+            <w:r>
+              <w:rPr>
+                <w:rFonts w:ascii="Times New Roman" w:hAnsi="Times New Roman" w:cs="Times New Roman"/>
+                <w:sz w:val="26"/>
+                <w:szCs w:val="26"/>
+              </w:rPr>
+              <w:t>16 bit cho biết khoảng cách của điểm 2, cách tính tương tự điểm 1</w:t>
+            </w:r>
+          </w:p>
+          <w:p>
+            <w:pPr>
+              <w:rPr>
+                <w:rFonts w:ascii="Times New Roman" w:hAnsi="Times New Roman" w:cs="Times New Roman"/>
+                <w:sz w:val="26"/>
+                <w:szCs w:val="26"/>
+              </w:rPr>
+            </w:pPr>
+            <w:r>
+              <w:rPr>
+                <w:rFonts w:ascii="Times New Roman" w:hAnsi="Times New Roman" w:cs="Times New Roman"/>
+                <w:sz w:val="26"/>
+                <w:szCs w:val="26"/>
+              </w:rPr>
+              <w:t>-----------------</w:t>
+            </w:r>
+          </w:p>
+          <w:p>
+            <w:pPr>
+              <w:pBdr>
+                <w:bottom w:val="single" w:sz="6" w:space="1" w:color="auto"/>
+              </w:pBdr>
+              <w:rPr>
+                <w:rFonts w:ascii="Times New Roman" w:hAnsi="Times New Roman" w:cs="Times New Roman"/>
+                <w:b/>
+                <w:sz w:val="26"/>
+                <w:szCs w:val="26"/>
+              </w:rPr>
+            </w:pPr>
+            <w:r>
+              <w:rPr>
+                <w:rFonts w:ascii="Times New Roman" w:hAnsi="Times New Roman" w:cs="Times New Roman"/>
+                <w:b/>
+                <w:sz w:val="26"/>
+                <w:szCs w:val="26"/>
+              </w:rPr>
+              <w:t>Tương tự cho các byte tiếp theo để tính điểm 3, 4, 5</w:t>
+            </w:r>
+            <w:proofErr w:type="gramStart"/>
+            <w:r>
+              <w:rPr>
+                <w:rFonts w:ascii="Times New Roman" w:hAnsi="Times New Roman" w:cs="Times New Roman"/>
+                <w:b/>
+                <w:sz w:val="26"/>
+                <w:szCs w:val="26"/>
+              </w:rPr>
+              <w:t>,…</w:t>
+            </w:r>
+            <w:proofErr w:type="gramEnd"/>
+            <w:r>
+              <w:rPr>
+                <w:rFonts w:ascii="Times New Roman" w:hAnsi="Times New Roman" w:cs="Times New Roman"/>
+                <w:b/>
+                <w:sz w:val="26"/>
+                <w:szCs w:val="26"/>
+              </w:rPr>
+              <w:t xml:space="preserve"> N cho đến khi hết dữ liệu trong PARAMETER</w:t>
+            </w:r>
+          </w:p>
+          <w:p>
+            <w:pPr>
+              <w:pBdr>
+                <w:bottom w:val="single" w:sz="6" w:space="1" w:color="auto"/>
+              </w:pBdr>
+              <w:rPr>
+                <w:rFonts w:ascii="Times New Roman" w:hAnsi="Times New Roman" w:cs="Times New Roman"/>
+                <w:b/>
+                <w:sz w:val="26"/>
+                <w:szCs w:val="26"/>
+              </w:rPr>
+            </w:pPr>
+            <w:r>
+              <w:rPr>
+                <w:rFonts w:ascii="Times New Roman" w:hAnsi="Times New Roman" w:cs="Times New Roman"/>
+                <w:b/>
+                <w:sz w:val="26"/>
+                <w:szCs w:val="26"/>
+              </w:rPr>
+              <w:t>+ Tổng số điểm trong khung truyền sẽ là N = (PARAMETER LENGTH – 5) / 3</w:t>
+            </w:r>
+          </w:p>
+          <w:p>
+            <w:pPr>
+              <w:pBdr>
+                <w:bottom w:val="single" w:sz="6" w:space="1" w:color="auto"/>
+              </w:pBdr>
+              <w:rPr>
+                <w:rFonts w:ascii="Times New Roman" w:hAnsi="Times New Roman" w:cs="Times New Roman"/>
+                <w:b/>
+                <w:sz w:val="26"/>
+                <w:szCs w:val="26"/>
+              </w:rPr>
+            </w:pPr>
+            <w:r>
+              <w:rPr>
+                <w:rFonts w:ascii="Times New Roman" w:hAnsi="Times New Roman" w:cs="Times New Roman"/>
+                <w:b/>
+                <w:sz w:val="26"/>
+                <w:szCs w:val="26"/>
+              </w:rPr>
+              <w:t>+ Để biết chính xác góc của một điểm n bất kì ta dùng công thức</w:t>
+            </w:r>
+          </w:p>
+          <w:p>
+            <w:pPr>
+              <w:pBdr>
+                <w:bottom w:val="single" w:sz="6" w:space="1" w:color="auto"/>
+              </w:pBdr>
+              <w:rPr>
+                <w:rFonts w:ascii="Times New Roman" w:hAnsi="Times New Roman" w:cs="Times New Roman"/>
+                <w:b/>
+                <w:sz w:val="26"/>
+                <w:szCs w:val="26"/>
+              </w:rPr>
+            </w:pPr>
+            <w:r>
+              <w:rPr>
+                <w:rFonts w:ascii="Times New Roman" w:hAnsi="Times New Roman" w:cs="Times New Roman"/>
+                <w:b/>
+                <w:sz w:val="26"/>
+                <w:szCs w:val="26"/>
               </w:rPr>
               <w:t xml:space="preserve"> </w:t>
             </w:r>
@@ -1236,62 +1838,11 @@
               <w:rPr>
                 <w:rFonts w:ascii="Times New Roman" w:hAnsi="Times New Roman" w:cs="Times New Roman"/>
                 <w:b/>
-                <w:bCs/>
-              </w:rPr>
-              <w:t xml:space="preserve">: </w:t>
-            </w:r>
-            <w:r>
-              <w:rPr>
-                <w:rFonts w:ascii="Times New Roman" w:hAnsi="Times New Roman" w:cs="Times New Roman"/>
-              </w:rPr>
-              <w:t>Chọn biết độ (</w:t>
-            </w:r>
-            <w:r>
-              <w:rPr>
-                <w:rFonts w:ascii="Times New Roman" w:hAnsi="Times New Roman" w:cs="Times New Roman"/>
-              </w:rPr>
-              <w:t>angle degrees</w:t>
-            </w:r>
-            <w:r>
-              <w:rPr>
-                <w:rFonts w:ascii="Times New Roman" w:hAnsi="Times New Roman" w:cs="Times New Roman"/>
-              </w:rPr>
-              <w:t>) của điểm đó trong cung tròn 360 độ</w:t>
-            </w:r>
-            <w:r>
-              <w:rPr>
-                <w:rFonts w:ascii="Times New Roman" w:hAnsi="Times New Roman" w:cs="Times New Roman"/>
-                <w:b/>
-                <w:bCs/>
-              </w:rPr>
-              <w:t xml:space="preserve"> ( em ko rõ có dùng từ đúng ko ), </w:t>
-            </w:r>
-            <w:r>
-              <w:rPr>
-                <w:rFonts w:ascii="Times New Roman" w:hAnsi="Times New Roman" w:cs="Times New Roman"/>
-              </w:rPr>
-              <w:t>lấy kết quả đọc được * 0.01 ta sẽ thu được kết quả ở dạng độ ( degrees )</w:t>
-            </w:r>
-          </w:p>
-          <w:p>
-            <w:pPr>
-              <w:rPr>
-                <w:rFonts w:ascii="Times New Roman" w:hAnsi="Times New Roman" w:cs="Times New Roman"/>
-              </w:rPr>
-            </w:pPr>
-            <w:r>
-              <w:rPr>
-                <w:rFonts w:ascii="Times New Roman" w:hAnsi="Times New Roman" w:cs="Times New Roman"/>
-              </w:rPr>
-              <w:t xml:space="preserve">+ byte </w:t>
-            </w:r>
-          </w:p>
-          <w:p>
-            <w:pPr>
-              <w:rPr>
-                <w:rFonts w:ascii="Times New Roman" w:hAnsi="Times New Roman" w:cs="Times New Roman"/>
-              </w:rPr>
-            </w:pPr>
+                <w:sz w:val="26"/>
+                <w:szCs w:val="26"/>
+              </w:rPr>
+              <w:t>Góc của điểm = góc bắt đầu + 22.5*( n – 1) / N</w:t>
+            </w:r>
           </w:p>
         </w:tc>
       </w:tr>
@@ -1304,8 +1855,19 @@
             <w:pPr>
               <w:rPr>
                 <w:rFonts w:ascii="Times New Roman" w:hAnsi="Times New Roman" w:cs="Times New Roman"/>
-              </w:rPr>
-            </w:pPr>
+                <w:sz w:val="26"/>
+                <w:szCs w:val="26"/>
+              </w:rPr>
+            </w:pPr>
+            <w:r>
+              <w:rPr>
+                <w:rFonts w:ascii="Times New Roman" w:hAnsi="Times New Roman" w:cs="Times New Roman"/>
+                <w:sz w:val="26"/>
+                <w:szCs w:val="26"/>
+              </w:rPr>
+              <w:lastRenderedPageBreak/>
+              <w:t>0xAE</w:t>
+            </w:r>
           </w:p>
         </w:tc>
         <w:tc>
@@ -1316,8 +1878,18 @@
             <w:pPr>
               <w:rPr>
                 <w:rFonts w:ascii="Times New Roman" w:hAnsi="Times New Roman" w:cs="Times New Roman"/>
-              </w:rPr>
-            </w:pPr>
+                <w:sz w:val="26"/>
+                <w:szCs w:val="26"/>
+              </w:rPr>
+            </w:pPr>
+            <w:r>
+              <w:rPr>
+                <w:rFonts w:ascii="Times New Roman" w:hAnsi="Times New Roman" w:cs="Times New Roman"/>
+                <w:sz w:val="26"/>
+                <w:szCs w:val="26"/>
+              </w:rPr>
+              <w:t xml:space="preserve">Thông báo lỗi </w:t>
+            </w:r>
           </w:p>
         </w:tc>
         <w:tc>
@@ -1328,8 +1900,18 @@
             <w:pPr>
               <w:rPr>
                 <w:rFonts w:ascii="Times New Roman" w:hAnsi="Times New Roman" w:cs="Times New Roman"/>
-              </w:rPr>
-            </w:pPr>
+                <w:sz w:val="26"/>
+                <w:szCs w:val="26"/>
+              </w:rPr>
+            </w:pPr>
+            <w:r>
+              <w:rPr>
+                <w:rFonts w:ascii="Times New Roman" w:hAnsi="Times New Roman" w:cs="Times New Roman"/>
+                <w:sz w:val="26"/>
+                <w:szCs w:val="26"/>
+              </w:rPr>
+              <w:t>1 byte</w:t>
+            </w:r>
           </w:p>
         </w:tc>
         <w:tc>
@@ -1340,266 +1922,2780 @@
             <w:pPr>
               <w:rPr>
                 <w:rFonts w:ascii="Times New Roman" w:hAnsi="Times New Roman" w:cs="Times New Roman"/>
-              </w:rPr>
-            </w:pPr>
+                <w:sz w:val="26"/>
+                <w:szCs w:val="26"/>
+              </w:rPr>
+            </w:pPr>
+            <w:r>
+              <w:rPr>
+                <w:rFonts w:ascii="Times New Roman" w:hAnsi="Times New Roman" w:cs="Times New Roman"/>
+                <w:sz w:val="26"/>
+                <w:szCs w:val="26"/>
+              </w:rPr>
+              <w:t xml:space="preserve">+ Thông báo lỗi tốc độ, tốc độ Lidar bị sai thông số hệ thống, hoặc ko ổn định. </w:t>
+            </w:r>
+          </w:p>
+          <w:p>
+            <w:pPr>
+              <w:rPr>
+                <w:rFonts w:ascii="Times New Roman" w:hAnsi="Times New Roman" w:cs="Times New Roman"/>
+                <w:sz w:val="26"/>
+                <w:szCs w:val="26"/>
+              </w:rPr>
+            </w:pPr>
+            <w:r>
+              <w:rPr>
+                <w:rFonts w:ascii="Times New Roman" w:hAnsi="Times New Roman" w:cs="Times New Roman"/>
+                <w:sz w:val="26"/>
+                <w:szCs w:val="26"/>
+              </w:rPr>
+              <w:t>+ PARAMETER lúc này chỉ có 1 byte và byte đó chính là byte cho biết tốc độ của Lidar</w:t>
+            </w:r>
+          </w:p>
+        </w:tc>
+      </w:tr>
+    </w:tbl>
+    <w:p>
+      <w:pPr>
+        <w:rPr>
+          <w:rFonts w:ascii="Times New Roman" w:hAnsi="Times New Roman" w:cs="Times New Roman"/>
+          <w:sz w:val="26"/>
+          <w:szCs w:val="26"/>
+        </w:rPr>
+      </w:pPr>
+    </w:p>
+    <w:p>
+      <w:pPr>
+        <w:pStyle w:val="ListParagraph"/>
+        <w:numPr>
+          <w:ilvl w:val="0"/>
+          <w:numId w:val="3"/>
+        </w:numPr>
+        <w:rPr>
+          <w:rFonts w:ascii="Times New Roman" w:hAnsi="Times New Roman" w:cs="Times New Roman"/>
+          <w:b/>
+          <w:sz w:val="26"/>
+          <w:szCs w:val="26"/>
+          <w:u w:val="single"/>
+        </w:rPr>
+      </w:pPr>
+      <w:r>
+        <w:rPr>
+          <w:rFonts w:ascii="Times New Roman" w:hAnsi="Times New Roman" w:cs="Times New Roman"/>
+          <w:b/>
+          <w:sz w:val="26"/>
+          <w:szCs w:val="26"/>
+          <w:u w:val="single"/>
+        </w:rPr>
+        <w:t>Tiến hành kiểm tra lý thuyết</w:t>
+      </w:r>
+    </w:p>
+    <w:p>
+      <w:pPr>
+        <w:ind w:firstLine="630"/>
+        <w:rPr>
+          <w:rFonts w:ascii="Times New Roman" w:hAnsi="Times New Roman" w:cs="Times New Roman"/>
+          <w:b/>
+          <w:sz w:val="26"/>
+          <w:szCs w:val="26"/>
+        </w:rPr>
+      </w:pPr>
+      <w:r>
+        <w:rPr>
+          <w:rFonts w:ascii="Times New Roman" w:hAnsi="Times New Roman" w:cs="Times New Roman"/>
+          <w:b/>
+          <w:sz w:val="26"/>
+          <w:szCs w:val="26"/>
+        </w:rPr>
+        <w:t>Sau khi phần tích thành công cấu trúc của một khung truyền, giờ</w:t>
+      </w:r>
+      <w:r>
+        <w:rPr>
+          <w:rFonts w:ascii="Times New Roman" w:hAnsi="Times New Roman" w:cs="Times New Roman"/>
+          <w:b/>
+          <w:sz w:val="26"/>
+          <w:szCs w:val="26"/>
+        </w:rPr>
+        <w:t xml:space="preserve"> em</w:t>
+      </w:r>
+      <w:r>
+        <w:rPr>
+          <w:rFonts w:ascii="Times New Roman" w:hAnsi="Times New Roman" w:cs="Times New Roman"/>
+          <w:b/>
+          <w:sz w:val="26"/>
+          <w:szCs w:val="26"/>
+        </w:rPr>
+        <w:t xml:space="preserve"> sẽ tiến hành kiểm tra kết quả trong thực tế với một khung truyền mẫu mà em đọc được dưới đây</w:t>
+      </w:r>
+    </w:p>
+    <w:p>
+      <w:pPr>
+        <w:pStyle w:val="ListParagraph"/>
+        <w:numPr>
+          <w:ilvl w:val="0"/>
+          <w:numId w:val="4"/>
+        </w:numPr>
+        <w:rPr>
+          <w:rFonts w:ascii="Times New Roman" w:hAnsi="Times New Roman" w:cs="Times New Roman"/>
+          <w:b/>
+          <w:sz w:val="26"/>
+          <w:szCs w:val="26"/>
+        </w:rPr>
+      </w:pPr>
+      <w:r>
+        <w:rPr>
+          <w:rFonts w:ascii="Times New Roman" w:hAnsi="Times New Roman" w:cs="Times New Roman"/>
+          <w:b/>
+          <w:sz w:val="26"/>
+          <w:szCs w:val="26"/>
+        </w:rPr>
+        <w:t>Tổng byte trong này là 161</w:t>
+      </w:r>
+    </w:p>
+    <w:tbl>
+      <w:tblPr>
+        <w:tblStyle w:val="TableGrid"/>
+        <w:tblW w:w="0" w:type="auto"/>
+        <w:tblInd w:w="85" w:type="dxa"/>
+        <w:tblLook w:val="04A0" w:firstRow="1" w:lastRow="0" w:firstColumn="1" w:lastColumn="0" w:noHBand="0" w:noVBand="1"/>
+      </w:tblPr>
+      <w:tblGrid>
+        <w:gridCol w:w="8630"/>
+      </w:tblGrid>
+      <w:tr>
+        <w:tc>
+          <w:tcPr>
+            <w:tcW w:w="8630" w:type="dxa"/>
+          </w:tcPr>
+          <w:p>
+            <w:pPr>
+              <w:jc w:val="both"/>
+              <w:rPr>
+                <w:rFonts w:ascii="Times New Roman" w:hAnsi="Times New Roman" w:cs="Times New Roman"/>
+                <w:b/>
+                <w:sz w:val="26"/>
+                <w:szCs w:val="26"/>
+              </w:rPr>
+            </w:pPr>
+            <w:r>
+              <w:rPr>
+                <w:rFonts w:ascii="Times New Roman" w:hAnsi="Times New Roman" w:cs="Times New Roman"/>
+                <w:b/>
+                <w:sz w:val="26"/>
+                <w:szCs w:val="26"/>
+              </w:rPr>
+              <w:t>AA 00 9A 01 61 AD 00 92 82 00 87 69 78 00 00 00 46 21 3A 54 23 78</w:t>
+            </w:r>
+            <w:r>
+              <w:rPr>
+                <w:rFonts w:ascii="Times New Roman" w:hAnsi="Times New Roman" w:cs="Times New Roman"/>
+                <w:b/>
+                <w:sz w:val="26"/>
+                <w:szCs w:val="26"/>
+              </w:rPr>
+              <w:t xml:space="preserve"> 00 00 00 </w:t>
+            </w:r>
+            <w:r>
+              <w:rPr>
+                <w:rFonts w:ascii="Times New Roman" w:hAnsi="Times New Roman" w:cs="Times New Roman"/>
+                <w:b/>
+                <w:sz w:val="26"/>
+                <w:szCs w:val="26"/>
+              </w:rPr>
+              <w:t>00 00 00 91 33 60 82 32 F7 93 32 EB 6D 32 E0 51 21 88 00 00</w:t>
+            </w:r>
+            <w:r>
+              <w:rPr>
+                <w:rFonts w:ascii="Times New Roman" w:hAnsi="Times New Roman" w:cs="Times New Roman"/>
+                <w:b/>
+                <w:sz w:val="26"/>
+                <w:szCs w:val="26"/>
+              </w:rPr>
+              <w:t xml:space="preserve"> </w:t>
+            </w:r>
+            <w:r>
+              <w:rPr>
+                <w:rFonts w:ascii="Times New Roman" w:hAnsi="Times New Roman" w:cs="Times New Roman"/>
+                <w:b/>
+                <w:sz w:val="26"/>
+                <w:szCs w:val="26"/>
+              </w:rPr>
+              <w:t>00 5D 21 88 66 21 8D 68 21 BF 41 32 D4 86 33 02 4D 32 E0 89 51 48 8E</w:t>
+            </w:r>
+            <w:r>
+              <w:rPr>
+                <w:rFonts w:ascii="Times New Roman" w:hAnsi="Times New Roman" w:cs="Times New Roman"/>
+                <w:b/>
+                <w:sz w:val="26"/>
+                <w:szCs w:val="26"/>
+              </w:rPr>
+              <w:t xml:space="preserve"> </w:t>
+            </w:r>
+            <w:r>
+              <w:rPr>
+                <w:rFonts w:ascii="Times New Roman" w:hAnsi="Times New Roman" w:cs="Times New Roman"/>
+                <w:b/>
+                <w:sz w:val="26"/>
+                <w:szCs w:val="26"/>
+              </w:rPr>
+              <w:t>51 48 92 51 48 8C 51 48 63 50 19 6D 51 48 7C 51 64 92 51 64 89 51 48</w:t>
+            </w:r>
+            <w:r>
+              <w:rPr>
+                <w:rFonts w:ascii="Times New Roman" w:hAnsi="Times New Roman" w:cs="Times New Roman"/>
+                <w:b/>
+                <w:sz w:val="26"/>
+                <w:szCs w:val="26"/>
+              </w:rPr>
+              <w:t xml:space="preserve"> </w:t>
+            </w:r>
+            <w:r>
+              <w:rPr>
+                <w:rFonts w:ascii="Times New Roman" w:hAnsi="Times New Roman" w:cs="Times New Roman"/>
+                <w:b/>
+                <w:sz w:val="26"/>
+                <w:szCs w:val="26"/>
+              </w:rPr>
+              <w:t>90 51 64 89 51 48 93 51 64 4B 53 2D 57 59 BA 43 2F 78 41 2E E4 00 00</w:t>
+            </w:r>
+            <w:r>
+              <w:rPr>
+                <w:rFonts w:ascii="Times New Roman" w:hAnsi="Times New Roman" w:cs="Times New Roman"/>
+                <w:b/>
+                <w:sz w:val="26"/>
+                <w:szCs w:val="26"/>
+              </w:rPr>
+              <w:t xml:space="preserve"> </w:t>
+            </w:r>
+            <w:r>
+              <w:rPr>
+                <w:rFonts w:ascii="Times New Roman" w:hAnsi="Times New Roman" w:cs="Times New Roman"/>
+                <w:b/>
+                <w:sz w:val="26"/>
+                <w:szCs w:val="26"/>
+              </w:rPr>
+              <w:t>00 54 2E DE 6B 2E E4 6B 2F 50 58 2E E4 7E 2F 64 5D 2F 78 3F 5A 0B 5A</w:t>
+            </w:r>
+            <w:r>
+              <w:rPr>
+                <w:rFonts w:ascii="Times New Roman" w:hAnsi="Times New Roman" w:cs="Times New Roman"/>
+                <w:b/>
+                <w:sz w:val="26"/>
+                <w:szCs w:val="26"/>
+              </w:rPr>
+              <w:t xml:space="preserve"> </w:t>
+            </w:r>
+            <w:r>
+              <w:rPr>
+                <w:rFonts w:ascii="Times New Roman" w:hAnsi="Times New Roman" w:cs="Times New Roman"/>
+                <w:b/>
+                <w:sz w:val="26"/>
+                <w:szCs w:val="26"/>
+              </w:rPr>
+              <w:t>5B FD 57 5B D3 5B 5C 28 59 5C 28 59 5B FD 5E 5E 32 35 BC</w:t>
+            </w:r>
+          </w:p>
+        </w:tc>
+      </w:tr>
+    </w:tbl>
+    <w:p>
+      <w:pPr>
+        <w:rPr>
+          <w:rFonts w:ascii="Times New Roman" w:hAnsi="Times New Roman" w:cs="Times New Roman"/>
+          <w:b/>
+          <w:sz w:val="26"/>
+          <w:szCs w:val="26"/>
+        </w:rPr>
+      </w:pPr>
+    </w:p>
+    <w:p>
+      <w:pPr>
+        <w:rPr>
+          <w:rFonts w:ascii="Times New Roman" w:hAnsi="Times New Roman" w:cs="Times New Roman"/>
+          <w:b/>
+          <w:sz w:val="26"/>
+          <w:szCs w:val="26"/>
+        </w:rPr>
+      </w:pPr>
+    </w:p>
+    <w:p>
+      <w:pPr>
+        <w:jc w:val="both"/>
+        <w:rPr>
+          <w:rFonts w:ascii="Times New Roman" w:hAnsi="Times New Roman" w:cs="Times New Roman"/>
+          <w:b/>
+          <w:color w:val="FF0000"/>
+          <w:sz w:val="26"/>
+          <w:szCs w:val="26"/>
+        </w:rPr>
+      </w:pPr>
+    </w:p>
+    <w:tbl>
+      <w:tblPr>
+        <w:tblStyle w:val="TableGrid"/>
+        <w:tblW w:w="0" w:type="auto"/>
+        <w:tblLook w:val="04A0" w:firstRow="1" w:lastRow="0" w:firstColumn="1" w:lastColumn="0" w:noHBand="0" w:noVBand="1"/>
+      </w:tblPr>
+      <w:tblGrid>
+        <w:gridCol w:w="1938"/>
+        <w:gridCol w:w="3796"/>
+        <w:gridCol w:w="3616"/>
+      </w:tblGrid>
+      <w:tr>
+        <w:tc>
+          <w:tcPr>
+            <w:tcW w:w="1938" w:type="dxa"/>
+          </w:tcPr>
+          <w:p>
+            <w:pPr>
+              <w:jc w:val="both"/>
+              <w:rPr>
+                <w:rFonts w:ascii="Times New Roman" w:hAnsi="Times New Roman" w:cs="Times New Roman"/>
+                <w:b/>
+                <w:sz w:val="28"/>
+                <w:szCs w:val="26"/>
+              </w:rPr>
+            </w:pPr>
+            <w:r>
+              <w:rPr>
+                <w:rFonts w:ascii="Times New Roman" w:hAnsi="Times New Roman" w:cs="Times New Roman"/>
+                <w:b/>
+                <w:sz w:val="28"/>
+                <w:szCs w:val="26"/>
+              </w:rPr>
+              <w:lastRenderedPageBreak/>
+              <w:t>TÊN</w:t>
+            </w:r>
+          </w:p>
+          <w:p>
+            <w:pPr>
+              <w:jc w:val="both"/>
+              <w:rPr>
+                <w:rFonts w:ascii="Times New Roman" w:hAnsi="Times New Roman" w:cs="Times New Roman"/>
+                <w:b/>
+                <w:sz w:val="28"/>
+                <w:szCs w:val="26"/>
+              </w:rPr>
+            </w:pPr>
+          </w:p>
+        </w:tc>
+        <w:tc>
+          <w:tcPr>
+            <w:tcW w:w="3796" w:type="dxa"/>
+          </w:tcPr>
+          <w:p>
+            <w:pPr>
+              <w:jc w:val="both"/>
+              <w:rPr>
+                <w:rFonts w:ascii="Times New Roman" w:hAnsi="Times New Roman" w:cs="Times New Roman"/>
+                <w:b/>
+                <w:sz w:val="28"/>
+                <w:szCs w:val="26"/>
+              </w:rPr>
+            </w:pPr>
+            <w:r>
+              <w:rPr>
+                <w:rFonts w:ascii="Times New Roman" w:hAnsi="Times New Roman" w:cs="Times New Roman"/>
+                <w:b/>
+                <w:sz w:val="28"/>
+                <w:szCs w:val="26"/>
+              </w:rPr>
+              <w:t>GIÁ TRỊ ĐỌC ĐƯỢC</w:t>
+            </w:r>
+          </w:p>
+          <w:p>
+            <w:pPr>
+              <w:jc w:val="both"/>
+              <w:rPr>
+                <w:rFonts w:ascii="Times New Roman" w:hAnsi="Times New Roman" w:cs="Times New Roman"/>
+                <w:b/>
+                <w:sz w:val="28"/>
+                <w:szCs w:val="26"/>
+              </w:rPr>
+            </w:pPr>
+          </w:p>
+        </w:tc>
+        <w:tc>
+          <w:tcPr>
+            <w:tcW w:w="3616" w:type="dxa"/>
+          </w:tcPr>
+          <w:p>
+            <w:pPr>
+              <w:jc w:val="both"/>
+              <w:rPr>
+                <w:rFonts w:ascii="Times New Roman" w:hAnsi="Times New Roman" w:cs="Times New Roman"/>
+                <w:b/>
+                <w:sz w:val="28"/>
+                <w:szCs w:val="26"/>
+              </w:rPr>
+            </w:pPr>
+            <w:r>
+              <w:rPr>
+                <w:rFonts w:ascii="Times New Roman" w:hAnsi="Times New Roman" w:cs="Times New Roman"/>
+                <w:b/>
+                <w:sz w:val="28"/>
+                <w:szCs w:val="26"/>
+              </w:rPr>
+              <w:t>GIÁ TRỊ TÍNH TOÁN RA</w:t>
+            </w:r>
           </w:p>
         </w:tc>
       </w:tr>
       <w:tr>
         <w:tc>
           <w:tcPr>
-            <w:tcW w:w="1129" w:type="dxa"/>
-          </w:tcPr>
-          <w:p>
-            <w:pPr>
-              <w:rPr>
-                <w:rFonts w:ascii="Times New Roman" w:hAnsi="Times New Roman" w:cs="Times New Roman"/>
-              </w:rPr>
-            </w:pPr>
-          </w:p>
-        </w:tc>
-        <w:tc>
-          <w:tcPr>
-            <w:tcW w:w="2268" w:type="dxa"/>
-          </w:tcPr>
-          <w:p>
-            <w:pPr>
-              <w:rPr>
-                <w:rFonts w:ascii="Times New Roman" w:hAnsi="Times New Roman" w:cs="Times New Roman"/>
-              </w:rPr>
-            </w:pPr>
-          </w:p>
-        </w:tc>
-        <w:tc>
-          <w:tcPr>
-            <w:tcW w:w="1843" w:type="dxa"/>
-          </w:tcPr>
-          <w:p>
-            <w:pPr>
-              <w:rPr>
-                <w:rFonts w:ascii="Times New Roman" w:hAnsi="Times New Roman" w:cs="Times New Roman"/>
-              </w:rPr>
-            </w:pPr>
-          </w:p>
-        </w:tc>
-        <w:tc>
-          <w:tcPr>
-            <w:tcW w:w="4110" w:type="dxa"/>
-          </w:tcPr>
-          <w:p>
-            <w:pPr>
-              <w:rPr>
-                <w:rFonts w:ascii="Times New Roman" w:hAnsi="Times New Roman" w:cs="Times New Roman"/>
-              </w:rPr>
-            </w:pPr>
+            <w:tcW w:w="1938" w:type="dxa"/>
+          </w:tcPr>
+          <w:p>
+            <w:pPr>
+              <w:jc w:val="both"/>
+              <w:rPr>
+                <w:rFonts w:ascii="Times New Roman" w:hAnsi="Times New Roman" w:cs="Times New Roman"/>
+                <w:sz w:val="26"/>
+                <w:szCs w:val="26"/>
+              </w:rPr>
+            </w:pPr>
+            <w:r>
+              <w:rPr>
+                <w:rFonts w:ascii="Times New Roman" w:hAnsi="Times New Roman" w:cs="Times New Roman"/>
+                <w:sz w:val="26"/>
+                <w:szCs w:val="26"/>
+              </w:rPr>
+              <w:t>FRAME HEADER</w:t>
+            </w:r>
+          </w:p>
+        </w:tc>
+        <w:tc>
+          <w:tcPr>
+            <w:tcW w:w="3796" w:type="dxa"/>
+          </w:tcPr>
+          <w:p>
+            <w:pPr>
+              <w:jc w:val="both"/>
+              <w:rPr>
+                <w:rFonts w:ascii="Times New Roman" w:hAnsi="Times New Roman" w:cs="Times New Roman"/>
+                <w:sz w:val="26"/>
+                <w:szCs w:val="26"/>
+              </w:rPr>
+            </w:pPr>
+            <w:r>
+              <w:rPr>
+                <w:rFonts w:ascii="Times New Roman" w:hAnsi="Times New Roman" w:cs="Times New Roman"/>
+                <w:sz w:val="26"/>
+                <w:szCs w:val="26"/>
+              </w:rPr>
+              <w:t>AA</w:t>
+            </w:r>
+          </w:p>
+        </w:tc>
+        <w:tc>
+          <w:tcPr>
+            <w:tcW w:w="3616" w:type="dxa"/>
+          </w:tcPr>
+          <w:p>
+            <w:pPr>
+              <w:jc w:val="both"/>
+              <w:rPr>
+                <w:rFonts w:ascii="Times New Roman" w:hAnsi="Times New Roman" w:cs="Times New Roman"/>
+                <w:sz w:val="26"/>
+                <w:szCs w:val="26"/>
+              </w:rPr>
+            </w:pPr>
+            <w:r>
+              <w:rPr>
+                <w:rFonts w:ascii="Times New Roman" w:hAnsi="Times New Roman" w:cs="Times New Roman"/>
+                <w:sz w:val="26"/>
+                <w:szCs w:val="26"/>
+              </w:rPr>
+              <w:t xml:space="preserve">Mặc định, </w:t>
+            </w:r>
+            <w:r>
+              <w:rPr>
+                <w:rFonts w:ascii="Times New Roman" w:hAnsi="Times New Roman" w:cs="Times New Roman"/>
+                <w:sz w:val="26"/>
+                <w:szCs w:val="26"/>
+              </w:rPr>
+              <w:t>Ko cần tính</w:t>
+            </w:r>
           </w:p>
         </w:tc>
       </w:tr>
       <w:tr>
         <w:tc>
           <w:tcPr>
-            <w:tcW w:w="1129" w:type="dxa"/>
-          </w:tcPr>
-          <w:p>
-            <w:pPr>
-              <w:rPr>
-                <w:rFonts w:ascii="Times New Roman" w:hAnsi="Times New Roman" w:cs="Times New Roman"/>
-              </w:rPr>
-            </w:pPr>
-          </w:p>
-        </w:tc>
-        <w:tc>
-          <w:tcPr>
-            <w:tcW w:w="2268" w:type="dxa"/>
-          </w:tcPr>
-          <w:p>
-            <w:pPr>
-              <w:rPr>
-                <w:rFonts w:ascii="Times New Roman" w:hAnsi="Times New Roman" w:cs="Times New Roman"/>
-              </w:rPr>
-            </w:pPr>
-          </w:p>
-        </w:tc>
-        <w:tc>
-          <w:tcPr>
-            <w:tcW w:w="1843" w:type="dxa"/>
-          </w:tcPr>
-          <w:p>
-            <w:pPr>
-              <w:rPr>
-                <w:rFonts w:ascii="Times New Roman" w:hAnsi="Times New Roman" w:cs="Times New Roman"/>
-              </w:rPr>
-            </w:pPr>
-          </w:p>
-        </w:tc>
-        <w:tc>
-          <w:tcPr>
-            <w:tcW w:w="4110" w:type="dxa"/>
-          </w:tcPr>
-          <w:p>
-            <w:pPr>
-              <w:rPr>
-                <w:rFonts w:ascii="Times New Roman" w:hAnsi="Times New Roman" w:cs="Times New Roman"/>
-              </w:rPr>
-            </w:pPr>
+            <w:tcW w:w="1938" w:type="dxa"/>
+          </w:tcPr>
+          <w:p>
+            <w:pPr>
+              <w:jc w:val="both"/>
+              <w:rPr>
+                <w:rFonts w:ascii="Times New Roman" w:hAnsi="Times New Roman" w:cs="Times New Roman"/>
+                <w:sz w:val="26"/>
+                <w:szCs w:val="26"/>
+              </w:rPr>
+            </w:pPr>
+            <w:r>
+              <w:rPr>
+                <w:rFonts w:ascii="Times New Roman" w:hAnsi="Times New Roman" w:cs="Times New Roman"/>
+                <w:sz w:val="26"/>
+                <w:szCs w:val="26"/>
+              </w:rPr>
+              <w:t>FRAME LENGTH</w:t>
+            </w:r>
+          </w:p>
+        </w:tc>
+        <w:tc>
+          <w:tcPr>
+            <w:tcW w:w="3796" w:type="dxa"/>
+          </w:tcPr>
+          <w:p>
+            <w:pPr>
+              <w:jc w:val="both"/>
+              <w:rPr>
+                <w:rFonts w:ascii="Times New Roman" w:hAnsi="Times New Roman" w:cs="Times New Roman"/>
+                <w:sz w:val="26"/>
+                <w:szCs w:val="26"/>
+              </w:rPr>
+            </w:pPr>
+            <w:r>
+              <w:rPr>
+                <w:rFonts w:ascii="Times New Roman" w:hAnsi="Times New Roman" w:cs="Times New Roman"/>
+                <w:sz w:val="26"/>
+                <w:szCs w:val="26"/>
+              </w:rPr>
+              <w:t>00 9A</w:t>
+            </w:r>
+          </w:p>
+        </w:tc>
+        <w:tc>
+          <w:tcPr>
+            <w:tcW w:w="3616" w:type="dxa"/>
+          </w:tcPr>
+          <w:p>
+            <w:pPr>
+              <w:jc w:val="both"/>
+              <w:rPr>
+                <w:rFonts w:ascii="Times New Roman" w:hAnsi="Times New Roman" w:cs="Times New Roman"/>
+                <w:sz w:val="26"/>
+                <w:szCs w:val="26"/>
+              </w:rPr>
+            </w:pPr>
+            <w:r>
+              <w:rPr>
+                <w:rFonts w:ascii="Times New Roman" w:hAnsi="Times New Roman" w:cs="Times New Roman"/>
+                <w:sz w:val="26"/>
+                <w:szCs w:val="26"/>
+              </w:rPr>
+              <w:t>159 byte</w:t>
+            </w:r>
+          </w:p>
+          <w:p>
+            <w:pPr>
+              <w:jc w:val="both"/>
+              <w:rPr>
+                <w:rFonts w:ascii="Times New Roman" w:hAnsi="Times New Roman" w:cs="Times New Roman"/>
+                <w:sz w:val="26"/>
+                <w:szCs w:val="26"/>
+              </w:rPr>
+            </w:pPr>
+            <w:r>
+              <w:rPr>
+                <w:rFonts w:ascii="Times New Roman" w:hAnsi="Times New Roman" w:cs="Times New Roman"/>
+                <w:sz w:val="26"/>
+                <w:szCs w:val="26"/>
+              </w:rPr>
+              <w:t>Độ dài khung truyền tính từ FRAME</w:t>
+            </w:r>
+            <w:r>
+              <w:rPr>
+                <w:rFonts w:ascii="Times New Roman" w:hAnsi="Times New Roman" w:cs="Times New Roman"/>
+                <w:sz w:val="26"/>
+                <w:szCs w:val="26"/>
+              </w:rPr>
+              <w:t xml:space="preserve"> </w:t>
+            </w:r>
+            <w:r>
+              <w:rPr>
+                <w:rFonts w:ascii="Times New Roman" w:hAnsi="Times New Roman" w:cs="Times New Roman"/>
+                <w:sz w:val="26"/>
+                <w:szCs w:val="26"/>
+              </w:rPr>
+              <w:t>HEADER đến trước CHECK CODE (Không bao gồm 2 byte của CHECK COE)</w:t>
+            </w:r>
           </w:p>
         </w:tc>
       </w:tr>
       <w:tr>
         <w:tc>
           <w:tcPr>
-            <w:tcW w:w="1129" w:type="dxa"/>
-          </w:tcPr>
-          <w:p>
-            <w:pPr>
-              <w:rPr>
-                <w:rFonts w:ascii="Times New Roman" w:hAnsi="Times New Roman" w:cs="Times New Roman"/>
-              </w:rPr>
-            </w:pPr>
-          </w:p>
-        </w:tc>
-        <w:tc>
-          <w:tcPr>
-            <w:tcW w:w="2268" w:type="dxa"/>
-          </w:tcPr>
-          <w:p>
-            <w:pPr>
-              <w:rPr>
-                <w:rFonts w:ascii="Times New Roman" w:hAnsi="Times New Roman" w:cs="Times New Roman"/>
-              </w:rPr>
-            </w:pPr>
-          </w:p>
-        </w:tc>
-        <w:tc>
-          <w:tcPr>
-            <w:tcW w:w="1843" w:type="dxa"/>
-          </w:tcPr>
-          <w:p>
-            <w:pPr>
-              <w:rPr>
-                <w:rFonts w:ascii="Times New Roman" w:hAnsi="Times New Roman" w:cs="Times New Roman"/>
-              </w:rPr>
-            </w:pPr>
-          </w:p>
-        </w:tc>
-        <w:tc>
-          <w:tcPr>
-            <w:tcW w:w="4110" w:type="dxa"/>
-          </w:tcPr>
-          <w:p>
-            <w:pPr>
-              <w:rPr>
-                <w:rFonts w:ascii="Times New Roman" w:hAnsi="Times New Roman" w:cs="Times New Roman"/>
-              </w:rPr>
-            </w:pPr>
+            <w:tcW w:w="1938" w:type="dxa"/>
+          </w:tcPr>
+          <w:p>
+            <w:pPr>
+              <w:jc w:val="both"/>
+              <w:rPr>
+                <w:rFonts w:ascii="Times New Roman" w:hAnsi="Times New Roman" w:cs="Times New Roman"/>
+                <w:sz w:val="26"/>
+                <w:szCs w:val="26"/>
+              </w:rPr>
+            </w:pPr>
+            <w:r>
+              <w:rPr>
+                <w:rFonts w:ascii="Times New Roman" w:hAnsi="Times New Roman" w:cs="Times New Roman"/>
+                <w:sz w:val="26"/>
+                <w:szCs w:val="26"/>
+              </w:rPr>
+              <w:t>PROTOCOL VERSION</w:t>
+            </w:r>
+          </w:p>
+        </w:tc>
+        <w:tc>
+          <w:tcPr>
+            <w:tcW w:w="3796" w:type="dxa"/>
+          </w:tcPr>
+          <w:p>
+            <w:pPr>
+              <w:jc w:val="both"/>
+              <w:rPr>
+                <w:rFonts w:ascii="Times New Roman" w:hAnsi="Times New Roman" w:cs="Times New Roman"/>
+                <w:sz w:val="26"/>
+                <w:szCs w:val="26"/>
+              </w:rPr>
+            </w:pPr>
+            <w:r>
+              <w:rPr>
+                <w:rFonts w:ascii="Times New Roman" w:hAnsi="Times New Roman" w:cs="Times New Roman"/>
+                <w:sz w:val="26"/>
+                <w:szCs w:val="26"/>
+              </w:rPr>
+              <w:t>01</w:t>
+            </w:r>
+          </w:p>
+        </w:tc>
+        <w:tc>
+          <w:tcPr>
+            <w:tcW w:w="3616" w:type="dxa"/>
+          </w:tcPr>
+          <w:p>
+            <w:pPr>
+              <w:jc w:val="both"/>
+              <w:rPr>
+                <w:rFonts w:ascii="Times New Roman" w:hAnsi="Times New Roman" w:cs="Times New Roman"/>
+                <w:sz w:val="26"/>
+                <w:szCs w:val="26"/>
+              </w:rPr>
+            </w:pPr>
+            <w:r>
+              <w:rPr>
+                <w:rFonts w:ascii="Times New Roman" w:hAnsi="Times New Roman" w:cs="Times New Roman"/>
+                <w:sz w:val="26"/>
+                <w:szCs w:val="26"/>
+              </w:rPr>
+              <w:t>Mặc định, Ko cần tính</w:t>
+            </w:r>
           </w:p>
         </w:tc>
       </w:tr>
       <w:tr>
         <w:tc>
           <w:tcPr>
-            <w:tcW w:w="1129" w:type="dxa"/>
-          </w:tcPr>
-          <w:p>
-            <w:pPr>
-              <w:rPr>
-                <w:rFonts w:ascii="Times New Roman" w:hAnsi="Times New Roman" w:cs="Times New Roman"/>
-              </w:rPr>
-            </w:pPr>
-          </w:p>
-        </w:tc>
-        <w:tc>
-          <w:tcPr>
-            <w:tcW w:w="2268" w:type="dxa"/>
-          </w:tcPr>
-          <w:p>
-            <w:pPr>
-              <w:rPr>
-                <w:rFonts w:ascii="Times New Roman" w:hAnsi="Times New Roman" w:cs="Times New Roman"/>
-              </w:rPr>
-            </w:pPr>
-          </w:p>
-        </w:tc>
-        <w:tc>
-          <w:tcPr>
-            <w:tcW w:w="1843" w:type="dxa"/>
-          </w:tcPr>
-          <w:p>
-            <w:pPr>
-              <w:rPr>
-                <w:rFonts w:ascii="Times New Roman" w:hAnsi="Times New Roman" w:cs="Times New Roman"/>
-              </w:rPr>
-            </w:pPr>
-          </w:p>
-        </w:tc>
-        <w:tc>
-          <w:tcPr>
-            <w:tcW w:w="4110" w:type="dxa"/>
-          </w:tcPr>
-          <w:p>
-            <w:pPr>
-              <w:rPr>
-                <w:rFonts w:ascii="Times New Roman" w:hAnsi="Times New Roman" w:cs="Times New Roman"/>
-              </w:rPr>
-            </w:pPr>
+            <w:tcW w:w="1938" w:type="dxa"/>
+          </w:tcPr>
+          <w:p>
+            <w:pPr>
+              <w:jc w:val="both"/>
+              <w:rPr>
+                <w:rFonts w:ascii="Times New Roman" w:hAnsi="Times New Roman" w:cs="Times New Roman"/>
+                <w:sz w:val="26"/>
+                <w:szCs w:val="26"/>
+              </w:rPr>
+            </w:pPr>
+            <w:r>
+              <w:rPr>
+                <w:rFonts w:ascii="Times New Roman" w:hAnsi="Times New Roman" w:cs="Times New Roman"/>
+                <w:sz w:val="26"/>
+                <w:szCs w:val="26"/>
+              </w:rPr>
+              <w:t>FRAME TYPE</w:t>
+            </w:r>
+          </w:p>
+        </w:tc>
+        <w:tc>
+          <w:tcPr>
+            <w:tcW w:w="3796" w:type="dxa"/>
+          </w:tcPr>
+          <w:p>
+            <w:pPr>
+              <w:jc w:val="both"/>
+              <w:rPr>
+                <w:rFonts w:ascii="Times New Roman" w:hAnsi="Times New Roman" w:cs="Times New Roman"/>
+                <w:sz w:val="26"/>
+                <w:szCs w:val="26"/>
+              </w:rPr>
+            </w:pPr>
+            <w:r>
+              <w:rPr>
+                <w:rFonts w:ascii="Times New Roman" w:hAnsi="Times New Roman" w:cs="Times New Roman"/>
+                <w:sz w:val="26"/>
+                <w:szCs w:val="26"/>
+              </w:rPr>
+              <w:t>61</w:t>
+            </w:r>
+          </w:p>
+        </w:tc>
+        <w:tc>
+          <w:tcPr>
+            <w:tcW w:w="3616" w:type="dxa"/>
+          </w:tcPr>
+          <w:p>
+            <w:pPr>
+              <w:jc w:val="both"/>
+              <w:rPr>
+                <w:rFonts w:ascii="Times New Roman" w:hAnsi="Times New Roman" w:cs="Times New Roman"/>
+                <w:sz w:val="26"/>
+                <w:szCs w:val="26"/>
+              </w:rPr>
+            </w:pPr>
+            <w:r>
+              <w:rPr>
+                <w:rFonts w:ascii="Times New Roman" w:hAnsi="Times New Roman" w:cs="Times New Roman"/>
+                <w:sz w:val="26"/>
+                <w:szCs w:val="26"/>
+              </w:rPr>
+              <w:t>Mặc định, Ko cần tính</w:t>
+            </w:r>
           </w:p>
         </w:tc>
       </w:tr>
       <w:tr>
         <w:tc>
           <w:tcPr>
-            <w:tcW w:w="1129" w:type="dxa"/>
-          </w:tcPr>
-          <w:p>
-            <w:pPr>
-              <w:rPr>
-                <w:rFonts w:ascii="Times New Roman" w:hAnsi="Times New Roman" w:cs="Times New Roman"/>
-              </w:rPr>
-            </w:pPr>
-          </w:p>
-        </w:tc>
-        <w:tc>
-          <w:tcPr>
-            <w:tcW w:w="2268" w:type="dxa"/>
-          </w:tcPr>
-          <w:p>
-            <w:pPr>
-              <w:rPr>
-                <w:rFonts w:ascii="Times New Roman" w:hAnsi="Times New Roman" w:cs="Times New Roman"/>
-              </w:rPr>
-            </w:pPr>
-          </w:p>
-        </w:tc>
-        <w:tc>
-          <w:tcPr>
-            <w:tcW w:w="1843" w:type="dxa"/>
-          </w:tcPr>
-          <w:p>
-            <w:pPr>
-              <w:rPr>
-                <w:rFonts w:ascii="Times New Roman" w:hAnsi="Times New Roman" w:cs="Times New Roman"/>
-              </w:rPr>
-            </w:pPr>
-          </w:p>
-        </w:tc>
-        <w:tc>
-          <w:tcPr>
-            <w:tcW w:w="4110" w:type="dxa"/>
-          </w:tcPr>
-          <w:p>
-            <w:pPr>
-              <w:rPr>
-                <w:rFonts w:ascii="Times New Roman" w:hAnsi="Times New Roman" w:cs="Times New Roman"/>
-              </w:rPr>
-            </w:pPr>
+            <w:tcW w:w="1938" w:type="dxa"/>
+          </w:tcPr>
+          <w:p>
+            <w:pPr>
+              <w:jc w:val="both"/>
+              <w:rPr>
+                <w:rFonts w:ascii="Times New Roman" w:hAnsi="Times New Roman" w:cs="Times New Roman"/>
+                <w:sz w:val="26"/>
+                <w:szCs w:val="26"/>
+              </w:rPr>
+            </w:pPr>
+            <w:r>
+              <w:rPr>
+                <w:rFonts w:ascii="Times New Roman" w:hAnsi="Times New Roman" w:cs="Times New Roman"/>
+                <w:sz w:val="26"/>
+                <w:szCs w:val="26"/>
+              </w:rPr>
+              <w:t>COMMAND</w:t>
+            </w:r>
+          </w:p>
+        </w:tc>
+        <w:tc>
+          <w:tcPr>
+            <w:tcW w:w="3796" w:type="dxa"/>
+          </w:tcPr>
+          <w:p>
+            <w:pPr>
+              <w:jc w:val="both"/>
+              <w:rPr>
+                <w:rFonts w:ascii="Times New Roman" w:hAnsi="Times New Roman" w:cs="Times New Roman"/>
+                <w:sz w:val="26"/>
+                <w:szCs w:val="26"/>
+              </w:rPr>
+            </w:pPr>
+            <w:r>
+              <w:rPr>
+                <w:rFonts w:ascii="Times New Roman" w:hAnsi="Times New Roman" w:cs="Times New Roman"/>
+                <w:sz w:val="26"/>
+                <w:szCs w:val="26"/>
+              </w:rPr>
+              <w:t>AD</w:t>
+            </w:r>
+          </w:p>
+        </w:tc>
+        <w:tc>
+          <w:tcPr>
+            <w:tcW w:w="3616" w:type="dxa"/>
+          </w:tcPr>
+          <w:p>
+            <w:pPr>
+              <w:jc w:val="both"/>
+              <w:rPr>
+                <w:rFonts w:ascii="Times New Roman" w:hAnsi="Times New Roman" w:cs="Times New Roman"/>
+                <w:sz w:val="26"/>
+                <w:szCs w:val="26"/>
+              </w:rPr>
+            </w:pPr>
+            <w:r>
+              <w:rPr>
+                <w:rFonts w:ascii="Times New Roman" w:hAnsi="Times New Roman" w:cs="Times New Roman"/>
+                <w:sz w:val="26"/>
+                <w:szCs w:val="26"/>
+              </w:rPr>
+              <w:t>Lệnh thông báo kết quả đo</w:t>
+            </w:r>
+          </w:p>
+        </w:tc>
+      </w:tr>
+      <w:tr>
+        <w:tc>
+          <w:tcPr>
+            <w:tcW w:w="1938" w:type="dxa"/>
+          </w:tcPr>
+          <w:p>
+            <w:pPr>
+              <w:jc w:val="both"/>
+              <w:rPr>
+                <w:rFonts w:ascii="Times New Roman" w:hAnsi="Times New Roman" w:cs="Times New Roman"/>
+                <w:sz w:val="26"/>
+                <w:szCs w:val="26"/>
+              </w:rPr>
+            </w:pPr>
+            <w:r>
+              <w:rPr>
+                <w:rFonts w:ascii="Times New Roman" w:hAnsi="Times New Roman" w:cs="Times New Roman"/>
+                <w:sz w:val="26"/>
+                <w:szCs w:val="26"/>
+              </w:rPr>
+              <w:t>PARAMETER LENGTH</w:t>
+            </w:r>
+          </w:p>
+        </w:tc>
+        <w:tc>
+          <w:tcPr>
+            <w:tcW w:w="3796" w:type="dxa"/>
+          </w:tcPr>
+          <w:p>
+            <w:pPr>
+              <w:jc w:val="both"/>
+              <w:rPr>
+                <w:rFonts w:ascii="Times New Roman" w:hAnsi="Times New Roman" w:cs="Times New Roman"/>
+                <w:sz w:val="26"/>
+                <w:szCs w:val="26"/>
+              </w:rPr>
+            </w:pPr>
+            <w:r>
+              <w:rPr>
+                <w:rFonts w:ascii="Times New Roman" w:hAnsi="Times New Roman" w:cs="Times New Roman"/>
+                <w:sz w:val="26"/>
+                <w:szCs w:val="26"/>
+              </w:rPr>
+              <w:t>00 92</w:t>
+            </w:r>
+          </w:p>
+        </w:tc>
+        <w:tc>
+          <w:tcPr>
+            <w:tcW w:w="3616" w:type="dxa"/>
+          </w:tcPr>
+          <w:p>
+            <w:pPr>
+              <w:jc w:val="both"/>
+              <w:rPr>
+                <w:rFonts w:ascii="Times New Roman" w:hAnsi="Times New Roman" w:cs="Times New Roman"/>
+                <w:sz w:val="26"/>
+                <w:szCs w:val="26"/>
+              </w:rPr>
+            </w:pPr>
+            <w:r>
+              <w:rPr>
+                <w:rFonts w:ascii="Times New Roman" w:hAnsi="Times New Roman" w:cs="Times New Roman"/>
+                <w:sz w:val="26"/>
+                <w:szCs w:val="26"/>
+              </w:rPr>
+              <w:t xml:space="preserve">146 =&gt; Khung truyền này có tổng cộng 3N + 5 = 146 =&gt; </w:t>
+            </w:r>
+            <w:r>
+              <w:rPr>
+                <w:rFonts w:ascii="Times New Roman" w:hAnsi="Times New Roman" w:cs="Times New Roman"/>
+                <w:b/>
+                <w:sz w:val="26"/>
+                <w:szCs w:val="26"/>
+              </w:rPr>
+              <w:t>N = 47 điểm</w:t>
+            </w:r>
+          </w:p>
+        </w:tc>
+      </w:tr>
+      <w:tr>
+        <w:tc>
+          <w:tcPr>
+            <w:tcW w:w="1938" w:type="dxa"/>
+          </w:tcPr>
+          <w:p>
+            <w:pPr>
+              <w:jc w:val="both"/>
+              <w:rPr>
+                <w:rFonts w:ascii="Times New Roman" w:hAnsi="Times New Roman" w:cs="Times New Roman"/>
+                <w:sz w:val="26"/>
+                <w:szCs w:val="26"/>
+              </w:rPr>
+            </w:pPr>
+            <w:r>
+              <w:rPr>
+                <w:rFonts w:ascii="Times New Roman" w:hAnsi="Times New Roman" w:cs="Times New Roman"/>
+                <w:sz w:val="26"/>
+                <w:szCs w:val="26"/>
+              </w:rPr>
+              <w:t>PARAMETER</w:t>
+            </w:r>
+          </w:p>
+        </w:tc>
+        <w:tc>
+          <w:tcPr>
+            <w:tcW w:w="3796" w:type="dxa"/>
+          </w:tcPr>
+          <w:p>
+            <w:pPr>
+              <w:jc w:val="both"/>
+              <w:rPr>
+                <w:rFonts w:ascii="Times New Roman" w:hAnsi="Times New Roman" w:cs="Times New Roman"/>
+                <w:sz w:val="26"/>
+                <w:szCs w:val="26"/>
+              </w:rPr>
+            </w:pPr>
+            <w:r>
+              <w:rPr>
+                <w:rFonts w:ascii="Times New Roman" w:hAnsi="Times New Roman" w:cs="Times New Roman"/>
+                <w:sz w:val="26"/>
+                <w:szCs w:val="26"/>
+              </w:rPr>
+              <w:t>82 00 87 69 78 00 00 00 46 21 3A 54 23 78</w:t>
+            </w:r>
+            <w:r>
+              <w:rPr>
+                <w:rFonts w:ascii="Times New Roman" w:hAnsi="Times New Roman" w:cs="Times New Roman"/>
+                <w:sz w:val="26"/>
+                <w:szCs w:val="26"/>
+              </w:rPr>
+              <w:t xml:space="preserve"> </w:t>
+            </w:r>
+            <w:r>
+              <w:rPr>
+                <w:rFonts w:ascii="Times New Roman" w:hAnsi="Times New Roman" w:cs="Times New Roman"/>
+                <w:sz w:val="26"/>
+                <w:szCs w:val="26"/>
+              </w:rPr>
+              <w:t>00 00 00 00 00 00 91 33 60 82 32 F7 9</w:t>
+            </w:r>
+            <w:r>
+              <w:rPr>
+                <w:rFonts w:ascii="Times New Roman" w:hAnsi="Times New Roman" w:cs="Times New Roman"/>
+                <w:sz w:val="26"/>
+                <w:szCs w:val="26"/>
+              </w:rPr>
+              <w:t xml:space="preserve">3 32 EB 6D 32 E0 51 21 88 00 00 </w:t>
+            </w:r>
+            <w:r>
+              <w:rPr>
+                <w:rFonts w:ascii="Times New Roman" w:hAnsi="Times New Roman" w:cs="Times New Roman"/>
+                <w:sz w:val="26"/>
+                <w:szCs w:val="26"/>
+              </w:rPr>
+              <w:t>00 5D 21 88 66 21 8D 68 21 BF 41 32 D</w:t>
+            </w:r>
+            <w:r>
+              <w:rPr>
+                <w:rFonts w:ascii="Times New Roman" w:hAnsi="Times New Roman" w:cs="Times New Roman"/>
+                <w:sz w:val="26"/>
+                <w:szCs w:val="26"/>
+              </w:rPr>
+              <w:t xml:space="preserve">4 86 33 02 4D 32 E0 89 51 48 8E </w:t>
+            </w:r>
+            <w:r>
+              <w:rPr>
+                <w:rFonts w:ascii="Times New Roman" w:hAnsi="Times New Roman" w:cs="Times New Roman"/>
+                <w:sz w:val="26"/>
+                <w:szCs w:val="26"/>
+              </w:rPr>
+              <w:t>51 48 92 51 48 8C 51 48 63 50 19 6D 5</w:t>
+            </w:r>
+            <w:r>
+              <w:rPr>
+                <w:rFonts w:ascii="Times New Roman" w:hAnsi="Times New Roman" w:cs="Times New Roman"/>
+                <w:sz w:val="26"/>
+                <w:szCs w:val="26"/>
+              </w:rPr>
+              <w:t xml:space="preserve">1 48 7C 51 64 92 51 64 89 51 48 </w:t>
+            </w:r>
+            <w:r>
+              <w:rPr>
+                <w:rFonts w:ascii="Times New Roman" w:hAnsi="Times New Roman" w:cs="Times New Roman"/>
+                <w:sz w:val="26"/>
+                <w:szCs w:val="26"/>
+              </w:rPr>
+              <w:t>90 51 64 89 51 48 93 51 64 4B 53 2D 5</w:t>
+            </w:r>
+            <w:r>
+              <w:rPr>
+                <w:rFonts w:ascii="Times New Roman" w:hAnsi="Times New Roman" w:cs="Times New Roman"/>
+                <w:sz w:val="26"/>
+                <w:szCs w:val="26"/>
+              </w:rPr>
+              <w:t xml:space="preserve">7 59 BA 43 2F 78 41 2E E4 00 00 </w:t>
+            </w:r>
+            <w:r>
+              <w:rPr>
+                <w:rFonts w:ascii="Times New Roman" w:hAnsi="Times New Roman" w:cs="Times New Roman"/>
+                <w:sz w:val="26"/>
+                <w:szCs w:val="26"/>
+              </w:rPr>
+              <w:t>00 54 2E DE 6B 2E E4 6B 2F 50 58 2E E</w:t>
+            </w:r>
+            <w:r>
+              <w:rPr>
+                <w:rFonts w:ascii="Times New Roman" w:hAnsi="Times New Roman" w:cs="Times New Roman"/>
+                <w:sz w:val="26"/>
+                <w:szCs w:val="26"/>
+              </w:rPr>
+              <w:t xml:space="preserve">4 7E 2F 64 5D 2F 78 3F 5A 0B 5A </w:t>
+            </w:r>
+            <w:r>
+              <w:rPr>
+                <w:rFonts w:ascii="Times New Roman" w:hAnsi="Times New Roman" w:cs="Times New Roman"/>
+                <w:sz w:val="26"/>
+                <w:szCs w:val="26"/>
+              </w:rPr>
+              <w:t>5B FD 57 5B D3 5B 5C 28 59 5C 28 59 5B FD 5E 5E 32</w:t>
+            </w:r>
+          </w:p>
+        </w:tc>
+        <w:tc>
+          <w:tcPr>
+            <w:tcW w:w="3616" w:type="dxa"/>
+          </w:tcPr>
+          <w:p>
+            <w:pPr>
+              <w:jc w:val="both"/>
+              <w:rPr>
+                <w:rFonts w:ascii="Times New Roman" w:hAnsi="Times New Roman" w:cs="Times New Roman"/>
+                <w:sz w:val="26"/>
+                <w:szCs w:val="26"/>
+              </w:rPr>
+            </w:pPr>
+            <w:r>
+              <w:rPr>
+                <w:rFonts w:ascii="Times New Roman" w:hAnsi="Times New Roman" w:cs="Times New Roman"/>
+                <w:sz w:val="26"/>
+                <w:szCs w:val="26"/>
+              </w:rPr>
+              <w:t>Tính toán trong bảng sau</w:t>
+            </w:r>
+          </w:p>
+        </w:tc>
+      </w:tr>
+      <w:tr>
+        <w:tc>
+          <w:tcPr>
+            <w:tcW w:w="1938" w:type="dxa"/>
+          </w:tcPr>
+          <w:p>
+            <w:pPr>
+              <w:jc w:val="both"/>
+              <w:rPr>
+                <w:rFonts w:ascii="Times New Roman" w:hAnsi="Times New Roman" w:cs="Times New Roman"/>
+                <w:sz w:val="26"/>
+                <w:szCs w:val="26"/>
+              </w:rPr>
+            </w:pPr>
+            <w:r>
+              <w:rPr>
+                <w:rFonts w:ascii="Times New Roman" w:hAnsi="Times New Roman" w:cs="Times New Roman"/>
+                <w:sz w:val="26"/>
+                <w:szCs w:val="26"/>
+              </w:rPr>
+              <w:t>CHECK CODE</w:t>
+            </w:r>
+          </w:p>
+        </w:tc>
+        <w:tc>
+          <w:tcPr>
+            <w:tcW w:w="3796" w:type="dxa"/>
+          </w:tcPr>
+          <w:p>
+            <w:pPr>
+              <w:jc w:val="both"/>
+              <w:rPr>
+                <w:rFonts w:ascii="Times New Roman" w:hAnsi="Times New Roman" w:cs="Times New Roman"/>
+                <w:sz w:val="26"/>
+                <w:szCs w:val="26"/>
+              </w:rPr>
+            </w:pPr>
+            <w:r>
+              <w:rPr>
+                <w:rFonts w:ascii="Times New Roman" w:hAnsi="Times New Roman" w:cs="Times New Roman"/>
+                <w:sz w:val="26"/>
+                <w:szCs w:val="26"/>
+              </w:rPr>
+              <w:t>35 BC</w:t>
+            </w:r>
+          </w:p>
+        </w:tc>
+        <w:tc>
+          <w:tcPr>
+            <w:tcW w:w="3616" w:type="dxa"/>
+          </w:tcPr>
+          <w:p>
+            <w:pPr>
+              <w:jc w:val="both"/>
+              <w:rPr>
+                <w:rFonts w:ascii="Times New Roman" w:hAnsi="Times New Roman" w:cs="Times New Roman"/>
+                <w:sz w:val="26"/>
+                <w:szCs w:val="26"/>
+              </w:rPr>
+            </w:pPr>
+            <w:r>
+              <w:rPr>
+                <w:rFonts w:ascii="Times New Roman" w:hAnsi="Times New Roman" w:cs="Times New Roman"/>
+                <w:sz w:val="26"/>
+                <w:szCs w:val="26"/>
+              </w:rPr>
+              <w:t>35BC = (AA + 00 + 9A + …. + 5E + 32) =&gt; Đúng, khung truyền không lỗi</w:t>
+            </w:r>
           </w:p>
         </w:tc>
       </w:tr>
     </w:tbl>
     <w:p>
       <w:pPr>
-        <w:rPr>
-          <w:rFonts w:ascii="Times New Roman" w:hAnsi="Times New Roman" w:cs="Times New Roman"/>
+        <w:jc w:val="both"/>
+        <w:rPr>
+          <w:rFonts w:ascii="Times New Roman" w:hAnsi="Times New Roman" w:cs="Times New Roman"/>
+          <w:b/>
+          <w:color w:val="FF0000"/>
+          <w:sz w:val="26"/>
+          <w:szCs w:val="26"/>
+        </w:rPr>
+      </w:pPr>
+    </w:p>
+    <w:p>
+      <w:pPr>
+        <w:rPr>
+          <w:rFonts w:ascii="Times New Roman" w:hAnsi="Times New Roman" w:cs="Times New Roman"/>
+          <w:b/>
+          <w:color w:val="FF0000"/>
+          <w:sz w:val="26"/>
+          <w:szCs w:val="26"/>
+        </w:rPr>
+      </w:pPr>
+      <w:r>
+        <w:rPr>
+          <w:rFonts w:ascii="Times New Roman" w:hAnsi="Times New Roman" w:cs="Times New Roman"/>
+          <w:b/>
+          <w:color w:val="FF0000"/>
+          <w:sz w:val="26"/>
+          <w:szCs w:val="26"/>
+        </w:rPr>
+        <w:br w:type="page"/>
+      </w:r>
+    </w:p>
+    <w:p>
+      <w:pPr>
+        <w:rPr>
+          <w:rFonts w:ascii="Times New Roman" w:hAnsi="Times New Roman" w:cs="Times New Roman"/>
+          <w:b/>
+          <w:color w:val="FF0000"/>
+          <w:sz w:val="26"/>
+          <w:szCs w:val="26"/>
+        </w:rPr>
+      </w:pPr>
+    </w:p>
+    <w:p>
+      <w:pPr>
+        <w:rPr>
+          <w:rFonts w:ascii="Times New Roman" w:hAnsi="Times New Roman" w:cs="Times New Roman"/>
+          <w:b/>
+          <w:sz w:val="26"/>
+          <w:szCs w:val="26"/>
+        </w:rPr>
+      </w:pPr>
+      <w:r>
+        <w:rPr>
+          <w:rFonts w:ascii="Times New Roman" w:hAnsi="Times New Roman" w:cs="Times New Roman"/>
+          <w:b/>
+          <w:sz w:val="26"/>
+          <w:szCs w:val="26"/>
+        </w:rPr>
+        <w:t>Bảng xử lí PARAMETRER</w:t>
+      </w:r>
+    </w:p>
+    <w:tbl>
+      <w:tblPr>
+        <w:tblStyle w:val="TableGrid"/>
+        <w:tblW w:w="0" w:type="auto"/>
+        <w:tblLook w:val="04A0" w:firstRow="1" w:lastRow="0" w:firstColumn="1" w:lastColumn="0" w:noHBand="0" w:noVBand="1"/>
+      </w:tblPr>
+      <w:tblGrid>
+        <w:gridCol w:w="1885"/>
+        <w:gridCol w:w="3870"/>
+        <w:gridCol w:w="3595"/>
+      </w:tblGrid>
+      <w:tr>
+        <w:tc>
+          <w:tcPr>
+            <w:tcW w:w="1885" w:type="dxa"/>
+          </w:tcPr>
+          <w:p>
+            <w:pPr>
+              <w:rPr>
+                <w:rFonts w:ascii="Times New Roman" w:hAnsi="Times New Roman" w:cs="Times New Roman"/>
+                <w:b/>
+                <w:sz w:val="26"/>
+                <w:szCs w:val="26"/>
+              </w:rPr>
+            </w:pPr>
+            <w:r>
+              <w:rPr>
+                <w:rFonts w:ascii="Times New Roman" w:hAnsi="Times New Roman" w:cs="Times New Roman"/>
+                <w:b/>
+                <w:sz w:val="26"/>
+                <w:szCs w:val="26"/>
+              </w:rPr>
+              <w:t>TÊN</w:t>
+            </w:r>
+          </w:p>
+          <w:p>
+            <w:pPr>
+              <w:rPr>
+                <w:rFonts w:ascii="Times New Roman" w:hAnsi="Times New Roman" w:cs="Times New Roman"/>
+                <w:b/>
+                <w:sz w:val="26"/>
+                <w:szCs w:val="26"/>
+              </w:rPr>
+            </w:pPr>
+          </w:p>
+        </w:tc>
+        <w:tc>
+          <w:tcPr>
+            <w:tcW w:w="3870" w:type="dxa"/>
+          </w:tcPr>
+          <w:p>
+            <w:pPr>
+              <w:rPr>
+                <w:rFonts w:ascii="Times New Roman" w:hAnsi="Times New Roman" w:cs="Times New Roman"/>
+                <w:b/>
+                <w:sz w:val="26"/>
+                <w:szCs w:val="26"/>
+              </w:rPr>
+            </w:pPr>
+            <w:r>
+              <w:rPr>
+                <w:rFonts w:ascii="Times New Roman" w:hAnsi="Times New Roman" w:cs="Times New Roman"/>
+                <w:b/>
+                <w:sz w:val="26"/>
+                <w:szCs w:val="26"/>
+              </w:rPr>
+              <w:t>GIÁ TRỊ ĐỌC ĐƯỢC</w:t>
+            </w:r>
+          </w:p>
+        </w:tc>
+        <w:tc>
+          <w:tcPr>
+            <w:tcW w:w="3595" w:type="dxa"/>
+          </w:tcPr>
+          <w:p>
+            <w:pPr>
+              <w:rPr>
+                <w:rFonts w:ascii="Times New Roman" w:hAnsi="Times New Roman" w:cs="Times New Roman"/>
+                <w:b/>
+                <w:sz w:val="26"/>
+                <w:szCs w:val="26"/>
+              </w:rPr>
+            </w:pPr>
+            <w:r>
+              <w:rPr>
+                <w:rFonts w:ascii="Times New Roman" w:hAnsi="Times New Roman" w:cs="Times New Roman"/>
+                <w:b/>
+                <w:sz w:val="26"/>
+                <w:szCs w:val="26"/>
+              </w:rPr>
+              <w:t>GIÁ TRỊ TÍNH TOÁN RA</w:t>
+            </w:r>
+          </w:p>
+        </w:tc>
+      </w:tr>
+      <w:tr>
+        <w:tc>
+          <w:tcPr>
+            <w:tcW w:w="1885" w:type="dxa"/>
+          </w:tcPr>
+          <w:p>
+            <w:pPr>
+              <w:rPr>
+                <w:rFonts w:ascii="Times New Roman" w:hAnsi="Times New Roman" w:cs="Times New Roman"/>
+                <w:sz w:val="26"/>
+                <w:szCs w:val="26"/>
+              </w:rPr>
+            </w:pPr>
+            <w:r>
+              <w:rPr>
+                <w:rFonts w:ascii="Times New Roman" w:hAnsi="Times New Roman" w:cs="Times New Roman"/>
+                <w:sz w:val="26"/>
+                <w:szCs w:val="26"/>
+              </w:rPr>
+              <w:t>Tốc độ quay Lidar</w:t>
+            </w:r>
+          </w:p>
+        </w:tc>
+        <w:tc>
+          <w:tcPr>
+            <w:tcW w:w="3870" w:type="dxa"/>
+          </w:tcPr>
+          <w:p>
+            <w:pPr>
+              <w:rPr>
+                <w:rFonts w:ascii="Times New Roman" w:hAnsi="Times New Roman" w:cs="Times New Roman"/>
+                <w:sz w:val="26"/>
+                <w:szCs w:val="26"/>
+              </w:rPr>
+            </w:pPr>
+            <w:r>
+              <w:rPr>
+                <w:rFonts w:ascii="Times New Roman" w:hAnsi="Times New Roman" w:cs="Times New Roman"/>
+                <w:sz w:val="26"/>
+                <w:szCs w:val="26"/>
+              </w:rPr>
+              <w:t>82</w:t>
+            </w:r>
+          </w:p>
+        </w:tc>
+        <w:tc>
+          <w:tcPr>
+            <w:tcW w:w="3595" w:type="dxa"/>
+          </w:tcPr>
+          <w:p>
+            <w:pPr>
+              <w:rPr>
+                <w:rFonts w:ascii="Times New Roman" w:hAnsi="Times New Roman" w:cs="Times New Roman"/>
+                <w:sz w:val="26"/>
+                <w:szCs w:val="26"/>
+              </w:rPr>
+            </w:pPr>
+            <w:r>
+              <w:rPr>
+                <w:rFonts w:ascii="Times New Roman" w:hAnsi="Times New Roman" w:cs="Times New Roman"/>
+                <w:sz w:val="26"/>
+                <w:szCs w:val="26"/>
+              </w:rPr>
+              <w:t>130*0.05 = 6.5 rad/s</w:t>
+            </w:r>
+          </w:p>
+        </w:tc>
+      </w:tr>
+      <w:tr>
+        <w:tc>
+          <w:tcPr>
+            <w:tcW w:w="1885" w:type="dxa"/>
+          </w:tcPr>
+          <w:p>
+            <w:pPr>
+              <w:rPr>
+                <w:rFonts w:ascii="Times New Roman" w:hAnsi="Times New Roman" w:cs="Times New Roman"/>
+                <w:sz w:val="26"/>
+                <w:szCs w:val="26"/>
+              </w:rPr>
+            </w:pPr>
+            <w:r>
+              <w:rPr>
+                <w:rFonts w:ascii="Times New Roman" w:hAnsi="Times New Roman" w:cs="Times New Roman"/>
+                <w:sz w:val="26"/>
+                <w:szCs w:val="26"/>
+              </w:rPr>
+              <w:t>Offset</w:t>
+            </w:r>
+          </w:p>
+        </w:tc>
+        <w:tc>
+          <w:tcPr>
+            <w:tcW w:w="3870" w:type="dxa"/>
+          </w:tcPr>
+          <w:p>
+            <w:pPr>
+              <w:rPr>
+                <w:rFonts w:ascii="Times New Roman" w:hAnsi="Times New Roman" w:cs="Times New Roman"/>
+                <w:sz w:val="26"/>
+                <w:szCs w:val="26"/>
+              </w:rPr>
+            </w:pPr>
+            <w:r>
+              <w:rPr>
+                <w:rFonts w:ascii="Times New Roman" w:hAnsi="Times New Roman" w:cs="Times New Roman"/>
+                <w:sz w:val="26"/>
+                <w:szCs w:val="26"/>
+              </w:rPr>
+              <w:t>00 87</w:t>
+            </w:r>
+          </w:p>
+        </w:tc>
+        <w:tc>
+          <w:tcPr>
+            <w:tcW w:w="3595" w:type="dxa"/>
+          </w:tcPr>
+          <w:p>
+            <w:pPr>
+              <w:rPr>
+                <w:rFonts w:ascii="Times New Roman" w:hAnsi="Times New Roman" w:cs="Times New Roman"/>
+                <w:sz w:val="26"/>
+                <w:szCs w:val="26"/>
+              </w:rPr>
+            </w:pPr>
+            <w:r>
+              <w:rPr>
+                <w:rFonts w:ascii="Times New Roman" w:hAnsi="Times New Roman" w:cs="Times New Roman"/>
+                <w:sz w:val="26"/>
+                <w:szCs w:val="26"/>
+              </w:rPr>
+              <w:t>Không cần tính</w:t>
+            </w:r>
+          </w:p>
+        </w:tc>
+      </w:tr>
+      <w:tr>
+        <w:tc>
+          <w:tcPr>
+            <w:tcW w:w="1885" w:type="dxa"/>
+          </w:tcPr>
+          <w:p>
+            <w:pPr>
+              <w:rPr>
+                <w:rFonts w:ascii="Times New Roman" w:hAnsi="Times New Roman" w:cs="Times New Roman"/>
+                <w:sz w:val="26"/>
+                <w:szCs w:val="26"/>
+              </w:rPr>
+            </w:pPr>
+            <w:r>
+              <w:rPr>
+                <w:rFonts w:ascii="Times New Roman" w:hAnsi="Times New Roman" w:cs="Times New Roman"/>
+                <w:sz w:val="26"/>
+                <w:szCs w:val="26"/>
+              </w:rPr>
+              <w:t>Góc bắt đầu</w:t>
+            </w:r>
+          </w:p>
+        </w:tc>
+        <w:tc>
+          <w:tcPr>
+            <w:tcW w:w="3870" w:type="dxa"/>
+          </w:tcPr>
+          <w:p>
+            <w:pPr>
+              <w:rPr>
+                <w:rFonts w:ascii="Times New Roman" w:hAnsi="Times New Roman" w:cs="Times New Roman"/>
+                <w:sz w:val="26"/>
+                <w:szCs w:val="26"/>
+              </w:rPr>
+            </w:pPr>
+            <w:r>
+              <w:rPr>
+                <w:rFonts w:ascii="Times New Roman" w:hAnsi="Times New Roman" w:cs="Times New Roman"/>
+                <w:sz w:val="26"/>
+                <w:szCs w:val="26"/>
+              </w:rPr>
+              <w:t>69 78</w:t>
+            </w:r>
+          </w:p>
+        </w:tc>
+        <w:tc>
+          <w:tcPr>
+            <w:tcW w:w="3595" w:type="dxa"/>
+          </w:tcPr>
+          <w:p>
+            <w:pPr>
+              <w:rPr>
+                <w:rFonts w:ascii="Times New Roman" w:hAnsi="Times New Roman" w:cs="Times New Roman"/>
+                <w:sz w:val="26"/>
+                <w:szCs w:val="26"/>
+              </w:rPr>
+            </w:pPr>
+            <w:r>
+              <w:rPr>
+                <w:rFonts w:ascii="Times New Roman" w:hAnsi="Times New Roman" w:cs="Times New Roman"/>
+                <w:sz w:val="26"/>
+                <w:szCs w:val="26"/>
+              </w:rPr>
+              <w:t>27000*0.01 = 270 độ</w:t>
+            </w:r>
+          </w:p>
+          <w:p>
+            <w:pPr>
+              <w:rPr>
+                <w:rFonts w:ascii="Times New Roman" w:hAnsi="Times New Roman" w:cs="Times New Roman"/>
+                <w:sz w:val="26"/>
+                <w:szCs w:val="26"/>
+              </w:rPr>
+            </w:pPr>
+            <w:r>
+              <w:rPr>
+                <w:rFonts w:ascii="Times New Roman" w:hAnsi="Times New Roman" w:cs="Times New Roman"/>
+                <w:sz w:val="26"/>
+                <w:szCs w:val="26"/>
+              </w:rPr>
+              <w:t>Đây là khung truyền của góc 270</w:t>
+            </w:r>
+          </w:p>
+        </w:tc>
+      </w:tr>
+      <w:tr>
+        <w:tc>
+          <w:tcPr>
+            <w:tcW w:w="1885" w:type="dxa"/>
+          </w:tcPr>
+          <w:p>
+            <w:pPr>
+              <w:rPr>
+                <w:rFonts w:ascii="Times New Roman" w:hAnsi="Times New Roman" w:cs="Times New Roman"/>
+                <w:sz w:val="26"/>
+                <w:szCs w:val="26"/>
+              </w:rPr>
+            </w:pPr>
+            <w:r>
+              <w:rPr>
+                <w:rFonts w:ascii="Times New Roman" w:hAnsi="Times New Roman" w:cs="Times New Roman"/>
+                <w:sz w:val="26"/>
+                <w:szCs w:val="26"/>
+              </w:rPr>
+              <w:t>Bắt đầu điểm 1</w:t>
+            </w:r>
+          </w:p>
+        </w:tc>
+        <w:tc>
+          <w:tcPr>
+            <w:tcW w:w="3870" w:type="dxa"/>
+          </w:tcPr>
+          <w:p>
+            <w:pPr>
+              <w:rPr>
+                <w:rFonts w:ascii="Times New Roman" w:hAnsi="Times New Roman" w:cs="Times New Roman"/>
+                <w:sz w:val="26"/>
+                <w:szCs w:val="26"/>
+              </w:rPr>
+            </w:pPr>
+            <w:r>
+              <w:rPr>
+                <w:rFonts w:ascii="Times New Roman" w:hAnsi="Times New Roman" w:cs="Times New Roman"/>
+                <w:sz w:val="26"/>
+                <w:szCs w:val="26"/>
+              </w:rPr>
+              <w:t>00</w:t>
+            </w:r>
+          </w:p>
+        </w:tc>
+        <w:tc>
+          <w:tcPr>
+            <w:tcW w:w="3595" w:type="dxa"/>
+          </w:tcPr>
+          <w:p>
+            <w:pPr>
+              <w:rPr>
+                <w:rFonts w:ascii="Times New Roman" w:hAnsi="Times New Roman" w:cs="Times New Roman"/>
+                <w:sz w:val="26"/>
+                <w:szCs w:val="26"/>
+              </w:rPr>
+            </w:pPr>
+            <w:r>
+              <w:rPr>
+                <w:rFonts w:ascii="Times New Roman" w:hAnsi="Times New Roman" w:cs="Times New Roman"/>
+                <w:sz w:val="26"/>
+                <w:szCs w:val="26"/>
+              </w:rPr>
+              <w:t>Không tính</w:t>
+            </w:r>
+          </w:p>
+        </w:tc>
+      </w:tr>
+      <w:tr>
+        <w:tc>
+          <w:tcPr>
+            <w:tcW w:w="1885" w:type="dxa"/>
+          </w:tcPr>
+          <w:p>
+            <w:pPr>
+              <w:rPr>
+                <w:rFonts w:ascii="Times New Roman" w:hAnsi="Times New Roman" w:cs="Times New Roman"/>
+                <w:sz w:val="26"/>
+                <w:szCs w:val="26"/>
+              </w:rPr>
+            </w:pPr>
+            <w:r>
+              <w:rPr>
+                <w:rFonts w:ascii="Times New Roman" w:hAnsi="Times New Roman" w:cs="Times New Roman"/>
+                <w:sz w:val="26"/>
+                <w:szCs w:val="26"/>
+              </w:rPr>
+              <w:t>Khoảng cách điểm 1</w:t>
+            </w:r>
+          </w:p>
+        </w:tc>
+        <w:tc>
+          <w:tcPr>
+            <w:tcW w:w="3870" w:type="dxa"/>
+          </w:tcPr>
+          <w:p>
+            <w:pPr>
+              <w:rPr>
+                <w:rFonts w:ascii="Times New Roman" w:hAnsi="Times New Roman" w:cs="Times New Roman"/>
+                <w:sz w:val="26"/>
+                <w:szCs w:val="26"/>
+              </w:rPr>
+            </w:pPr>
+            <w:r>
+              <w:rPr>
+                <w:rFonts w:ascii="Times New Roman" w:hAnsi="Times New Roman" w:cs="Times New Roman"/>
+                <w:sz w:val="26"/>
+                <w:szCs w:val="26"/>
+              </w:rPr>
+              <w:t>00 00</w:t>
+            </w:r>
+          </w:p>
+        </w:tc>
+        <w:tc>
+          <w:tcPr>
+            <w:tcW w:w="3595" w:type="dxa"/>
+          </w:tcPr>
+          <w:p>
+            <w:pPr>
+              <w:rPr>
+                <w:rFonts w:ascii="Times New Roman" w:hAnsi="Times New Roman" w:cs="Times New Roman"/>
+                <w:sz w:val="26"/>
+                <w:szCs w:val="26"/>
+              </w:rPr>
+            </w:pPr>
+            <w:r>
+              <w:rPr>
+                <w:rFonts w:ascii="Times New Roman" w:hAnsi="Times New Roman" w:cs="Times New Roman"/>
+                <w:sz w:val="26"/>
+                <w:szCs w:val="26"/>
+              </w:rPr>
+              <w:t>0*0.25 = 0 mm</w:t>
+            </w:r>
+          </w:p>
+          <w:p>
+            <w:pPr>
+              <w:rPr>
+                <w:rFonts w:ascii="Times New Roman" w:hAnsi="Times New Roman" w:cs="Times New Roman"/>
+                <w:sz w:val="26"/>
+                <w:szCs w:val="26"/>
+              </w:rPr>
+            </w:pPr>
+            <w:r>
+              <w:rPr>
+                <w:rFonts w:ascii="Times New Roman" w:hAnsi="Times New Roman" w:cs="Times New Roman"/>
+                <w:sz w:val="26"/>
+                <w:szCs w:val="26"/>
+              </w:rPr>
+              <w:t xml:space="preserve">Góc </w:t>
+            </w:r>
+            <w:r>
+              <w:rPr>
+                <w:rFonts w:ascii="Times New Roman" w:hAnsi="Times New Roman" w:cs="Times New Roman"/>
+                <w:sz w:val="26"/>
+                <w:szCs w:val="26"/>
+              </w:rPr>
+              <w:t>= 270</w:t>
+            </w:r>
+            <w:bookmarkStart w:id="0" w:name="_GoBack"/>
+            <w:bookmarkEnd w:id="0"/>
+            <w:r>
+              <w:rPr>
+                <w:rFonts w:ascii="Times New Roman" w:hAnsi="Times New Roman" w:cs="Times New Roman"/>
+                <w:sz w:val="26"/>
+                <w:szCs w:val="26"/>
+              </w:rPr>
+              <w:t xml:space="preserve"> độ</w:t>
+            </w:r>
+          </w:p>
+        </w:tc>
+      </w:tr>
+      <w:tr>
+        <w:tc>
+          <w:tcPr>
+            <w:tcW w:w="1885" w:type="dxa"/>
+          </w:tcPr>
+          <w:p>
+            <w:pPr>
+              <w:rPr>
+                <w:rFonts w:ascii="Times New Roman" w:hAnsi="Times New Roman" w:cs="Times New Roman"/>
+                <w:sz w:val="26"/>
+                <w:szCs w:val="26"/>
+              </w:rPr>
+            </w:pPr>
+            <w:r>
+              <w:rPr>
+                <w:rFonts w:ascii="Times New Roman" w:hAnsi="Times New Roman" w:cs="Times New Roman"/>
+                <w:sz w:val="26"/>
+                <w:szCs w:val="26"/>
+              </w:rPr>
+              <w:t>Bắt đầu điểm 2</w:t>
+            </w:r>
+          </w:p>
+        </w:tc>
+        <w:tc>
+          <w:tcPr>
+            <w:tcW w:w="3870" w:type="dxa"/>
+          </w:tcPr>
+          <w:p>
+            <w:pPr>
+              <w:rPr>
+                <w:rFonts w:ascii="Times New Roman" w:hAnsi="Times New Roman" w:cs="Times New Roman"/>
+                <w:sz w:val="26"/>
+                <w:szCs w:val="26"/>
+              </w:rPr>
+            </w:pPr>
+            <w:r>
+              <w:rPr>
+                <w:rFonts w:ascii="Times New Roman" w:hAnsi="Times New Roman" w:cs="Times New Roman"/>
+                <w:sz w:val="26"/>
+                <w:szCs w:val="26"/>
+              </w:rPr>
+              <w:t>46</w:t>
+            </w:r>
+          </w:p>
+        </w:tc>
+        <w:tc>
+          <w:tcPr>
+            <w:tcW w:w="3595" w:type="dxa"/>
+          </w:tcPr>
+          <w:p>
+            <w:pPr>
+              <w:rPr>
+                <w:rFonts w:ascii="Times New Roman" w:hAnsi="Times New Roman" w:cs="Times New Roman"/>
+                <w:sz w:val="26"/>
+                <w:szCs w:val="26"/>
+              </w:rPr>
+            </w:pPr>
+            <w:r>
+              <w:rPr>
+                <w:rFonts w:ascii="Times New Roman" w:hAnsi="Times New Roman" w:cs="Times New Roman"/>
+                <w:sz w:val="26"/>
+                <w:szCs w:val="26"/>
+              </w:rPr>
+              <w:t>Không tính</w:t>
+            </w:r>
+          </w:p>
+        </w:tc>
+      </w:tr>
+      <w:tr>
+        <w:tc>
+          <w:tcPr>
+            <w:tcW w:w="1885" w:type="dxa"/>
+          </w:tcPr>
+          <w:p>
+            <w:pPr>
+              <w:rPr>
+                <w:rFonts w:ascii="Times New Roman" w:hAnsi="Times New Roman" w:cs="Times New Roman"/>
+                <w:sz w:val="26"/>
+                <w:szCs w:val="26"/>
+              </w:rPr>
+            </w:pPr>
+            <w:r>
+              <w:rPr>
+                <w:rFonts w:ascii="Times New Roman" w:hAnsi="Times New Roman" w:cs="Times New Roman"/>
+                <w:sz w:val="26"/>
+                <w:szCs w:val="26"/>
+              </w:rPr>
+              <w:t>Khoảng cách điể</w:t>
+            </w:r>
+            <w:r>
+              <w:rPr>
+                <w:rFonts w:ascii="Times New Roman" w:hAnsi="Times New Roman" w:cs="Times New Roman"/>
+                <w:sz w:val="26"/>
+                <w:szCs w:val="26"/>
+              </w:rPr>
+              <w:t>m 2</w:t>
+            </w:r>
+          </w:p>
+        </w:tc>
+        <w:tc>
+          <w:tcPr>
+            <w:tcW w:w="3870" w:type="dxa"/>
+          </w:tcPr>
+          <w:p>
+            <w:pPr>
+              <w:rPr>
+                <w:rFonts w:ascii="Times New Roman" w:hAnsi="Times New Roman" w:cs="Times New Roman"/>
+                <w:sz w:val="26"/>
+                <w:szCs w:val="26"/>
+              </w:rPr>
+            </w:pPr>
+            <w:r>
+              <w:rPr>
+                <w:rFonts w:ascii="Times New Roman" w:hAnsi="Times New Roman" w:cs="Times New Roman"/>
+                <w:sz w:val="26"/>
+                <w:szCs w:val="26"/>
+              </w:rPr>
+              <w:t>21 3A</w:t>
+            </w:r>
+          </w:p>
+        </w:tc>
+        <w:tc>
+          <w:tcPr>
+            <w:tcW w:w="3595" w:type="dxa"/>
+          </w:tcPr>
+          <w:p>
+            <w:pPr>
+              <w:rPr>
+                <w:rFonts w:ascii="Times New Roman" w:hAnsi="Times New Roman" w:cs="Times New Roman"/>
+                <w:sz w:val="26"/>
+                <w:szCs w:val="26"/>
+              </w:rPr>
+            </w:pPr>
+            <w:r>
+              <w:rPr>
+                <w:rFonts w:ascii="Times New Roman" w:hAnsi="Times New Roman" w:cs="Times New Roman"/>
+                <w:sz w:val="26"/>
+                <w:szCs w:val="26"/>
+              </w:rPr>
+              <w:t>8560*0.25 = 2126 mm</w:t>
+            </w:r>
+          </w:p>
+          <w:p>
+            <w:pPr>
+              <w:rPr>
+                <w:rFonts w:ascii="Times New Roman" w:hAnsi="Times New Roman" w:cs="Times New Roman"/>
+                <w:sz w:val="26"/>
+                <w:szCs w:val="26"/>
+              </w:rPr>
+            </w:pPr>
+            <w:r>
+              <w:rPr>
+                <w:rFonts w:ascii="Times New Roman" w:hAnsi="Times New Roman" w:cs="Times New Roman"/>
+                <w:sz w:val="26"/>
+                <w:szCs w:val="26"/>
+              </w:rPr>
+              <w:t>Góc = 270.48 độ</w:t>
+            </w:r>
+          </w:p>
+        </w:tc>
+      </w:tr>
+      <w:tr>
+        <w:tc>
+          <w:tcPr>
+            <w:tcW w:w="1885" w:type="dxa"/>
+          </w:tcPr>
+          <w:p>
+            <w:pPr>
+              <w:rPr>
+                <w:rFonts w:ascii="Times New Roman" w:hAnsi="Times New Roman" w:cs="Times New Roman"/>
+                <w:sz w:val="26"/>
+                <w:szCs w:val="26"/>
+              </w:rPr>
+            </w:pPr>
+            <w:r>
+              <w:rPr>
+                <w:rFonts w:ascii="Times New Roman" w:hAnsi="Times New Roman" w:cs="Times New Roman"/>
+                <w:sz w:val="26"/>
+                <w:szCs w:val="26"/>
+              </w:rPr>
+              <w:t>Bắt đầu điểm 3</w:t>
+            </w:r>
+          </w:p>
+        </w:tc>
+        <w:tc>
+          <w:tcPr>
+            <w:tcW w:w="3870" w:type="dxa"/>
+          </w:tcPr>
+          <w:p>
+            <w:pPr>
+              <w:rPr>
+                <w:rFonts w:ascii="Times New Roman" w:hAnsi="Times New Roman" w:cs="Times New Roman"/>
+                <w:sz w:val="26"/>
+                <w:szCs w:val="26"/>
+              </w:rPr>
+            </w:pPr>
+            <w:r>
+              <w:rPr>
+                <w:rFonts w:ascii="Times New Roman" w:hAnsi="Times New Roman" w:cs="Times New Roman"/>
+                <w:sz w:val="26"/>
+                <w:szCs w:val="26"/>
+              </w:rPr>
+              <w:t>54</w:t>
+            </w:r>
+          </w:p>
+        </w:tc>
+        <w:tc>
+          <w:tcPr>
+            <w:tcW w:w="3595" w:type="dxa"/>
+          </w:tcPr>
+          <w:p>
+            <w:pPr>
+              <w:rPr>
+                <w:rFonts w:ascii="Times New Roman" w:hAnsi="Times New Roman" w:cs="Times New Roman"/>
+                <w:sz w:val="26"/>
+                <w:szCs w:val="26"/>
+              </w:rPr>
+            </w:pPr>
+            <w:r>
+              <w:rPr>
+                <w:rFonts w:ascii="Times New Roman" w:hAnsi="Times New Roman" w:cs="Times New Roman"/>
+                <w:sz w:val="26"/>
+                <w:szCs w:val="26"/>
+              </w:rPr>
+              <w:t>Không tính</w:t>
+            </w:r>
+          </w:p>
+        </w:tc>
+      </w:tr>
+      <w:tr>
+        <w:tc>
+          <w:tcPr>
+            <w:tcW w:w="1885" w:type="dxa"/>
+          </w:tcPr>
+          <w:p>
+            <w:pPr>
+              <w:rPr>
+                <w:rFonts w:ascii="Times New Roman" w:hAnsi="Times New Roman" w:cs="Times New Roman"/>
+                <w:sz w:val="26"/>
+                <w:szCs w:val="26"/>
+              </w:rPr>
+            </w:pPr>
+            <w:r>
+              <w:rPr>
+                <w:rFonts w:ascii="Times New Roman" w:hAnsi="Times New Roman" w:cs="Times New Roman"/>
+                <w:sz w:val="26"/>
+                <w:szCs w:val="26"/>
+              </w:rPr>
+              <w:t>Khoảng cách điểm 3</w:t>
+            </w:r>
+          </w:p>
+        </w:tc>
+        <w:tc>
+          <w:tcPr>
+            <w:tcW w:w="3870" w:type="dxa"/>
+          </w:tcPr>
+          <w:p>
+            <w:pPr>
+              <w:rPr>
+                <w:rFonts w:ascii="Times New Roman" w:hAnsi="Times New Roman" w:cs="Times New Roman"/>
+                <w:sz w:val="26"/>
+                <w:szCs w:val="26"/>
+              </w:rPr>
+            </w:pPr>
+            <w:r>
+              <w:rPr>
+                <w:rFonts w:ascii="Times New Roman" w:hAnsi="Times New Roman" w:cs="Times New Roman"/>
+                <w:sz w:val="26"/>
+                <w:szCs w:val="26"/>
+              </w:rPr>
+              <w:t>23 78</w:t>
+            </w:r>
+          </w:p>
+        </w:tc>
+        <w:tc>
+          <w:tcPr>
+            <w:tcW w:w="3595" w:type="dxa"/>
+          </w:tcPr>
+          <w:p>
+            <w:pPr>
+              <w:rPr>
+                <w:rFonts w:ascii="Times New Roman" w:hAnsi="Times New Roman" w:cs="Times New Roman"/>
+                <w:sz w:val="26"/>
+                <w:szCs w:val="26"/>
+              </w:rPr>
+            </w:pPr>
+            <w:r>
+              <w:rPr>
+                <w:rFonts w:ascii="Times New Roman" w:hAnsi="Times New Roman" w:cs="Times New Roman"/>
+                <w:sz w:val="26"/>
+                <w:szCs w:val="26"/>
+              </w:rPr>
+              <w:t>9080*0.25 = 2270 mm</w:t>
+            </w:r>
+          </w:p>
+          <w:p>
+            <w:pPr>
+              <w:rPr>
+                <w:rFonts w:ascii="Times New Roman" w:hAnsi="Times New Roman" w:cs="Times New Roman"/>
+                <w:sz w:val="26"/>
+                <w:szCs w:val="26"/>
+              </w:rPr>
+            </w:pPr>
+            <w:r>
+              <w:rPr>
+                <w:rFonts w:ascii="Times New Roman" w:hAnsi="Times New Roman" w:cs="Times New Roman"/>
+                <w:sz w:val="26"/>
+                <w:szCs w:val="26"/>
+              </w:rPr>
+              <w:t>Góc = 270.95 độ</w:t>
+            </w:r>
+          </w:p>
+        </w:tc>
+      </w:tr>
+      <w:tr>
+        <w:tc>
+          <w:tcPr>
+            <w:tcW w:w="1885" w:type="dxa"/>
+          </w:tcPr>
+          <w:p>
+            <w:pPr>
+              <w:rPr>
+                <w:rFonts w:ascii="Times New Roman" w:hAnsi="Times New Roman" w:cs="Times New Roman"/>
+                <w:sz w:val="26"/>
+                <w:szCs w:val="26"/>
+              </w:rPr>
+            </w:pPr>
+            <w:r>
+              <w:rPr>
+                <w:rFonts w:ascii="Times New Roman" w:hAnsi="Times New Roman" w:cs="Times New Roman"/>
+                <w:sz w:val="26"/>
+                <w:szCs w:val="26"/>
+              </w:rPr>
+              <w:t xml:space="preserve">Bắt đầu điểm </w:t>
+            </w:r>
+            <w:r>
+              <w:rPr>
+                <w:rFonts w:ascii="Times New Roman" w:hAnsi="Times New Roman" w:cs="Times New Roman"/>
+                <w:sz w:val="26"/>
+                <w:szCs w:val="26"/>
+              </w:rPr>
+              <w:t>….</w:t>
+            </w:r>
+          </w:p>
+        </w:tc>
+        <w:tc>
+          <w:tcPr>
+            <w:tcW w:w="3870" w:type="dxa"/>
+          </w:tcPr>
+          <w:p>
+            <w:pPr>
+              <w:rPr>
+                <w:rFonts w:ascii="Times New Roman" w:hAnsi="Times New Roman" w:cs="Times New Roman"/>
+                <w:sz w:val="26"/>
+                <w:szCs w:val="26"/>
+              </w:rPr>
+            </w:pPr>
+            <w:r>
+              <w:rPr>
+                <w:rFonts w:ascii="Times New Roman" w:hAnsi="Times New Roman" w:cs="Times New Roman"/>
+                <w:sz w:val="26"/>
+                <w:szCs w:val="26"/>
+              </w:rPr>
+              <w:t>….</w:t>
+            </w:r>
+          </w:p>
+        </w:tc>
+        <w:tc>
+          <w:tcPr>
+            <w:tcW w:w="3595" w:type="dxa"/>
+          </w:tcPr>
+          <w:p>
+            <w:pPr>
+              <w:rPr>
+                <w:rFonts w:ascii="Times New Roman" w:hAnsi="Times New Roman" w:cs="Times New Roman"/>
+                <w:sz w:val="26"/>
+                <w:szCs w:val="26"/>
+              </w:rPr>
+            </w:pPr>
+            <w:r>
+              <w:rPr>
+                <w:rFonts w:ascii="Times New Roman" w:hAnsi="Times New Roman" w:cs="Times New Roman"/>
+                <w:sz w:val="26"/>
+                <w:szCs w:val="26"/>
+              </w:rPr>
+              <w:t>Không tính</w:t>
+            </w:r>
+          </w:p>
+        </w:tc>
+      </w:tr>
+      <w:tr>
+        <w:tc>
+          <w:tcPr>
+            <w:tcW w:w="1885" w:type="dxa"/>
+          </w:tcPr>
+          <w:p>
+            <w:pPr>
+              <w:rPr>
+                <w:rFonts w:ascii="Times New Roman" w:hAnsi="Times New Roman" w:cs="Times New Roman"/>
+                <w:sz w:val="26"/>
+                <w:szCs w:val="26"/>
+              </w:rPr>
+            </w:pPr>
+            <w:r>
+              <w:rPr>
+                <w:rFonts w:ascii="Times New Roman" w:hAnsi="Times New Roman" w:cs="Times New Roman"/>
+                <w:sz w:val="26"/>
+                <w:szCs w:val="26"/>
+              </w:rPr>
+              <w:t>Khoảng cách điểm</w:t>
+            </w:r>
+            <w:r>
+              <w:rPr>
+                <w:rFonts w:ascii="Times New Roman" w:hAnsi="Times New Roman" w:cs="Times New Roman"/>
+                <w:sz w:val="26"/>
+                <w:szCs w:val="26"/>
+              </w:rPr>
+              <w:t xml:space="preserve"> ….</w:t>
+            </w:r>
+          </w:p>
+        </w:tc>
+        <w:tc>
+          <w:tcPr>
+            <w:tcW w:w="3870" w:type="dxa"/>
+          </w:tcPr>
+          <w:p>
+            <w:pPr>
+              <w:rPr>
+                <w:rFonts w:ascii="Times New Roman" w:hAnsi="Times New Roman" w:cs="Times New Roman"/>
+                <w:sz w:val="26"/>
+                <w:szCs w:val="26"/>
+              </w:rPr>
+            </w:pPr>
+            <w:r>
+              <w:rPr>
+                <w:rFonts w:ascii="Times New Roman" w:hAnsi="Times New Roman" w:cs="Times New Roman"/>
+                <w:sz w:val="26"/>
+                <w:szCs w:val="26"/>
+              </w:rPr>
+              <w:t>….</w:t>
+            </w:r>
+          </w:p>
+        </w:tc>
+        <w:tc>
+          <w:tcPr>
+            <w:tcW w:w="3595" w:type="dxa"/>
+          </w:tcPr>
+          <w:p>
+            <w:pPr>
+              <w:rPr>
+                <w:rFonts w:ascii="Times New Roman" w:hAnsi="Times New Roman" w:cs="Times New Roman"/>
+                <w:sz w:val="26"/>
+                <w:szCs w:val="26"/>
+              </w:rPr>
+            </w:pPr>
+            <w:r>
+              <w:rPr>
+                <w:rFonts w:ascii="Times New Roman" w:hAnsi="Times New Roman" w:cs="Times New Roman"/>
+                <w:sz w:val="26"/>
+                <w:szCs w:val="26"/>
+              </w:rPr>
+              <w:t>…….</w:t>
+            </w:r>
+          </w:p>
+        </w:tc>
+      </w:tr>
+      <w:tr>
+        <w:tc>
+          <w:tcPr>
+            <w:tcW w:w="1885" w:type="dxa"/>
+          </w:tcPr>
+          <w:p>
+            <w:pPr>
+              <w:rPr>
+                <w:rFonts w:ascii="Times New Roman" w:hAnsi="Times New Roman" w:cs="Times New Roman"/>
+                <w:sz w:val="26"/>
+                <w:szCs w:val="26"/>
+              </w:rPr>
+            </w:pPr>
+            <w:r>
+              <w:rPr>
+                <w:rFonts w:ascii="Times New Roman" w:hAnsi="Times New Roman" w:cs="Times New Roman"/>
+                <w:sz w:val="26"/>
+                <w:szCs w:val="26"/>
+              </w:rPr>
+              <w:t>Bắt đầu điểm 46</w:t>
+            </w:r>
+          </w:p>
+        </w:tc>
+        <w:tc>
+          <w:tcPr>
+            <w:tcW w:w="3870" w:type="dxa"/>
+          </w:tcPr>
+          <w:p>
+            <w:pPr>
+              <w:rPr>
+                <w:rFonts w:ascii="Times New Roman" w:hAnsi="Times New Roman" w:cs="Times New Roman"/>
+                <w:sz w:val="26"/>
+                <w:szCs w:val="26"/>
+              </w:rPr>
+            </w:pPr>
+            <w:r>
+              <w:rPr>
+                <w:rFonts w:ascii="Times New Roman" w:hAnsi="Times New Roman" w:cs="Times New Roman"/>
+                <w:sz w:val="26"/>
+                <w:szCs w:val="26"/>
+              </w:rPr>
+              <w:t>59</w:t>
+            </w:r>
+          </w:p>
+        </w:tc>
+        <w:tc>
+          <w:tcPr>
+            <w:tcW w:w="3595" w:type="dxa"/>
+          </w:tcPr>
+          <w:p>
+            <w:pPr>
+              <w:rPr>
+                <w:rFonts w:ascii="Times New Roman" w:hAnsi="Times New Roman" w:cs="Times New Roman"/>
+                <w:sz w:val="26"/>
+                <w:szCs w:val="26"/>
+              </w:rPr>
+            </w:pPr>
+            <w:r>
+              <w:rPr>
+                <w:rFonts w:ascii="Times New Roman" w:hAnsi="Times New Roman" w:cs="Times New Roman"/>
+                <w:sz w:val="26"/>
+                <w:szCs w:val="26"/>
+              </w:rPr>
+              <w:t>Không tính</w:t>
+            </w:r>
+          </w:p>
+        </w:tc>
+      </w:tr>
+      <w:tr>
+        <w:tc>
+          <w:tcPr>
+            <w:tcW w:w="1885" w:type="dxa"/>
+          </w:tcPr>
+          <w:p>
+            <w:pPr>
+              <w:rPr>
+                <w:rFonts w:ascii="Times New Roman" w:hAnsi="Times New Roman" w:cs="Times New Roman"/>
+                <w:sz w:val="26"/>
+                <w:szCs w:val="26"/>
+              </w:rPr>
+            </w:pPr>
+            <w:r>
+              <w:rPr>
+                <w:rFonts w:ascii="Times New Roman" w:hAnsi="Times New Roman" w:cs="Times New Roman"/>
+                <w:sz w:val="26"/>
+                <w:szCs w:val="26"/>
+              </w:rPr>
+              <w:t>Khoảng cách điể</w:t>
+            </w:r>
+            <w:r>
+              <w:rPr>
+                <w:rFonts w:ascii="Times New Roman" w:hAnsi="Times New Roman" w:cs="Times New Roman"/>
+                <w:sz w:val="26"/>
+                <w:szCs w:val="26"/>
+              </w:rPr>
+              <w:t>m 46</w:t>
+            </w:r>
+          </w:p>
+        </w:tc>
+        <w:tc>
+          <w:tcPr>
+            <w:tcW w:w="3870" w:type="dxa"/>
+          </w:tcPr>
+          <w:p>
+            <w:pPr>
+              <w:rPr>
+                <w:rFonts w:ascii="Times New Roman" w:hAnsi="Times New Roman" w:cs="Times New Roman"/>
+                <w:sz w:val="26"/>
+                <w:szCs w:val="26"/>
+              </w:rPr>
+            </w:pPr>
+            <w:r>
+              <w:rPr>
+                <w:rFonts w:ascii="Times New Roman" w:hAnsi="Times New Roman" w:cs="Times New Roman"/>
+                <w:sz w:val="26"/>
+                <w:szCs w:val="26"/>
+              </w:rPr>
+              <w:t>5B FD</w:t>
+            </w:r>
+          </w:p>
+        </w:tc>
+        <w:tc>
+          <w:tcPr>
+            <w:tcW w:w="3595" w:type="dxa"/>
+          </w:tcPr>
+          <w:p>
+            <w:pPr>
+              <w:rPr>
+                <w:rFonts w:ascii="Times New Roman" w:hAnsi="Times New Roman" w:cs="Times New Roman"/>
+                <w:sz w:val="26"/>
+                <w:szCs w:val="26"/>
+              </w:rPr>
+            </w:pPr>
+            <w:r>
+              <w:rPr>
+                <w:rFonts w:ascii="Times New Roman" w:hAnsi="Times New Roman" w:cs="Times New Roman"/>
+                <w:sz w:val="26"/>
+                <w:szCs w:val="26"/>
+              </w:rPr>
+              <w:t>23549*0.25 = 5887.25 mm</w:t>
+            </w:r>
+          </w:p>
+          <w:p>
+            <w:pPr>
+              <w:rPr>
+                <w:rFonts w:ascii="Times New Roman" w:hAnsi="Times New Roman" w:cs="Times New Roman"/>
+                <w:sz w:val="26"/>
+                <w:szCs w:val="26"/>
+              </w:rPr>
+            </w:pPr>
+            <w:r>
+              <w:rPr>
+                <w:rFonts w:ascii="Times New Roman" w:hAnsi="Times New Roman" w:cs="Times New Roman"/>
+                <w:sz w:val="26"/>
+                <w:szCs w:val="26"/>
+              </w:rPr>
+              <w:t>Góc = 292.03</w:t>
+            </w:r>
+          </w:p>
+        </w:tc>
+      </w:tr>
+      <w:tr>
+        <w:tc>
+          <w:tcPr>
+            <w:tcW w:w="1885" w:type="dxa"/>
+          </w:tcPr>
+          <w:p>
+            <w:pPr>
+              <w:rPr>
+                <w:rFonts w:ascii="Times New Roman" w:hAnsi="Times New Roman" w:cs="Times New Roman"/>
+                <w:sz w:val="26"/>
+                <w:szCs w:val="26"/>
+              </w:rPr>
+            </w:pPr>
+            <w:r>
+              <w:rPr>
+                <w:rFonts w:ascii="Times New Roman" w:hAnsi="Times New Roman" w:cs="Times New Roman"/>
+                <w:sz w:val="26"/>
+                <w:szCs w:val="26"/>
+              </w:rPr>
+              <w:t xml:space="preserve">Bắt đầu điểm </w:t>
+            </w:r>
+            <w:r>
+              <w:rPr>
+                <w:rFonts w:ascii="Times New Roman" w:hAnsi="Times New Roman" w:cs="Times New Roman"/>
+                <w:sz w:val="26"/>
+                <w:szCs w:val="26"/>
+              </w:rPr>
+              <w:t>47</w:t>
+            </w:r>
+          </w:p>
+        </w:tc>
+        <w:tc>
+          <w:tcPr>
+            <w:tcW w:w="3870" w:type="dxa"/>
+          </w:tcPr>
+          <w:p>
+            <w:pPr>
+              <w:rPr>
+                <w:rFonts w:ascii="Times New Roman" w:hAnsi="Times New Roman" w:cs="Times New Roman"/>
+                <w:sz w:val="26"/>
+                <w:szCs w:val="26"/>
+              </w:rPr>
+            </w:pPr>
+            <w:r>
+              <w:rPr>
+                <w:rFonts w:ascii="Times New Roman" w:hAnsi="Times New Roman" w:cs="Times New Roman"/>
+                <w:sz w:val="26"/>
+                <w:szCs w:val="26"/>
+              </w:rPr>
+              <w:t xml:space="preserve">5E </w:t>
+            </w:r>
+          </w:p>
+        </w:tc>
+        <w:tc>
+          <w:tcPr>
+            <w:tcW w:w="3595" w:type="dxa"/>
+          </w:tcPr>
+          <w:p>
+            <w:pPr>
+              <w:rPr>
+                <w:rFonts w:ascii="Times New Roman" w:hAnsi="Times New Roman" w:cs="Times New Roman"/>
+                <w:sz w:val="26"/>
+                <w:szCs w:val="26"/>
+              </w:rPr>
+            </w:pPr>
+            <w:r>
+              <w:rPr>
+                <w:rFonts w:ascii="Times New Roman" w:hAnsi="Times New Roman" w:cs="Times New Roman"/>
+                <w:sz w:val="26"/>
+                <w:szCs w:val="26"/>
+              </w:rPr>
+              <w:t>Không tính</w:t>
+            </w:r>
+          </w:p>
+        </w:tc>
+      </w:tr>
+      <w:tr>
+        <w:tc>
+          <w:tcPr>
+            <w:tcW w:w="1885" w:type="dxa"/>
+          </w:tcPr>
+          <w:p>
+            <w:pPr>
+              <w:rPr>
+                <w:rFonts w:ascii="Times New Roman" w:hAnsi="Times New Roman" w:cs="Times New Roman"/>
+                <w:sz w:val="26"/>
+                <w:szCs w:val="26"/>
+              </w:rPr>
+            </w:pPr>
+            <w:r>
+              <w:rPr>
+                <w:rFonts w:ascii="Times New Roman" w:hAnsi="Times New Roman" w:cs="Times New Roman"/>
+                <w:sz w:val="26"/>
+                <w:szCs w:val="26"/>
+              </w:rPr>
+              <w:t>Khoảng cách điể</w:t>
+            </w:r>
+            <w:r>
+              <w:rPr>
+                <w:rFonts w:ascii="Times New Roman" w:hAnsi="Times New Roman" w:cs="Times New Roman"/>
+                <w:sz w:val="26"/>
+                <w:szCs w:val="26"/>
+              </w:rPr>
+              <w:t>m 47</w:t>
+            </w:r>
+          </w:p>
+        </w:tc>
+        <w:tc>
+          <w:tcPr>
+            <w:tcW w:w="3870" w:type="dxa"/>
+          </w:tcPr>
+          <w:p>
+            <w:pPr>
+              <w:rPr>
+                <w:rFonts w:ascii="Times New Roman" w:hAnsi="Times New Roman" w:cs="Times New Roman"/>
+                <w:sz w:val="26"/>
+                <w:szCs w:val="26"/>
+              </w:rPr>
+            </w:pPr>
+            <w:r>
+              <w:rPr>
+                <w:rFonts w:ascii="Times New Roman" w:hAnsi="Times New Roman" w:cs="Times New Roman"/>
+                <w:sz w:val="26"/>
+                <w:szCs w:val="26"/>
+              </w:rPr>
+              <w:t>5E 32</w:t>
+            </w:r>
+          </w:p>
+        </w:tc>
+        <w:tc>
+          <w:tcPr>
+            <w:tcW w:w="3595" w:type="dxa"/>
+          </w:tcPr>
+          <w:p>
+            <w:pPr>
+              <w:rPr>
+                <w:rFonts w:ascii="Times New Roman" w:hAnsi="Times New Roman" w:cs="Times New Roman"/>
+                <w:sz w:val="26"/>
+                <w:szCs w:val="26"/>
+              </w:rPr>
+            </w:pPr>
+            <w:r>
+              <w:rPr>
+                <w:rFonts w:ascii="Times New Roman" w:hAnsi="Times New Roman" w:cs="Times New Roman"/>
+                <w:sz w:val="26"/>
+                <w:szCs w:val="26"/>
+              </w:rPr>
+              <w:t>24114*0.25 = 6028 mm</w:t>
+            </w:r>
+          </w:p>
+          <w:p>
+            <w:pPr>
+              <w:rPr>
+                <w:rFonts w:ascii="Times New Roman" w:hAnsi="Times New Roman" w:cs="Times New Roman"/>
+                <w:sz w:val="26"/>
+                <w:szCs w:val="26"/>
+              </w:rPr>
+            </w:pPr>
+            <w:r>
+              <w:rPr>
+                <w:rFonts w:ascii="Times New Roman" w:hAnsi="Times New Roman" w:cs="Times New Roman"/>
+                <w:sz w:val="26"/>
+                <w:szCs w:val="26"/>
+              </w:rPr>
+              <w:t>Góc = 292.5 độ</w:t>
+            </w:r>
+          </w:p>
+        </w:tc>
+      </w:tr>
+    </w:tbl>
+    <w:p>
+      <w:pPr>
+        <w:rPr>
+          <w:rFonts w:ascii="Times New Roman" w:hAnsi="Times New Roman" w:cs="Times New Roman"/>
+          <w:b/>
+          <w:sz w:val="26"/>
+          <w:szCs w:val="26"/>
+        </w:rPr>
+      </w:pPr>
+    </w:p>
+    <w:p>
+      <w:pPr>
+        <w:ind w:left="360"/>
+        <w:rPr>
+          <w:rFonts w:ascii="Times New Roman" w:hAnsi="Times New Roman" w:cs="Times New Roman"/>
+          <w:sz w:val="26"/>
+          <w:szCs w:val="26"/>
+        </w:rPr>
+      </w:pPr>
+    </w:p>
+    <w:p>
+      <w:pPr>
+        <w:ind w:left="360"/>
+        <w:rPr>
+          <w:rFonts w:ascii="Times New Roman" w:hAnsi="Times New Roman" w:cs="Times New Roman"/>
+          <w:b/>
+          <w:sz w:val="26"/>
+          <w:szCs w:val="26"/>
+        </w:rPr>
+      </w:pPr>
+      <w:r>
+        <w:rPr>
+          <w:rFonts w:ascii="Times New Roman" w:hAnsi="Times New Roman" w:cs="Times New Roman"/>
+          <w:b/>
+          <w:sz w:val="26"/>
+          <w:szCs w:val="26"/>
+        </w:rPr>
+        <w:t>Nhận xét: Đây là toàn bộ cơ sở lý thuyết của một khung truyền Lidar</w:t>
+      </w:r>
+    </w:p>
+    <w:p>
+      <w:pPr>
+        <w:ind w:left="360"/>
+        <w:rPr>
+          <w:rFonts w:ascii="Times New Roman" w:hAnsi="Times New Roman" w:cs="Times New Roman"/>
+          <w:b/>
+          <w:sz w:val="26"/>
+          <w:szCs w:val="26"/>
+        </w:rPr>
+      </w:pPr>
+    </w:p>
+    <w:p>
+      <w:pPr>
+        <w:ind w:left="360"/>
+        <w:rPr>
+          <w:rFonts w:ascii="Times New Roman" w:hAnsi="Times New Roman" w:cs="Times New Roman"/>
+          <w:b/>
+          <w:sz w:val="26"/>
+          <w:szCs w:val="26"/>
+        </w:rPr>
+      </w:pPr>
+    </w:p>
+    <w:p>
+      <w:pPr>
+        <w:rPr>
+          <w:rFonts w:ascii="Times New Roman" w:hAnsi="Times New Roman" w:cs="Times New Roman"/>
+          <w:b/>
+          <w:sz w:val="26"/>
+          <w:szCs w:val="26"/>
+        </w:rPr>
+      </w:pPr>
+      <w:r>
+        <w:rPr>
+          <w:rFonts w:ascii="Times New Roman" w:hAnsi="Times New Roman" w:cs="Times New Roman"/>
+          <w:b/>
+          <w:sz w:val="26"/>
+          <w:szCs w:val="26"/>
+        </w:rPr>
+        <w:br w:type="page"/>
+      </w:r>
+    </w:p>
+    <w:p>
+      <w:pPr>
+        <w:pStyle w:val="ListParagraph"/>
+        <w:numPr>
+          <w:ilvl w:val="0"/>
+          <w:numId w:val="3"/>
+        </w:numPr>
+        <w:rPr>
+          <w:rFonts w:ascii="Times New Roman" w:hAnsi="Times New Roman" w:cs="Times New Roman"/>
+          <w:b/>
+          <w:sz w:val="26"/>
+          <w:szCs w:val="26"/>
+        </w:rPr>
+      </w:pPr>
+      <w:r>
+        <w:rPr>
+          <w:rFonts w:ascii="Times New Roman" w:hAnsi="Times New Roman" w:cs="Times New Roman"/>
+          <w:b/>
+          <w:sz w:val="26"/>
+          <w:szCs w:val="26"/>
+        </w:rPr>
+        <w:lastRenderedPageBreak/>
+        <w:t>Tiến hành giải quyết bài toán tìm khoảng cách ngắn nhất tự vật cản đến Lidar</w:t>
+      </w:r>
+    </w:p>
+    <w:p>
+      <w:pPr>
+        <w:rPr>
+          <w:rFonts w:ascii="Times New Roman" w:hAnsi="Times New Roman" w:cs="Times New Roman"/>
+          <w:b/>
+          <w:sz w:val="26"/>
+          <w:szCs w:val="26"/>
+        </w:rPr>
+      </w:pPr>
+    </w:p>
+    <w:p>
+      <w:pPr>
+        <w:rPr>
+          <w:rFonts w:ascii="Times New Roman" w:hAnsi="Times New Roman" w:cs="Times New Roman"/>
+          <w:sz w:val="26"/>
+          <w:szCs w:val="26"/>
+        </w:rPr>
+      </w:pPr>
+      <w:r>
+        <w:rPr>
+          <w:rFonts w:ascii="Times New Roman" w:hAnsi="Times New Roman" w:cs="Times New Roman"/>
+          <w:sz w:val="26"/>
+          <w:szCs w:val="26"/>
+        </w:rPr>
+        <w:t>Dựa trên những gì học được em sẽ tiến hành giải quyết bài toán như trên</w:t>
+      </w:r>
+    </w:p>
+    <w:p>
+      <w:pPr>
+        <w:rPr>
+          <w:rFonts w:ascii="Times New Roman" w:hAnsi="Times New Roman" w:cs="Times New Roman"/>
+          <w:sz w:val="26"/>
+          <w:szCs w:val="26"/>
+        </w:rPr>
+      </w:pPr>
+    </w:p>
+    <w:p>
+      <w:pPr>
+        <w:rPr>
+          <w:rFonts w:ascii="Times New Roman" w:hAnsi="Times New Roman" w:cs="Times New Roman"/>
+          <w:sz w:val="26"/>
+          <w:szCs w:val="26"/>
+        </w:rPr>
+      </w:pPr>
+      <w:r>
+        <w:rPr>
+          <w:rFonts w:ascii="Times New Roman" w:hAnsi="Times New Roman" w:cs="Times New Roman"/>
+          <w:sz w:val="26"/>
+          <w:szCs w:val="26"/>
+        </w:rPr>
+        <w:t>Sơ đồ hoạt động chương trình</w:t>
+      </w:r>
+    </w:p>
+    <w:p>
+      <w:pPr>
+        <w:rPr>
+          <w:rFonts w:ascii="Times New Roman" w:hAnsi="Times New Roman" w:cs="Times New Roman"/>
+          <w:sz w:val="26"/>
+          <w:szCs w:val="26"/>
+        </w:rPr>
+      </w:pPr>
+    </w:p>
+    <w:p>
+      <w:pPr>
+        <w:rPr>
+          <w:rFonts w:ascii="Times New Roman" w:hAnsi="Times New Roman" w:cs="Times New Roman"/>
+          <w:sz w:val="26"/>
+          <w:szCs w:val="26"/>
+        </w:rPr>
+      </w:pPr>
+      <w:r>
+        <w:rPr>
+          <w:rFonts w:ascii="Times New Roman" w:hAnsi="Times New Roman" w:cs="Times New Roman"/>
+          <w:sz w:val="26"/>
+          <w:szCs w:val="26"/>
+        </w:rPr>
+        <w:pict w14:anchorId="6D48E43A">
+          <v:shapetype id="_x0000_t75" coordsize="21600,21600" o:spt="75" o:preferrelative="t" path="m@4@5l@4@11@9@11@9@5xe" filled="f" stroked="f">
+            <v:stroke joinstyle="miter"/>
+            <v:formulas>
+              <v:f eqn="if lineDrawn pixelLineWidth 0"/>
+              <v:f eqn="sum @0 1 0"/>
+              <v:f eqn="sum 0 0 @1"/>
+              <v:f eqn="prod @2 1 2"/>
+              <v:f eqn="prod @3 21600 pixelWidth"/>
+              <v:f eqn="prod @3 21600 pixelHeight"/>
+              <v:f eqn="sum @0 0 1"/>
+              <v:f eqn="prod @6 1 2"/>
+              <v:f eqn="prod @7 21600 pixelWidth"/>
+              <v:f eqn="sum @8 21600 0"/>
+              <v:f eqn="prod @7 21600 pixelHeight"/>
+              <v:f eqn="sum @10 21600 0"/>
+            </v:formulas>
+            <v:path o:extrusionok="f" gradientshapeok="t" o:connecttype="rect"/>
+            <o:lock v:ext="edit" aspectratio="t"/>
+          </v:shapetype>
+          <v:shape id="_x0000_i1025" type="#_x0000_t75" style="width:278.5pt;height:427pt">
+            <v:imagedata r:id="rId7" o:title="Untitled Diagram.drawio"/>
+          </v:shape>
+        </w:pict>
+      </w:r>
+    </w:p>
+    <w:p>
+      <w:pPr>
+        <w:rPr>
+          <w:rFonts w:ascii="Times New Roman" w:hAnsi="Times New Roman" w:cs="Times New Roman"/>
+          <w:sz w:val="26"/>
+          <w:szCs w:val="26"/>
+        </w:rPr>
+      </w:pPr>
+    </w:p>
+    <w:p>
+      <w:pPr>
+        <w:rPr>
+          <w:rFonts w:ascii="Times New Roman" w:hAnsi="Times New Roman" w:cs="Times New Roman"/>
+          <w:sz w:val="26"/>
+          <w:szCs w:val="26"/>
+        </w:rPr>
+      </w:pPr>
+    </w:p>
+    <w:p>
+      <w:pPr>
+        <w:pStyle w:val="ListParagraph"/>
+        <w:numPr>
+          <w:ilvl w:val="0"/>
+          <w:numId w:val="3"/>
+        </w:numPr>
+        <w:rPr>
+          <w:rFonts w:ascii="Times New Roman" w:hAnsi="Times New Roman" w:cs="Times New Roman"/>
+          <w:sz w:val="26"/>
+          <w:szCs w:val="26"/>
+        </w:rPr>
+      </w:pPr>
+      <w:r>
+        <w:rPr>
+          <w:rFonts w:ascii="Times New Roman" w:hAnsi="Times New Roman" w:cs="Times New Roman"/>
+          <w:sz w:val="26"/>
+          <w:szCs w:val="26"/>
+        </w:rPr>
+        <w:lastRenderedPageBreak/>
+        <w:t>Kết quả</w:t>
+      </w:r>
+    </w:p>
+    <w:p>
+      <w:pPr>
+        <w:rPr>
+          <w:rFonts w:ascii="Times New Roman" w:hAnsi="Times New Roman" w:cs="Times New Roman"/>
+          <w:sz w:val="26"/>
+          <w:szCs w:val="26"/>
+        </w:rPr>
+      </w:pPr>
+    </w:p>
+    <w:p>
+      <w:pPr>
+        <w:rPr>
+          <w:rFonts w:ascii="Times New Roman" w:hAnsi="Times New Roman" w:cs="Times New Roman"/>
+          <w:sz w:val="26"/>
+          <w:szCs w:val="26"/>
+        </w:rPr>
+      </w:pPr>
+    </w:p>
+    <w:p>
+      <w:pPr>
+        <w:rPr>
+          <w:rFonts w:ascii="Times New Roman" w:hAnsi="Times New Roman" w:cs="Times New Roman"/>
+          <w:sz w:val="26"/>
+          <w:szCs w:val="26"/>
+        </w:rPr>
+      </w:pPr>
+    </w:p>
+    <w:p>
+      <w:pPr>
+        <w:rPr>
+          <w:rFonts w:ascii="Times New Roman" w:hAnsi="Times New Roman" w:cs="Times New Roman"/>
+          <w:sz w:val="26"/>
+          <w:szCs w:val="26"/>
+        </w:rPr>
+      </w:pPr>
+    </w:p>
+    <w:p>
+      <w:pPr>
+        <w:ind w:left="360"/>
+        <w:rPr>
+          <w:rFonts w:ascii="Times New Roman" w:hAnsi="Times New Roman" w:cs="Times New Roman"/>
+          <w:sz w:val="26"/>
+          <w:szCs w:val="26"/>
         </w:rPr>
       </w:pPr>
     </w:p>
@@ -1614,8 +4710,8 @@
 </file>
 
 <file path=word/numbering.xml><?xml version="1.0" encoding="utf-8"?>
-<w:numbering xmlns:wpc="http://schemas.microsoft.com/office/word/2010/wordprocessingCanvas" xmlns:cx="http://schemas.microsoft.com/office/drawing/2014/chartex" xmlns:cx1="http://schemas.microsoft.com/office/drawing/2015/9/8/chartex" xmlns:cx2="http://schemas.microsoft.com/office/drawing/2015/10/21/chartex" xmlns:cx3="http://schemas.microsoft.com/office/drawing/2016/5/9/chartex" xmlns:cx4="http://schemas.microsoft.com/office/drawing/2016/5/10/chartex" xmlns:cx5="http://schemas.microsoft.com/office/drawing/2016/5/11/chartex" xmlns:cx6="http://schemas.microsoft.com/office/drawing/2016/5/12/chartex" xmlns:cx7="http://schemas.microsoft.com/office/drawing/2016/5/13/chartex" xmlns:cx8="http://schemas.microsoft.com/office/drawing/2016/5/14/chartex" xmlns:mc="http://schemas.openxmlformats.org/markup-compatibility/2006" xmlns:aink="http://schemas.microsoft.com/office/drawing/2016/ink" xmlns:am3d="http://schemas.microsoft.com/office/drawing/2017/model3d" xmlns:o="urn:schemas-microsoft-com:office:office" xmlns:oel="http://schemas.microsoft.com/office/2019/extlst" xmlns:r="http://schemas.openxmlformats.org/officeDocument/2006/relationships" xmlns:m="http://schemas.openxmlformats.org/officeDocument/2006/math" xmlns:v="urn:schemas-microsoft-com:vml" xmlns:wp14="http://schemas.microsoft.com/office/word/2010/wordprocessingDrawing" xmlns:wp="http://schemas.openxmlformats.org/drawingml/2006/wordprocessingDrawing" xmlns:w10="urn:schemas-microsoft-com:office:word" xmlns:w="http://schemas.openxmlformats.org/wordprocessingml/2006/main" xmlns:w14="http://schemas.microsoft.com/office/word/2010/wordml" xmlns:w15="http://schemas.microsoft.com/office/word/2012/wordml" xmlns:w16cex="http://schemas.microsoft.com/office/word/2018/wordml/cex" xmlns:w16cid="http://schemas.microsoft.com/office/word/2016/wordml/cid" xmlns:w16="http://schemas.microsoft.com/office/word/2018/wordml" xmlns:w16sdtdh="http://schemas.microsoft.com/office/word/2020/wordml/sdtdatahash" xmlns:w16se="http://schemas.microsoft.com/office/word/2015/wordml/symex" xmlns:wpg="http://schemas.microsoft.com/office/word/2010/wordprocessingGroup" xmlns:wpi="http://schemas.microsoft.com/office/word/2010/wordprocessingInk" xmlns:wne="http://schemas.microsoft.com/office/word/2006/wordml" xmlns:wps="http://schemas.microsoft.com/office/word/2010/wordprocessingShape" mc:Ignorable="w14 w15 w16se w16cid w16 w16cex w16sdtdh wp14">
-  <w:abstractNum w:abstractNumId="0" w15:restartNumberingAfterBreak="0">
+<w:numbering xmlns:wpc="http://schemas.microsoft.com/office/word/2010/wordprocessingCanvas" xmlns:mc="http://schemas.openxmlformats.org/markup-compatibility/2006" xmlns:o="urn:schemas-microsoft-com:office:office" xmlns:r="http://schemas.openxmlformats.org/officeDocument/2006/relationships" xmlns:m="http://schemas.openxmlformats.org/officeDocument/2006/math" xmlns:v="urn:schemas-microsoft-com:vml" xmlns:wp14="http://schemas.microsoft.com/office/word/2010/wordprocessingDrawing" xmlns:wp="http://schemas.openxmlformats.org/drawingml/2006/wordprocessingDrawing" xmlns:w10="urn:schemas-microsoft-com:office:word" xmlns:w="http://schemas.openxmlformats.org/wordprocessingml/2006/main" xmlns:w14="http://schemas.microsoft.com/office/word/2010/wordml" xmlns:w15="http://schemas.microsoft.com/office/word/2012/wordml" xmlns:wpg="http://schemas.microsoft.com/office/word/2010/wordprocessingGroup" xmlns:wpi="http://schemas.microsoft.com/office/word/2010/wordprocessingInk" xmlns:wne="http://schemas.microsoft.com/office/word/2006/wordml" xmlns:wps="http://schemas.microsoft.com/office/word/2010/wordprocessingShape" mc:Ignorable="w14 w15 wp14">
+  <w:abstractNum w:abstractNumId="0">
     <w:nsid w:val="60E62F77"/>
     <w:multiLevelType w:val="hybridMultilevel"/>
     <w:tmpl w:val="5882E3D0"/>
@@ -1701,10 +4797,10 @@
       </w:pPr>
     </w:lvl>
   </w:abstractNum>
-  <w:abstractNum w:abstractNumId="1" w15:restartNumberingAfterBreak="0">
+  <w:abstractNum w:abstractNumId="1">
     <w:nsid w:val="64352464"/>
     <w:multiLevelType w:val="hybridMultilevel"/>
-    <w:tmpl w:val="F2FE7A14"/>
+    <w:tmpl w:val="49DE1F78"/>
     <w:lvl w:ilvl="0" w:tplc="0409000F">
       <w:start w:val="1"/>
       <w:numFmt w:val="decimal"/>
@@ -1787,7 +4883,119 @@
       </w:pPr>
     </w:lvl>
   </w:abstractNum>
-  <w:abstractNum w:abstractNumId="2" w15:restartNumberingAfterBreak="0">
+  <w:abstractNum w:abstractNumId="2">
+    <w:nsid w:val="76026B3F"/>
+    <w:multiLevelType w:val="hybridMultilevel"/>
+    <w:tmpl w:val="102E2A30"/>
+    <w:lvl w:ilvl="0" w:tplc="584A9142">
+      <w:numFmt w:val="bullet"/>
+      <w:lvlText w:val=""/>
+      <w:lvlJc w:val="left"/>
+      <w:pPr>
+        <w:ind w:left="720" w:hanging="360"/>
+      </w:pPr>
+      <w:rPr>
+        <w:rFonts w:ascii="Wingdings" w:eastAsiaTheme="minorHAnsi" w:hAnsi="Wingdings" w:cs="Times New Roman" w:hint="default"/>
+      </w:rPr>
+    </w:lvl>
+    <w:lvl w:ilvl="1" w:tplc="04090003" w:tentative="1">
+      <w:start w:val="1"/>
+      <w:numFmt w:val="bullet"/>
+      <w:lvlText w:val="o"/>
+      <w:lvlJc w:val="left"/>
+      <w:pPr>
+        <w:ind w:left="1440" w:hanging="360"/>
+      </w:pPr>
+      <w:rPr>
+        <w:rFonts w:ascii="Courier New" w:hAnsi="Courier New" w:cs="Courier New" w:hint="default"/>
+      </w:rPr>
+    </w:lvl>
+    <w:lvl w:ilvl="2" w:tplc="04090005" w:tentative="1">
+      <w:start w:val="1"/>
+      <w:numFmt w:val="bullet"/>
+      <w:lvlText w:val=""/>
+      <w:lvlJc w:val="left"/>
+      <w:pPr>
+        <w:ind w:left="2160" w:hanging="360"/>
+      </w:pPr>
+      <w:rPr>
+        <w:rFonts w:ascii="Wingdings" w:hAnsi="Wingdings" w:hint="default"/>
+      </w:rPr>
+    </w:lvl>
+    <w:lvl w:ilvl="3" w:tplc="04090001" w:tentative="1">
+      <w:start w:val="1"/>
+      <w:numFmt w:val="bullet"/>
+      <w:lvlText w:val=""/>
+      <w:lvlJc w:val="left"/>
+      <w:pPr>
+        <w:ind w:left="2880" w:hanging="360"/>
+      </w:pPr>
+      <w:rPr>
+        <w:rFonts w:ascii="Symbol" w:hAnsi="Symbol" w:hint="default"/>
+      </w:rPr>
+    </w:lvl>
+    <w:lvl w:ilvl="4" w:tplc="04090003" w:tentative="1">
+      <w:start w:val="1"/>
+      <w:numFmt w:val="bullet"/>
+      <w:lvlText w:val="o"/>
+      <w:lvlJc w:val="left"/>
+      <w:pPr>
+        <w:ind w:left="3600" w:hanging="360"/>
+      </w:pPr>
+      <w:rPr>
+        <w:rFonts w:ascii="Courier New" w:hAnsi="Courier New" w:cs="Courier New" w:hint="default"/>
+      </w:rPr>
+    </w:lvl>
+    <w:lvl w:ilvl="5" w:tplc="04090005" w:tentative="1">
+      <w:start w:val="1"/>
+      <w:numFmt w:val="bullet"/>
+      <w:lvlText w:val=""/>
+      <w:lvlJc w:val="left"/>
+      <w:pPr>
+        <w:ind w:left="4320" w:hanging="360"/>
+      </w:pPr>
+      <w:rPr>
+        <w:rFonts w:ascii="Wingdings" w:hAnsi="Wingdings" w:hint="default"/>
+      </w:rPr>
+    </w:lvl>
+    <w:lvl w:ilvl="6" w:tplc="04090001" w:tentative="1">
+      <w:start w:val="1"/>
+      <w:numFmt w:val="bullet"/>
+      <w:lvlText w:val=""/>
+      <w:lvlJc w:val="left"/>
+      <w:pPr>
+        <w:ind w:left="5040" w:hanging="360"/>
+      </w:pPr>
+      <w:rPr>
+        <w:rFonts w:ascii="Symbol" w:hAnsi="Symbol" w:hint="default"/>
+      </w:rPr>
+    </w:lvl>
+    <w:lvl w:ilvl="7" w:tplc="04090003" w:tentative="1">
+      <w:start w:val="1"/>
+      <w:numFmt w:val="bullet"/>
+      <w:lvlText w:val="o"/>
+      <w:lvlJc w:val="left"/>
+      <w:pPr>
+        <w:ind w:left="5760" w:hanging="360"/>
+      </w:pPr>
+      <w:rPr>
+        <w:rFonts w:ascii="Courier New" w:hAnsi="Courier New" w:cs="Courier New" w:hint="default"/>
+      </w:rPr>
+    </w:lvl>
+    <w:lvl w:ilvl="8" w:tplc="04090005" w:tentative="1">
+      <w:start w:val="1"/>
+      <w:numFmt w:val="bullet"/>
+      <w:lvlText w:val=""/>
+      <w:lvlJc w:val="left"/>
+      <w:pPr>
+        <w:ind w:left="6480" w:hanging="360"/>
+      </w:pPr>
+      <w:rPr>
+        <w:rFonts w:ascii="Wingdings" w:hAnsi="Wingdings" w:hint="default"/>
+      </w:rPr>
+    </w:lvl>
+  </w:abstractNum>
+  <w:abstractNum w:abstractNumId="3">
     <w:nsid w:val="787502EB"/>
     <w:multiLevelType w:val="hybridMultilevel"/>
     <w:tmpl w:val="2908644C"/>
@@ -1900,20 +5108,23 @@
       </w:rPr>
     </w:lvl>
   </w:abstractNum>
-  <w:num w:numId="1" w16cid:durableId="1216618881">
-    <w:abstractNumId w:val="2"/>
+  <w:num w:numId="1">
+    <w:abstractNumId w:val="3"/>
   </w:num>
-  <w:num w:numId="2" w16cid:durableId="1906797584">
+  <w:num w:numId="2">
     <w:abstractNumId w:val="0"/>
   </w:num>
-  <w:num w:numId="3" w16cid:durableId="775635627">
+  <w:num w:numId="3">
     <w:abstractNumId w:val="1"/>
+  </w:num>
+  <w:num w:numId="4">
+    <w:abstractNumId w:val="2"/>
   </w:num>
 </w:numbering>
 </file>
 
 <file path=word/styles.xml><?xml version="1.0" encoding="utf-8"?>
-<w:styles xmlns:mc="http://schemas.openxmlformats.org/markup-compatibility/2006" xmlns:r="http://schemas.openxmlformats.org/officeDocument/2006/relationships" xmlns:w="http://schemas.openxmlformats.org/wordprocessingml/2006/main" xmlns:w14="http://schemas.microsoft.com/office/word/2010/wordml" xmlns:w15="http://schemas.microsoft.com/office/word/2012/wordml" xmlns:w16cex="http://schemas.microsoft.com/office/word/2018/wordml/cex" xmlns:w16cid="http://schemas.microsoft.com/office/word/2016/wordml/cid" xmlns:w16="http://schemas.microsoft.com/office/word/2018/wordml" xmlns:w16sdtdh="http://schemas.microsoft.com/office/word/2020/wordml/sdtdatahash" xmlns:w16se="http://schemas.microsoft.com/office/word/2015/wordml/symex" mc:Ignorable="w14 w15 w16se w16cid w16 w16cex w16sdtdh">
+<w:styles xmlns:mc="http://schemas.openxmlformats.org/markup-compatibility/2006" xmlns:r="http://schemas.openxmlformats.org/officeDocument/2006/relationships" xmlns:w="http://schemas.openxmlformats.org/wordprocessingml/2006/main" xmlns:w14="http://schemas.microsoft.com/office/word/2010/wordml" xmlns:w15="http://schemas.microsoft.com/office/word/2012/wordml" mc:Ignorable="w14 w15">
   <w:docDefaults>
     <w:rPrDefault>
       <w:rPr>
@@ -1931,7 +5142,7 @@
       </w:pPr>
     </w:pPrDefault>
   </w:docDefaults>
-  <w:latentStyles w:defLockedState="0" w:defUIPriority="99" w:defSemiHidden="0" w:defUnhideWhenUsed="0" w:defQFormat="0" w:count="376">
+  <w:latentStyles w:defLockedState="0" w:defUIPriority="99" w:defSemiHidden="0" w:defUnhideWhenUsed="0" w:defQFormat="0" w:count="371">
     <w:lsdException w:name="Normal" w:uiPriority="0" w:qFormat="1"/>
     <w:lsdException w:name="heading 1" w:uiPriority="9" w:qFormat="1"/>
     <w:lsdException w:name="heading 2" w:semiHidden="1" w:uiPriority="9" w:unhideWhenUsed="1" w:qFormat="1"/>
@@ -2303,11 +5514,6 @@
     <w:lsdException w:name="List Table 5 Dark Accent 6" w:uiPriority="50"/>
     <w:lsdException w:name="List Table 6 Colorful Accent 6" w:uiPriority="51"/>
     <w:lsdException w:name="List Table 7 Colorful Accent 6" w:uiPriority="52"/>
-    <w:lsdException w:name="Mention" w:semiHidden="1" w:unhideWhenUsed="1"/>
-    <w:lsdException w:name="Smart Hyperlink" w:semiHidden="1" w:unhideWhenUsed="1"/>
-    <w:lsdException w:name="Hashtag" w:semiHidden="1" w:unhideWhenUsed="1"/>
-    <w:lsdException w:name="Unresolved Mention" w:semiHidden="1" w:unhideWhenUsed="1"/>
-    <w:lsdException w:name="Smart Link" w:semiHidden="1" w:unhideWhenUsed="1"/>
   </w:latentStyles>
   <w:style w:type="paragraph" w:default="1" w:styleId="Normal">
     <w:name w:val="Normal"/>
@@ -2349,6 +5555,7 @@
       <w:spacing w:after="0" w:line="240" w:lineRule="auto"/>
     </w:pPr>
     <w:tblPr>
+      <w:tblInd w:w="0" w:type="dxa"/>
       <w:tblBorders>
         <w:top w:val="single" w:sz="4" w:space="0" w:color="auto"/>
         <w:left w:val="single" w:sz="4" w:space="0" w:color="auto"/>
@@ -2357,6 +5564,12 @@
         <w:insideH w:val="single" w:sz="4" w:space="0" w:color="auto"/>
         <w:insideV w:val="single" w:sz="4" w:space="0" w:color="auto"/>
       </w:tblBorders>
+      <w:tblCellMar>
+        <w:top w:w="0" w:type="dxa"/>
+        <w:left w:w="108" w:type="dxa"/>
+        <w:bottom w:w="0" w:type="dxa"/>
+        <w:right w:w="108" w:type="dxa"/>
+      </w:tblCellMar>
     </w:tblPr>
   </w:style>
   <w:style w:type="paragraph" w:styleId="ListParagraph">
